--- a/NIST-CSF-2/CSW-CSF-Technical-Runbook.docx
+++ b/NIST-CSF-2/CSW-CSF-Technical-Runbook.docx
@@ -28,7 +28,7 @@
         </w:p>
       </w:sdtContent>
     </w:sdt>
-    <w:bookmarkStart w:id="51" w:name="Xee1aa6d1bb772972f4fd999e8243b151cdf2953"/>
+    <w:bookmarkStart w:id="60" w:name="Xee1aa6d1bb772972f4fd999e8243b151cdf2953"/>
     <w:p>
       <w:pPr>
         <w:pStyle w:val="Heading1"/>
@@ -692,19 +692,25 @@
         <w:t xml:space="preserve"> </w:t>
       </w:r>
       <w:r>
-        <w:t xml:space="preserve">CSF Profile; section 3 if Govern is the new gap (most common</w:t>
-      </w:r>
-      <w:r>
-        <w:t xml:space="preserve"> </w:t>
-      </w:r>
-      <w:r>
-        <w:t xml:space="preserve">post-2.0 question); sections 4–8 walk Identify through Recover</w:t>
-      </w:r>
-      <w:r>
-        <w:t xml:space="preserve"> </w:t>
-      </w:r>
-      <w:r>
-        <w:t xml:space="preserve">mapped to CSW.</w:t>
+        <w:t xml:space="preserve">CSF Profile; sections 3–4 for the scope tree and the policy set that</w:t>
+      </w:r>
+      <w:r>
+        <w:t xml:space="preserve"> </w:t>
+      </w:r>
+      <w:r>
+        <w:t xml:space="preserve">make the Protect outcomes demonstrable; section 5 if Govern is the new</w:t>
+      </w:r>
+      <w:r>
+        <w:t xml:space="preserve"> </w:t>
+      </w:r>
+      <w:r>
+        <w:t xml:space="preserve">gap (most common post-2.0 question); sections 6–10 walk Identify</w:t>
+      </w:r>
+      <w:r>
+        <w:t xml:space="preserve"> </w:t>
+      </w:r>
+      <w:r>
+        <w:t xml:space="preserve">through Recover mapped to CSW.</w:t>
       </w:r>
     </w:p>
     <w:p>
@@ -2650,13 +2656,13 @@
       </w:r>
     </w:p>
     <w:bookmarkEnd w:id="22"/>
-    <w:bookmarkStart w:id="23" w:name="X33e2d975a2c035c508811ad7e4695157ff3da3a"/>
+    <w:bookmarkStart w:id="26" w:name="X7a26901f8ec6985131e0146d6897a82f9245beb"/>
     <w:p>
       <w:pPr>
         <w:pStyle w:val="Heading2"/>
       </w:pPr>
       <w:r>
-        <w:t xml:space="preserve">3. Govern (GV) — Organisational Context, Strategy, Oversight</w:t>
+        <w:t xml:space="preserve">3. Scope Architecture and Labeling</w:t>
       </w:r>
     </w:p>
     <w:p>
@@ -2664,61 +2670,404 @@
         <w:pStyle w:val="FirstParagraph"/>
       </w:pPr>
       <w:r>
-        <w:t xml:space="preserve">GV is the new Function in CSF 2.0. CSW does not establish strategy</w:t>
-      </w:r>
-      <w:r>
-        <w:t xml:space="preserve"> </w:t>
-      </w:r>
-      <w:r>
-        <w:t xml:space="preserve">or assign roles. It contributes by supplying the</w:t>
-      </w:r>
-      <w:r>
-        <w:t xml:space="preserve"> </w:t>
-      </w:r>
-      <w:r>
-        <w:rPr>
-          <w:i/>
-          <w:iCs/>
-        </w:rPr>
-        <w:t xml:space="preserve">technical evidence</w:t>
-      </w:r>
-      <w:r>
-        <w:rPr>
-          <w:i/>
-          <w:iCs/>
-        </w:rPr>
-        <w:t xml:space="preserve"> </w:t>
-      </w:r>
-      <w:r>
-        <w:rPr>
-          <w:i/>
-          <w:iCs/>
-        </w:rPr>
-        <w:t xml:space="preserve">pack</w:t>
-      </w:r>
-      <w:r>
-        <w:t xml:space="preserve"> </w:t>
-      </w:r>
-      <w:r>
-        <w:t xml:space="preserve">the management body needs to discharge GV.OV (Oversight) and</w:t>
-      </w:r>
-      <w:r>
-        <w:t xml:space="preserve"> </w:t>
-      </w:r>
-      <w:r>
-        <w:t xml:space="preserve">GV.SC (Supply Chain) responsibilities credibly.</w:t>
-      </w:r>
-    </w:p>
-    <w:p>
-      <w:pPr>
-        <w:pStyle w:val="BodyText"/>
-      </w:pPr>
+        <w:t xml:space="preserve">Section 2 sets the Profile labels. This section turns them into the scope</w:t>
+      </w:r>
+      <w:r>
+        <w:t xml:space="preserve"> </w:t>
+      </w:r>
+      <w:r>
+        <w:t xml:space="preserve">tree that the Identify and Protect functions are assessed against. The</w:t>
+      </w:r>
+      <w:r>
+        <w:t xml:space="preserve"> </w:t>
+      </w:r>
+      <w:r>
+        <w:t xml:space="preserve">tree is the direct evidence artifact for</w:t>
+      </w:r>
+      <w:r>
+        <w:t xml:space="preserve"> </w:t>
+      </w:r>
       <w:r>
         <w:rPr>
           <w:b/>
           <w:bCs/>
         </w:rPr>
-        <w:t xml:space="preserve">Subcategories where CSW supplies inputs:</w:t>
+        <w:t xml:space="preserve">ID.AM-03</w:t>
+      </w:r>
+      <w:r>
+        <w:t xml:space="preserve"> </w:t>
+      </w:r>
+      <w:r>
+        <w:t xml:space="preserve">— representations of</w:t>
+      </w:r>
+      <w:r>
+        <w:t xml:space="preserve"> </w:t>
+      </w:r>
+      <w:r>
+        <w:t xml:space="preserve">authorized network communication and internal and external data flows —</w:t>
+      </w:r>
+      <w:r>
+        <w:t xml:space="preserve"> </w:t>
+      </w:r>
+      <w:r>
+        <w:t xml:space="preserve">which is the Subcategory most organisations satisfy with a stale Visio</w:t>
+      </w:r>
+      <w:r>
+        <w:t xml:space="preserve"> </w:t>
+      </w:r>
+      <w:r>
+        <w:t xml:space="preserve">diagram.</w:t>
+      </w:r>
+    </w:p>
+    <w:bookmarkStart w:id="23" w:name="Xb2afcc5ec79c92c44c122e5348dde8c691af348"/>
+    <w:p>
+      <w:pPr>
+        <w:pStyle w:val="Heading3"/>
+      </w:pPr>
+      <w:r>
+        <w:t xml:space="preserve">3.1 Suggested Scope Architecture</w:t>
+      </w:r>
+    </w:p>
+    <w:p>
+      <w:pPr>
+        <w:pStyle w:val="SourceCode"/>
+      </w:pPr>
+      <w:r>
+        <w:rPr>
+          <w:rStyle w:val="VerbatimChar"/>
+        </w:rPr>
+        <w:t xml:space="preserve">Root Scope</w:t>
+      </w:r>
+      <w:r>
+        <w:br/>
+      </w:r>
+      <w:r>
+        <w:rPr>
+          <w:rStyle w:val="VerbatimChar"/>
+        </w:rPr>
+        <w:t xml:space="preserve">└── Enterprise</w:t>
+      </w:r>
+      <w:r>
+        <w:br/>
+      </w:r>
+      <w:r>
+        <w:rPr>
+          <w:rStyle w:val="VerbatimChar"/>
+        </w:rPr>
+        <w:t xml:space="preserve">    ├── Crown-Jewel-Systems               (crit_band = crown-jewel)</w:t>
+      </w:r>
+      <w:r>
+        <w:br/>
+      </w:r>
+      <w:r>
+        <w:rPr>
+          <w:rStyle w:val="VerbatimChar"/>
+        </w:rPr>
+        <w:t xml:space="preserve">    │   ├── Business-Critical-Applications</w:t>
+      </w:r>
+      <w:r>
+        <w:br/>
+      </w:r>
+      <w:r>
+        <w:rPr>
+          <w:rStyle w:val="VerbatimChar"/>
+        </w:rPr>
+        <w:t xml:space="preserve">    │   └── Critical-Data-Stores</w:t>
+      </w:r>
+      <w:r>
+        <w:br/>
+      </w:r>
+      <w:r>
+        <w:rPr>
+          <w:rStyle w:val="VerbatimChar"/>
+        </w:rPr>
+        <w:t xml:space="preserve">    ├── Business-Applications</w:t>
+      </w:r>
+      <w:r>
+        <w:br/>
+      </w:r>
+      <w:r>
+        <w:rPr>
+          <w:rStyle w:val="VerbatimChar"/>
+        </w:rPr>
+        <w:t xml:space="preserve">    │   ├── External-Facing</w:t>
+      </w:r>
+      <w:r>
+        <w:br/>
+      </w:r>
+      <w:r>
+        <w:rPr>
+          <w:rStyle w:val="VerbatimChar"/>
+        </w:rPr>
+        <w:t xml:space="preserve">    │   └── Internal-Facing</w:t>
+      </w:r>
+      <w:r>
+        <w:br/>
+      </w:r>
+      <w:r>
+        <w:rPr>
+          <w:rStyle w:val="VerbatimChar"/>
+        </w:rPr>
+        <w:t xml:space="preserve">    ├── Shared-Infrastructure</w:t>
+      </w:r>
+      <w:r>
+        <w:br/>
+      </w:r>
+      <w:r>
+        <w:rPr>
+          <w:rStyle w:val="VerbatimChar"/>
+        </w:rPr>
+        <w:t xml:space="preserve">    │   ├── Identity-Services</w:t>
+      </w:r>
+      <w:r>
+        <w:br/>
+      </w:r>
+      <w:r>
+        <w:rPr>
+          <w:rStyle w:val="VerbatimChar"/>
+        </w:rPr>
+        <w:t xml:space="preserve">    │   └── Logging-and-Monitoring</w:t>
+      </w:r>
+      <w:r>
+        <w:br/>
+      </w:r>
+      <w:r>
+        <w:rPr>
+          <w:rStyle w:val="VerbatimChar"/>
+        </w:rPr>
+        <w:t xml:space="preserve">    ├── Privileged-Access-Paths</w:t>
+      </w:r>
+      <w:r>
+        <w:br/>
+      </w:r>
+      <w:r>
+        <w:rPr>
+          <w:rStyle w:val="VerbatimChar"/>
+        </w:rPr>
+        <w:t xml:space="preserve">    └── Third-Party-Connectivity</w:t>
+      </w:r>
+    </w:p>
+    <w:p>
+      <w:pPr>
+        <w:pStyle w:val="FirstParagraph"/>
+      </w:pPr>
+      <w:r>
+        <w:t xml:space="preserve">Mirror</w:t>
+      </w:r>
+      <w:r>
+        <w:t xml:space="preserve"> </w:t>
+      </w:r>
+      <w:r>
+        <w:rPr>
+          <w:rStyle w:val="VerbatimChar"/>
+        </w:rPr>
+        <w:t xml:space="preserve">crit_band</w:t>
+      </w:r>
+      <w:r>
+        <w:t xml:space="preserve"> </w:t>
+      </w:r>
+      <w:r>
+        <w:t xml:space="preserve">onto the top-level branches rather than inventing a</w:t>
+      </w:r>
+      <w:r>
+        <w:t xml:space="preserve"> </w:t>
+      </w:r>
+      <w:r>
+        <w:t xml:space="preserve">second criticality vocabulary. The Profile in section 2 is what the</w:t>
+      </w:r>
+      <w:r>
+        <w:t xml:space="preserve"> </w:t>
+      </w:r>
+      <w:r>
+        <w:t xml:space="preserve">Govern function reports against, so a scope tree that disagrees with it</w:t>
+      </w:r>
+      <w:r>
+        <w:t xml:space="preserve"> </w:t>
+      </w:r>
+      <w:r>
+        <w:t xml:space="preserve">produces two different answers to the same risk question.</w:t>
+      </w:r>
+    </w:p>
+    <w:bookmarkEnd w:id="23"/>
+    <w:bookmarkStart w:id="24" w:name="X49d050854993157a494233807e24da6beca7d50"/>
+    <w:p>
+      <w:pPr>
+        <w:pStyle w:val="Heading3"/>
+      </w:pPr>
+      <w:r>
+        <w:t xml:space="preserve">3.2 Inventory Filters</w:t>
+      </w:r>
+    </w:p>
+    <w:p>
+      <w:pPr>
+        <w:pStyle w:val="SourceCode"/>
+      </w:pPr>
+      <w:r>
+        <w:rPr>
+          <w:rStyle w:val="VerbatimChar"/>
+        </w:rPr>
+        <w:t xml:space="preserve">Filter: Crown-Jewel-Systems</w:t>
+      </w:r>
+      <w:r>
+        <w:br/>
+      </w:r>
+      <w:r>
+        <w:rPr>
+          <w:rStyle w:val="VerbatimChar"/>
+        </w:rPr>
+        <w:t xml:space="preserve">  - Tag: crit_band = crown-jewel</w:t>
+      </w:r>
+      <w:r>
+        <w:br/>
+      </w:r>
+      <w:r>
+        <w:rPr>
+          <w:rStyle w:val="VerbatimChar"/>
+        </w:rPr>
+        <w:t xml:space="preserve">  - Tag: business_function matches the Target Profile priority list</w:t>
+      </w:r>
+      <w:r>
+        <w:br/>
+      </w:r>
+      <w:r>
+        <w:br/>
+      </w:r>
+      <w:r>
+        <w:rPr>
+          <w:rStyle w:val="VerbatimChar"/>
+        </w:rPr>
+        <w:t xml:space="preserve">Filter: Critical-Data-Stores</w:t>
+      </w:r>
+      <w:r>
+        <w:br/>
+      </w:r>
+      <w:r>
+        <w:rPr>
+          <w:rStyle w:val="VerbatimChar"/>
+        </w:rPr>
+        <w:t xml:space="preserve">  - Tag: data_class = regulated | confidential</w:t>
+      </w:r>
+      <w:r>
+        <w:br/>
+      </w:r>
+      <w:r>
+        <w:rPr>
+          <w:rStyle w:val="VerbatimChar"/>
+        </w:rPr>
+        <w:t xml:space="preserve">  - Listening port: 1433, 1521, 3306, 5432, 27017</w:t>
+      </w:r>
+      <w:r>
+        <w:br/>
+      </w:r>
+      <w:r>
+        <w:br/>
+      </w:r>
+      <w:r>
+        <w:rPr>
+          <w:rStyle w:val="VerbatimChar"/>
+        </w:rPr>
+        <w:t xml:space="preserve">Filter: Third-Party-Connectivity</w:t>
+      </w:r>
+      <w:r>
+        <w:br/>
+      </w:r>
+      <w:r>
+        <w:rPr>
+          <w:rStyle w:val="VerbatimChar"/>
+        </w:rPr>
+        <w:t xml:space="preserve">  - Destination outside on-prem and cloud allow-lists</w:t>
+      </w:r>
+      <w:r>
+        <w:br/>
+      </w:r>
+      <w:r>
+        <w:rPr>
+          <w:rStyle w:val="VerbatimChar"/>
+        </w:rPr>
+        <w:t xml:space="preserve">  - Tag: managed_by = vendor | service-provider</w:t>
+      </w:r>
+      <w:r>
+        <w:br/>
+      </w:r>
+      <w:r>
+        <w:br/>
+      </w:r>
+      <w:r>
+        <w:rPr>
+          <w:rStyle w:val="VerbatimChar"/>
+        </w:rPr>
+        <w:t xml:space="preserve">Filter: Profile-Gap-Candidates</w:t>
+      </w:r>
+      <w:r>
+        <w:br/>
+      </w:r>
+      <w:r>
+        <w:rPr>
+          <w:rStyle w:val="VerbatimChar"/>
+        </w:rPr>
+        <w:t xml:space="preserve">  - Tag: profile_scope = in-target</w:t>
+      </w:r>
+      <w:r>
+        <w:br/>
+      </w:r>
+      <w:r>
+        <w:rPr>
+          <w:rStyle w:val="VerbatimChar"/>
+        </w:rPr>
+        <w:t xml:space="preserve">  - No enforcing policy workspace covering the workload</w:t>
+      </w:r>
+    </w:p>
+    <w:p>
+      <w:pPr>
+        <w:pStyle w:val="FirstParagraph"/>
+      </w:pPr>
+      <w:r>
+        <w:rPr>
+          <w:rStyle w:val="VerbatimChar"/>
+        </w:rPr>
+        <w:t xml:space="preserve">Profile-Gap-Candidates</w:t>
+      </w:r>
+      <w:r>
+        <w:t xml:space="preserve"> </w:t>
+      </w:r>
+      <w:r>
+        <w:t xml:space="preserve">is the filter that makes CSF progress tracking</w:t>
+      </w:r>
+      <w:r>
+        <w:t xml:space="preserve"> </w:t>
+      </w:r>
+      <w:r>
+        <w:t xml:space="preserve">mechanical: it returns exactly the workloads the Target Profile claims</w:t>
+      </w:r>
+      <w:r>
+        <w:t xml:space="preserve"> </w:t>
+      </w:r>
+      <w:r>
+        <w:t xml:space="preserve">will be protected but which no enforced policy currently covers.</w:t>
+      </w:r>
+    </w:p>
+    <w:bookmarkEnd w:id="24"/>
+    <w:bookmarkStart w:id="25" w:name="X7f182565d226d136c9b8bbdffe85c48c1ab67f5"/>
+    <w:p>
+      <w:pPr>
+        <w:pStyle w:val="Heading3"/>
+      </w:pPr>
+      <w:r>
+        <w:t xml:space="preserve">3.3 Labeling Strategy</w:t>
+      </w:r>
+    </w:p>
+    <w:p>
+      <w:pPr>
+        <w:pStyle w:val="FirstParagraph"/>
+      </w:pPr>
+      <w:r>
+        <w:t xml:space="preserve">The five keys from section 2 carry the Profile; the rest below make the</w:t>
+      </w:r>
+      <w:r>
+        <w:t xml:space="preserve"> </w:t>
+      </w:r>
+      <w:r>
+        <w:t xml:space="preserve">Protect and Detect Subcategories queryable.</w:t>
       </w:r>
     </w:p>
     <w:tbl>
@@ -2743,446 +3092,385 @@
               <w:pStyle w:val="Compact"/>
             </w:pPr>
             <w:r>
-              <w:t xml:space="preserve">Subcategory</w:t>
-            </w:r>
-          </w:p>
-        </w:tc>
-        <w:tc>
-          <w:tcPr/>
-          <w:p>
-            <w:pPr>
-              <w:pStyle w:val="Compact"/>
-            </w:pPr>
-            <w:r>
-              <w:t xml:space="preserve">Topic</w:t>
-            </w:r>
-          </w:p>
-        </w:tc>
-        <w:tc>
-          <w:tcPr/>
-          <w:p>
-            <w:pPr>
-              <w:pStyle w:val="Compact"/>
-            </w:pPr>
-            <w:r>
-              <w:t xml:space="preserve">CSW input</w:t>
-            </w:r>
-          </w:p>
-        </w:tc>
-      </w:tr>
-      <w:tr>
-        <w:tc>
-          <w:tcPr/>
-          <w:p>
-            <w:pPr>
-              <w:pStyle w:val="Compact"/>
-            </w:pPr>
-            <w:r>
-              <w:t xml:space="preserve">GV.OV-01</w:t>
-            </w:r>
-          </w:p>
-        </w:tc>
-        <w:tc>
-          <w:tcPr/>
-          <w:p>
-            <w:pPr>
-              <w:pStyle w:val="Compact"/>
-            </w:pPr>
-            <w:r>
-              <w:t xml:space="preserve">Cybersecurity strategy outcomes are reviewed</w:t>
-            </w:r>
-          </w:p>
-        </w:tc>
-        <w:tc>
-          <w:tcPr/>
-          <w:p>
-            <w:pPr>
-              <w:pStyle w:val="Compact"/>
-            </w:pPr>
-            <w:r>
-              <w:t xml:space="preserve">Quarterly evidence pack feeding the review</w:t>
-            </w:r>
-          </w:p>
-        </w:tc>
-      </w:tr>
-      <w:tr>
-        <w:tc>
-          <w:tcPr/>
-          <w:p>
-            <w:pPr>
-              <w:pStyle w:val="Compact"/>
-            </w:pPr>
-            <w:r>
-              <w:t xml:space="preserve">GV.OV-02</w:t>
-            </w:r>
-          </w:p>
-        </w:tc>
-        <w:tc>
-          <w:tcPr/>
-          <w:p>
-            <w:pPr>
-              <w:pStyle w:val="Compact"/>
-            </w:pPr>
-            <w:r>
-              <w:t xml:space="preserve">Cybersecurity risk management strategy adjusted</w:t>
-            </w:r>
-          </w:p>
-        </w:tc>
-        <w:tc>
-          <w:tcPr/>
-          <w:p>
-            <w:pPr>
-              <w:pStyle w:val="Compact"/>
-            </w:pPr>
-            <w:r>
-              <w:t xml:space="preserve">Trend reports (incident counts, MTTD/MTTR, vuln backlog)</w:t>
-            </w:r>
-          </w:p>
-        </w:tc>
-      </w:tr>
-      <w:tr>
-        <w:tc>
-          <w:tcPr/>
-          <w:p>
-            <w:pPr>
-              <w:pStyle w:val="Compact"/>
-            </w:pPr>
-            <w:r>
-              <w:t xml:space="preserve">GV.OV-03</w:t>
-            </w:r>
-          </w:p>
-        </w:tc>
-        <w:tc>
-          <w:tcPr/>
-          <w:p>
-            <w:pPr>
-              <w:pStyle w:val="Compact"/>
-            </w:pPr>
-            <w:r>
-              <w:t xml:space="preserve">Cybersecurity strategy and capabilities evaluated</w:t>
-            </w:r>
-          </w:p>
-        </w:tc>
-        <w:tc>
-          <w:tcPr/>
-          <w:p>
-            <w:pPr>
-              <w:pStyle w:val="Compact"/>
-            </w:pPr>
-            <w:r>
-              <w:t xml:space="preserve">Posture summary across ID/PR/DE/RS</w:t>
-            </w:r>
-          </w:p>
-        </w:tc>
-      </w:tr>
-      <w:tr>
-        <w:tc>
-          <w:tcPr/>
-          <w:p>
-            <w:pPr>
-              <w:pStyle w:val="Compact"/>
-            </w:pPr>
-            <w:r>
-              <w:t xml:space="preserve">GV.SC-04</w:t>
-            </w:r>
-          </w:p>
-        </w:tc>
-        <w:tc>
-          <w:tcPr/>
-          <w:p>
-            <w:pPr>
-              <w:pStyle w:val="Compact"/>
-            </w:pPr>
-            <w:r>
-              <w:t xml:space="preserve">Suppliers known and prioritised</w:t>
-            </w:r>
-          </w:p>
-        </w:tc>
-        <w:tc>
-          <w:tcPr/>
-          <w:p>
-            <w:pPr>
-              <w:pStyle w:val="Compact"/>
-            </w:pPr>
-            <w:r>
-              <w:t xml:space="preserve">Vendor-egress inventory per scope</w:t>
-            </w:r>
-          </w:p>
-        </w:tc>
-      </w:tr>
-      <w:tr>
-        <w:tc>
-          <w:tcPr/>
-          <w:p>
-            <w:pPr>
-              <w:pStyle w:val="Compact"/>
-            </w:pPr>
-            <w:r>
-              <w:t xml:space="preserve">GV.SC-07</w:t>
-            </w:r>
-          </w:p>
-        </w:tc>
-        <w:tc>
-          <w:tcPr/>
-          <w:p>
-            <w:pPr>
-              <w:pStyle w:val="Compact"/>
-            </w:pPr>
-            <w:r>
-              <w:t xml:space="preserve">Risks of suppliers monitored</w:t>
-            </w:r>
-          </w:p>
-        </w:tc>
-        <w:tc>
-          <w:tcPr/>
-          <w:p>
-            <w:pPr>
-              <w:pStyle w:val="Compact"/>
-            </w:pPr>
-            <w:r>
-              <w:t xml:space="preserve">Vendor-egress drift report</w:t>
-            </w:r>
-          </w:p>
-        </w:tc>
-      </w:tr>
-      <w:tr>
-        <w:tc>
-          <w:tcPr/>
-          <w:p>
-            <w:pPr>
-              <w:pStyle w:val="Compact"/>
-            </w:pPr>
-            <w:r>
-              <w:t xml:space="preserve">GV.SC-09</w:t>
-            </w:r>
-          </w:p>
-        </w:tc>
-        <w:tc>
-          <w:tcPr/>
-          <w:p>
-            <w:pPr>
-              <w:pStyle w:val="Compact"/>
-            </w:pPr>
-            <w:r>
-              <w:t xml:space="preserve">Supply chain security practices integrated</w:t>
-            </w:r>
-          </w:p>
-        </w:tc>
-        <w:tc>
-          <w:tcPr/>
-          <w:p>
-            <w:pPr>
-              <w:pStyle w:val="Compact"/>
-            </w:pPr>
-            <w:r>
-              <w:t xml:space="preserve">Egress allowlist + reconciliation against contract register</w:t>
-            </w:r>
-          </w:p>
-        </w:tc>
-      </w:tr>
-      <w:tr>
-        <w:tc>
-          <w:tcPr/>
-          <w:p>
-            <w:pPr>
-              <w:pStyle w:val="Compact"/>
-            </w:pPr>
-            <w:r>
-              <w:t xml:space="preserve">GV.SC-10</w:t>
-            </w:r>
-          </w:p>
-        </w:tc>
-        <w:tc>
-          <w:tcPr/>
-          <w:p>
-            <w:pPr>
-              <w:pStyle w:val="Compact"/>
-            </w:pPr>
-            <w:r>
-              <w:t xml:space="preserve">Cybersecurity supply chain risk management plans address end-of-life</w:t>
-            </w:r>
-          </w:p>
-        </w:tc>
-        <w:tc>
-          <w:tcPr/>
-          <w:p>
-            <w:pPr>
-              <w:pStyle w:val="Compact"/>
-            </w:pPr>
-            <w:r>
-              <w:t xml:space="preserve">Software inventory with vendor-EOL flags</w:t>
+              <w:t xml:space="preserve">Label key</w:t>
+            </w:r>
+          </w:p>
+        </w:tc>
+        <w:tc>
+          <w:tcPr/>
+          <w:p>
+            <w:pPr>
+              <w:pStyle w:val="Compact"/>
+            </w:pPr>
+            <w:r>
+              <w:t xml:space="preserve">Example values</w:t>
+            </w:r>
+          </w:p>
+        </w:tc>
+        <w:tc>
+          <w:tcPr/>
+          <w:p>
+            <w:pPr>
+              <w:pStyle w:val="Compact"/>
+            </w:pPr>
+            <w:r>
+              <w:t xml:space="preserve">Why it matters for CSF 2.0</w:t>
+            </w:r>
+          </w:p>
+        </w:tc>
+      </w:tr>
+      <w:tr>
+        <w:tc>
+          <w:tcPr/>
+          <w:p>
+            <w:pPr>
+              <w:pStyle w:val="Compact"/>
+            </w:pPr>
+            <w:r>
+              <w:rPr>
+                <w:rStyle w:val="VerbatimChar"/>
+              </w:rPr>
+              <w:t xml:space="preserve">csf_tier</w:t>
+            </w:r>
+          </w:p>
+        </w:tc>
+        <w:tc>
+          <w:tcPr/>
+          <w:p>
+            <w:pPr>
+              <w:pStyle w:val="Compact"/>
+            </w:pPr>
+            <w:r>
+              <w:t xml:space="preserve">partial, risk-informed, repeatable, adaptive</w:t>
+            </w:r>
+          </w:p>
+        </w:tc>
+        <w:tc>
+          <w:tcPr/>
+          <w:p>
+            <w:pPr>
+              <w:pStyle w:val="Compact"/>
+            </w:pPr>
+            <w:r>
+              <w:rPr>
+                <w:i/>
+                <w:iCs/>
+              </w:rPr>
+              <w:t xml:space="preserve">(section 2)</w:t>
+            </w:r>
+            <w:r>
+              <w:t xml:space="preserve"> </w:t>
+            </w:r>
+            <w:r>
+              <w:t xml:space="preserve">Governance tier the workload's evidence supports</w:t>
+            </w:r>
+          </w:p>
+        </w:tc>
+      </w:tr>
+      <w:tr>
+        <w:tc>
+          <w:tcPr/>
+          <w:p>
+            <w:pPr>
+              <w:pStyle w:val="Compact"/>
+            </w:pPr>
+            <w:r>
+              <w:rPr>
+                <w:rStyle w:val="VerbatimChar"/>
+              </w:rPr>
+              <w:t xml:space="preserve">business_function</w:t>
+            </w:r>
+          </w:p>
+        </w:tc>
+        <w:tc>
+          <w:tcPr/>
+          <w:p>
+            <w:pPr>
+              <w:pStyle w:val="Compact"/>
+            </w:pPr>
+          </w:p>
+        </w:tc>
+        <w:tc>
+          <w:tcPr/>
+          <w:p>
+            <w:pPr>
+              <w:pStyle w:val="Compact"/>
+            </w:pPr>
+            <w:r>
+              <w:rPr>
+                <w:i/>
+                <w:iCs/>
+              </w:rPr>
+              <w:t xml:space="preserve">(section 2)</w:t>
+            </w:r>
+            <w:r>
+              <w:t xml:space="preserve"> </w:t>
+            </w:r>
+            <w:r>
+              <w:t xml:space="preserve">Ties technical evidence to the Govern function's business context</w:t>
+            </w:r>
+          </w:p>
+        </w:tc>
+      </w:tr>
+      <w:tr>
+        <w:tc>
+          <w:tcPr/>
+          <w:p>
+            <w:pPr>
+              <w:pStyle w:val="Compact"/>
+            </w:pPr>
+            <w:r>
+              <w:rPr>
+                <w:rStyle w:val="VerbatimChar"/>
+              </w:rPr>
+              <w:t xml:space="preserve">data_class</w:t>
+            </w:r>
+          </w:p>
+        </w:tc>
+        <w:tc>
+          <w:tcPr/>
+          <w:p>
+            <w:pPr>
+              <w:pStyle w:val="Compact"/>
+            </w:pPr>
+            <w:r>
+              <w:t xml:space="preserve">public, internal, confidential, regulated</w:t>
+            </w:r>
+          </w:p>
+        </w:tc>
+        <w:tc>
+          <w:tcPr/>
+          <w:p>
+            <w:pPr>
+              <w:pStyle w:val="Compact"/>
+            </w:pPr>
+            <w:r>
+              <w:rPr>
+                <w:i/>
+                <w:iCs/>
+              </w:rPr>
+              <w:t xml:space="preserve">(section 2)</w:t>
+            </w:r>
+            <w:r>
+              <w:t xml:space="preserve"> </w:t>
+            </w:r>
+            <w:r>
+              <w:t xml:space="preserve">PR.DS scope membership and plaintext-flow findings</w:t>
+            </w:r>
+          </w:p>
+        </w:tc>
+      </w:tr>
+      <w:tr>
+        <w:tc>
+          <w:tcPr/>
+          <w:p>
+            <w:pPr>
+              <w:pStyle w:val="Compact"/>
+            </w:pPr>
+            <w:r>
+              <w:rPr>
+                <w:rStyle w:val="VerbatimChar"/>
+              </w:rPr>
+              <w:t xml:space="preserve">crit_band</w:t>
+            </w:r>
+          </w:p>
+        </w:tc>
+        <w:tc>
+          <w:tcPr/>
+          <w:p>
+            <w:pPr>
+              <w:pStyle w:val="Compact"/>
+            </w:pPr>
+            <w:r>
+              <w:t xml:space="preserve">crown-jewel, high, medium, low</w:t>
+            </w:r>
+          </w:p>
+        </w:tc>
+        <w:tc>
+          <w:tcPr/>
+          <w:p>
+            <w:pPr>
+              <w:pStyle w:val="Compact"/>
+            </w:pPr>
+            <w:r>
+              <w:rPr>
+                <w:i/>
+                <w:iCs/>
+              </w:rPr>
+              <w:t xml:space="preserve">(section 2)</w:t>
+            </w:r>
+            <w:r>
+              <w:t xml:space="preserve"> </w:t>
+            </w:r>
+            <w:r>
+              <w:t xml:space="preserve">Drives scope placement and enforcement sequencing</w:t>
+            </w:r>
+          </w:p>
+        </w:tc>
+      </w:tr>
+      <w:tr>
+        <w:tc>
+          <w:tcPr/>
+          <w:p>
+            <w:pPr>
+              <w:pStyle w:val="Compact"/>
+            </w:pPr>
+            <w:r>
+              <w:rPr>
+                <w:rStyle w:val="VerbatimChar"/>
+              </w:rPr>
+              <w:t xml:space="preserve">profile_scope</w:t>
+            </w:r>
+          </w:p>
+        </w:tc>
+        <w:tc>
+          <w:tcPr/>
+          <w:p>
+            <w:pPr>
+              <w:pStyle w:val="Compact"/>
+            </w:pPr>
+            <w:r>
+              <w:t xml:space="preserve">in-target, not-in-target</w:t>
+            </w:r>
+          </w:p>
+        </w:tc>
+        <w:tc>
+          <w:tcPr/>
+          <w:p>
+            <w:pPr>
+              <w:pStyle w:val="Compact"/>
+            </w:pPr>
+            <w:r>
+              <w:rPr>
+                <w:i/>
+                <w:iCs/>
+              </w:rPr>
+              <w:t xml:space="preserve">(section 2)</w:t>
+            </w:r>
+            <w:r>
+              <w:t xml:space="preserve"> </w:t>
+            </w:r>
+            <w:r>
+              <w:t xml:space="preserve">Separates Current Profile reality from Target Profile intent</w:t>
+            </w:r>
+          </w:p>
+        </w:tc>
+      </w:tr>
+      <w:tr>
+        <w:tc>
+          <w:tcPr/>
+          <w:p>
+            <w:pPr>
+              <w:pStyle w:val="Compact"/>
+            </w:pPr>
+            <w:r>
+              <w:rPr>
+                <w:rStyle w:val="VerbatimChar"/>
+              </w:rPr>
+              <w:t xml:space="preserve">dependency_tier</w:t>
+            </w:r>
+          </w:p>
+        </w:tc>
+        <w:tc>
+          <w:tcPr/>
+          <w:p>
+            <w:pPr>
+              <w:pStyle w:val="Compact"/>
+            </w:pPr>
+            <w:r>
+              <w:t xml:space="preserve">edge, app, data, shared</w:t>
+            </w:r>
+          </w:p>
+        </w:tc>
+        <w:tc>
+          <w:tcPr/>
+          <w:p>
+            <w:pPr>
+              <w:pStyle w:val="Compact"/>
+            </w:pPr>
+            <w:r>
+              <w:t xml:space="preserve">Makes the ID.AM-03 flow representation readable per tier</w:t>
+            </w:r>
+          </w:p>
+        </w:tc>
+      </w:tr>
+      <w:tr>
+        <w:tc>
+          <w:tcPr/>
+          <w:p>
+            <w:pPr>
+              <w:pStyle w:val="Compact"/>
+            </w:pPr>
+            <w:r>
+              <w:rPr>
+                <w:rStyle w:val="VerbatimChar"/>
+              </w:rPr>
+              <w:t xml:space="preserve">recovery_tier</w:t>
+            </w:r>
+          </w:p>
+        </w:tc>
+        <w:tc>
+          <w:tcPr/>
+          <w:p>
+            <w:pPr>
+              <w:pStyle w:val="Compact"/>
+            </w:pPr>
+            <w:r>
+              <w:t xml:space="preserve">rto-critical, rto-standard</w:t>
+            </w:r>
+          </w:p>
+        </w:tc>
+        <w:tc>
+          <w:tcPr/>
+          <w:p>
+            <w:pPr>
+              <w:pStyle w:val="Compact"/>
+            </w:pPr>
+            <w:r>
+              <w:t xml:space="preserve">RC.RP sequencing — which scopes come back first</w:t>
+            </w:r>
+          </w:p>
+        </w:tc>
+      </w:tr>
+      <w:tr>
+        <w:tc>
+          <w:tcPr/>
+          <w:p>
+            <w:pPr>
+              <w:pStyle w:val="Compact"/>
+            </w:pPr>
+            <w:r>
+              <w:rPr>
+                <w:rStyle w:val="VerbatimChar"/>
+              </w:rPr>
+              <w:t xml:space="preserve">compliance</w:t>
+            </w:r>
+          </w:p>
+        </w:tc>
+        <w:tc>
+          <w:tcPr/>
+          <w:p>
+            <w:pPr>
+              <w:pStyle w:val="Compact"/>
+            </w:pPr>
+            <w:r>
+              <w:t xml:space="preserve">nist-csf-2</w:t>
+            </w:r>
+          </w:p>
+        </w:tc>
+        <w:tc>
+          <w:tcPr/>
+          <w:p>
+            <w:pPr>
+              <w:pStyle w:val="Compact"/>
+            </w:pPr>
+            <w:r>
+              <w:t xml:space="preserve">Filters CSW evidence to the CSF assessment boundary</w:t>
             </w:r>
           </w:p>
         </w:tc>
       </w:tr>
     </w:tbl>
-    <w:p>
-      <w:pPr>
-        <w:pStyle w:val="BodyText"/>
-      </w:pPr>
-      <w:r>
-        <w:rPr>
-          <w:b/>
-          <w:bCs/>
-        </w:rPr>
-        <w:t xml:space="preserve">CSW Implementation:</w:t>
-      </w:r>
-    </w:p>
-    <w:p>
-      <w:pPr>
-        <w:pStyle w:val="SourceCode"/>
-      </w:pPr>
-      <w:r>
-        <w:rPr>
-          <w:rStyle w:val="VerbatimChar"/>
-        </w:rPr>
-        <w:t xml:space="preserve">Step 1: Standing quarterly evidence pack to management body</w:t>
-      </w:r>
-      <w:r>
-        <w:br/>
-      </w:r>
-      <w:r>
-        <w:rPr>
-          <w:rStyle w:val="VerbatimChar"/>
-        </w:rPr>
-        <w:t xml:space="preserve">  Sections (each ~1 page):</w:t>
-      </w:r>
-      <w:r>
-        <w:br/>
-      </w:r>
-      <w:r>
-        <w:rPr>
-          <w:rStyle w:val="VerbatimChar"/>
-        </w:rPr>
-        <w:t xml:space="preserve">    1. Workload inventory drift summary (ID.AM)</w:t>
-      </w:r>
-      <w:r>
-        <w:br/>
-      </w:r>
-      <w:r>
-        <w:rPr>
-          <w:rStyle w:val="VerbatimChar"/>
-        </w:rPr>
-        <w:t xml:space="preserve">    2. Vulnerability backlog by criticality (ID.RA / PR.PS)</w:t>
-      </w:r>
-      <w:r>
-        <w:br/>
-      </w:r>
-      <w:r>
-        <w:rPr>
-          <w:rStyle w:val="VerbatimChar"/>
-        </w:rPr>
-        <w:t xml:space="preserve">    3. Segmentation policy diff (PR.IR)</w:t>
-      </w:r>
-      <w:r>
-        <w:br/>
-      </w:r>
-      <w:r>
-        <w:rPr>
-          <w:rStyle w:val="VerbatimChar"/>
-        </w:rPr>
-        <w:t xml:space="preserve">    4. Detection summary + MTTD/MTTR trend (DE.CM / RS.AN)</w:t>
-      </w:r>
-      <w:r>
-        <w:br/>
-      </w:r>
-      <w:r>
-        <w:rPr>
-          <w:rStyle w:val="VerbatimChar"/>
-        </w:rPr>
-        <w:t xml:space="preserve">    5. Incident summary with severity distribution (RS / RC)</w:t>
-      </w:r>
-      <w:r>
-        <w:br/>
-      </w:r>
-      <w:r>
-        <w:rPr>
-          <w:rStyle w:val="VerbatimChar"/>
-        </w:rPr>
-        <w:t xml:space="preserve">    6. Vendor-egress drift summary (GV.SC)</w:t>
-      </w:r>
-      <w:r>
-        <w:br/>
-      </w:r>
-      <w:r>
-        <w:rPr>
-          <w:rStyle w:val="VerbatimChar"/>
-        </w:rPr>
-        <w:t xml:space="preserve">    7. Open audit/regulatory findings + remediation (GV.OV)</w:t>
-      </w:r>
-      <w:r>
-        <w:br/>
-      </w:r>
-      <w:r>
-        <w:br/>
-      </w:r>
-      <w:r>
-        <w:rPr>
-          <w:rStyle w:val="VerbatimChar"/>
-        </w:rPr>
-        <w:t xml:space="preserve">Step 2: Schedule generation</w:t>
-      </w:r>
-      <w:r>
-        <w:br/>
-      </w:r>
-      <w:r>
-        <w:rPr>
-          <w:rStyle w:val="VerbatimChar"/>
-        </w:rPr>
-        <w:t xml:space="preserve">  → CSW reports (Inventory, Vulnerability, Policy Diff, Alert</w:t>
-      </w:r>
-      <w:r>
-        <w:br/>
-      </w:r>
-      <w:r>
-        <w:rPr>
-          <w:rStyle w:val="VerbatimChar"/>
-        </w:rPr>
-        <w:t xml:space="preserve">    Summary) all available via API for automated aggregation</w:t>
-      </w:r>
-      <w:r>
-        <w:br/>
-      </w:r>
-      <w:r>
-        <w:rPr>
-          <w:rStyle w:val="VerbatimChar"/>
-        </w:rPr>
-        <w:t xml:space="preserve">  → Recommended: stand up a small report-generation script that</w:t>
-      </w:r>
-      <w:r>
-        <w:br/>
-      </w:r>
-      <w:r>
-        <w:rPr>
-          <w:rStyle w:val="VerbatimChar"/>
-        </w:rPr>
-        <w:t xml:space="preserve">    pulls each section monthly and rolls up quarterly</w:t>
-      </w:r>
-    </w:p>
-    <w:p>
-      <w:pPr>
-        <w:pStyle w:val="FirstParagraph"/>
-      </w:pPr>
-      <w:r>
-        <w:rPr>
-          <w:b/>
-          <w:bCs/>
-        </w:rPr>
-        <w:t xml:space="preserve">Evidence:</w:t>
-      </w:r>
-      <w:r>
-        <w:t xml:space="preserve"> </w:t>
-      </w:r>
-      <w:r>
-        <w:t xml:space="preserve">standing quarterly evidence pack with auditable</w:t>
-      </w:r>
-      <w:r>
-        <w:t xml:space="preserve"> </w:t>
-      </w:r>
-      <w:r>
-        <w:t xml:space="preserve">generation date and management-body sign-off.</w:t>
-      </w:r>
-    </w:p>
     <w:p>
       <w:r>
         <w:pict>
@@ -3190,14 +3478,15 @@
         </w:pict>
       </w:r>
     </w:p>
-    <w:bookmarkEnd w:id="23"/>
-    <w:bookmarkStart w:id="26" w:name="X84771aae5c8ea64c99ac88a6c401d580f3b7896"/>
+    <w:bookmarkEnd w:id="25"/>
+    <w:bookmarkEnd w:id="26"/>
+    <w:bookmarkStart w:id="30" w:name="X4cbc7a361d8f950f463bcdc21f13a3b06b746fb"/>
     <w:p>
       <w:pPr>
         <w:pStyle w:val="Heading2"/>
       </w:pPr>
       <w:r>
-        <w:t xml:space="preserve">4. Identify (ID) — Asset Management, Risk Assessment</w:t>
+        <w:t xml:space="preserve">4. Policy Design — PR.IR and PR.AA Enforcement</w:t>
       </w:r>
     </w:p>
     <w:p>
@@ -3205,40 +3494,424 @@
         <w:pStyle w:val="FirstParagraph"/>
       </w:pPr>
       <w:r>
-        <w:t xml:space="preserve">CSF 2.0 emphasises Identify as the precondition for everything</w:t>
-      </w:r>
-      <w:r>
-        <w:t xml:space="preserve"> </w:t>
-      </w:r>
-      <w:r>
-        <w:t xml:space="preserve">downstream. You can't protect what you can't see; you can't</w:t>
-      </w:r>
-      <w:r>
-        <w:t xml:space="preserve"> </w:t>
-      </w:r>
-      <w:r>
-        <w:t xml:space="preserve">prioritise risk you can't measure.</w:t>
-      </w:r>
-    </w:p>
-    <w:p>
-      <w:pPr>
-        <w:pStyle w:val="BodyText"/>
+        <w:t xml:space="preserve">CSF 2.0 is outcome-based rather than prescriptive, so the policy set is</w:t>
+      </w:r>
+      <w:r>
+        <w:t xml:space="preserve"> </w:t>
+      </w:r>
+      <w:r>
+        <w:t xml:space="preserve">not a checklist item — it is the mechanism by which several Protect</w:t>
+      </w:r>
+      <w:r>
+        <w:t xml:space="preserve"> </w:t>
+      </w:r>
+      <w:r>
+        <w:t xml:space="preserve">Subcategories become demonstrable. Write it so each rule maps to a</w:t>
+      </w:r>
+      <w:r>
+        <w:t xml:space="preserve"> </w:t>
+      </w:r>
+      <w:r>
+        <w:t xml:space="preserve">Subcategory an assessor can name.</w:t>
+      </w:r>
+    </w:p>
+    <w:bookmarkStart w:id="27" w:name="Xd7cb529a66fe1e7a84ebb034f0046115b78ed05"/>
+    <w:p>
+      <w:pPr>
+        <w:pStyle w:val="Heading3"/>
+      </w:pPr>
+      <w:r>
+        <w:t xml:space="preserve">4.1 Subcategory-Aligned Policy Framework</w:t>
+      </w:r>
+    </w:p>
+    <w:p>
+      <w:pPr>
+        <w:pStyle w:val="FirstParagraph"/>
       </w:pPr>
       <w:r>
         <w:rPr>
           <w:b/>
           <w:bCs/>
         </w:rPr>
-        <w:t xml:space="preserve">Subcategories where CSW is the primary technical control:</w:t>
-      </w:r>
-    </w:p>
-    <w:bookmarkStart w:id="24" w:name="idam--asset-management"/>
+        <w:t xml:space="preserve">Absolute policies:</w:t>
+      </w:r>
+    </w:p>
+    <w:p>
+      <w:pPr>
+        <w:pStyle w:val="SourceCode"/>
+      </w:pPr>
+      <w:r>
+        <w:rPr>
+          <w:rStyle w:val="VerbatimChar"/>
+        </w:rPr>
+        <w:t xml:space="preserve">DENY  Any                         → Crown-Jewel-Systems      (default deny inbound — PR.IR-01)</w:t>
+      </w:r>
+      <w:r>
+        <w:br/>
+      </w:r>
+      <w:r>
+        <w:rPr>
+          <w:rStyle w:val="VerbatimChar"/>
+        </w:rPr>
+        <w:t xml:space="preserve">DENY  Crown-Jewel-Systems         → Internet                 (no direct egress from crown jewels)</w:t>
+      </w:r>
+      <w:r>
+        <w:br/>
+      </w:r>
+      <w:r>
+        <w:rPr>
+          <w:rStyle w:val="VerbatimChar"/>
+        </w:rPr>
+        <w:t xml:space="preserve">DENY  Third-Party-Connectivity    → Crown-Jewel-Systems      (vendor paths terminate short of crown jewels)</w:t>
+      </w:r>
+      <w:r>
+        <w:br/>
+      </w:r>
+      <w:r>
+        <w:rPr>
+          <w:rStyle w:val="VerbatimChar"/>
+        </w:rPr>
+        <w:t xml:space="preserve">DENY  Business-Applications       → Crown-Jewel-Systems      (promotion only via documented interfaces)</w:t>
+      </w:r>
+    </w:p>
+    <w:p>
+      <w:pPr>
+        <w:pStyle w:val="FirstParagraph"/>
+      </w:pPr>
+      <w:r>
+        <w:rPr>
+          <w:b/>
+          <w:bCs/>
+        </w:rPr>
+        <w:t xml:space="preserve">Allowlist policies (least privilege — PR.AA-05):</w:t>
+      </w:r>
+    </w:p>
+    <w:p>
+      <w:pPr>
+        <w:pStyle w:val="SourceCode"/>
+      </w:pPr>
+      <w:r>
+        <w:rPr>
+          <w:rStyle w:val="VerbatimChar"/>
+        </w:rPr>
+        <w:t xml:space="preserve">ALLOW External-Facing             → Internal-Facing          tcp/443</w:t>
+      </w:r>
+      <w:r>
+        <w:br/>
+      </w:r>
+      <w:r>
+        <w:rPr>
+          <w:rStyle w:val="VerbatimChar"/>
+        </w:rPr>
+        <w:t xml:space="preserve">ALLOW Internal-Facing             → Critical-Data-Stores     tcp/&lt;db-port-tls&gt;</w:t>
+      </w:r>
+      <w:r>
+        <w:br/>
+      </w:r>
+      <w:r>
+        <w:rPr>
+          <w:rStyle w:val="VerbatimChar"/>
+        </w:rPr>
+        <w:t xml:space="preserve">ALLOW Crown-Jewel-Systems         → Identity-Services        tcp/636, tcp/88</w:t>
+      </w:r>
+      <w:r>
+        <w:br/>
+      </w:r>
+      <w:r>
+        <w:rPr>
+          <w:rStyle w:val="VerbatimChar"/>
+        </w:rPr>
+        <w:t xml:space="preserve">ALLOW Privileged-Access-Paths     → Crown-Jewel-Systems      tcp/22, tcp/3389</w:t>
+      </w:r>
+      <w:r>
+        <w:br/>
+      </w:r>
+      <w:r>
+        <w:rPr>
+          <w:rStyle w:val="VerbatimChar"/>
+        </w:rPr>
+        <w:t xml:space="preserve">ALLOW Enterprise                  → Logging-and-Monitoring   tcp/443, udp/514</w:t>
+      </w:r>
+    </w:p>
+    <w:p>
+      <w:pPr>
+        <w:pStyle w:val="FirstParagraph"/>
+      </w:pPr>
+      <w:r>
+        <w:rPr>
+          <w:b/>
+          <w:bCs/>
+        </w:rPr>
+        <w:t xml:space="preserve">Catch-all:</w:t>
+      </w:r>
+    </w:p>
+    <w:p>
+      <w:pPr>
+        <w:pStyle w:val="SourceCode"/>
+      </w:pPr>
+      <w:r>
+        <w:rPr>
+          <w:rStyle w:val="VerbatimChar"/>
+        </w:rPr>
+        <w:t xml:space="preserve">LOG   Any                         → Crown-Jewel-Systems      (unmatched inbound — DE.CM-01)</w:t>
+      </w:r>
+      <w:r>
+        <w:br/>
+      </w:r>
+      <w:r>
+        <w:rPr>
+          <w:rStyle w:val="VerbatimChar"/>
+        </w:rPr>
+        <w:t xml:space="preserve">LOG   Crown-Jewel-Systems         → Any                      (unmatched outbound — DE.CM-01)</w:t>
+      </w:r>
+      <w:r>
+        <w:br/>
+      </w:r>
+      <w:r>
+        <w:rPr>
+          <w:rStyle w:val="VerbatimChar"/>
+        </w:rPr>
+        <w:t xml:space="preserve">LOG   Enterprise                  → Any                      (plaintext: tcp/80, tcp/21, tcp/23, tcp/389, udp/161)</w:t>
+      </w:r>
+    </w:p>
+    <w:bookmarkEnd w:id="27"/>
+    <w:bookmarkStart w:id="28" w:name="X549895a5273846e8f584dbdbf7813246b0b1e40"/>
     <w:p>
       <w:pPr>
         <w:pStyle w:val="Heading3"/>
       </w:pPr>
       <w:r>
-        <w:t xml:space="preserve">ID.AM — Asset Management</w:t>
+        <w:t xml:space="preserve">4.2 Policy Workspace Lifecycle</w:t>
+      </w:r>
+    </w:p>
+    <w:tbl>
+      <w:tblPr>
+        <w:tblStyle w:val="Table"/>
+        <w:tblW w:type="auto" w:w="0"/>
+        <w:tblLook w:firstRow="1" w:lastRow="0" w:firstColumn="0" w:lastColumn="0" w:noHBand="0" w:noVBand="0" w:val="0020"/>
+      </w:tblPr>
+      <w:tblGrid>
+        <w:gridCol w:w="1980"/>
+        <w:gridCol w:w="1980"/>
+        <w:gridCol w:w="1980"/>
+        <w:gridCol w:w="1980"/>
+      </w:tblGrid>
+      <w:tr>
+        <w:trPr>
+          <w:tblHeader w:val="on"/>
+        </w:trPr>
+        <w:tc>
+          <w:tcPr/>
+          <w:p>
+            <w:pPr>
+              <w:pStyle w:val="Compact"/>
+            </w:pPr>
+            <w:r>
+              <w:t xml:space="preserve">Phase</w:t>
+            </w:r>
+          </w:p>
+        </w:tc>
+        <w:tc>
+          <w:tcPr/>
+          <w:p>
+            <w:pPr>
+              <w:pStyle w:val="Compact"/>
+            </w:pPr>
+            <w:r>
+              <w:t xml:space="preserve">Mode</w:t>
+            </w:r>
+          </w:p>
+        </w:tc>
+        <w:tc>
+          <w:tcPr/>
+          <w:p>
+            <w:pPr>
+              <w:pStyle w:val="Compact"/>
+            </w:pPr>
+            <w:r>
+              <w:t xml:space="preserve">Duration</w:t>
+            </w:r>
+          </w:p>
+        </w:tc>
+        <w:tc>
+          <w:tcPr/>
+          <w:p>
+            <w:pPr>
+              <w:pStyle w:val="Compact"/>
+            </w:pPr>
+            <w:r>
+              <w:t xml:space="preserve">Purpose</w:t>
+            </w:r>
+          </w:p>
+        </w:tc>
+      </w:tr>
+      <w:tr>
+        <w:tc>
+          <w:tcPr/>
+          <w:p>
+            <w:pPr>
+              <w:pStyle w:val="Compact"/>
+            </w:pPr>
+            <w:r>
+              <w:t xml:space="preserve">1</w:t>
+            </w:r>
+          </w:p>
+        </w:tc>
+        <w:tc>
+          <w:tcPr/>
+          <w:p>
+            <w:pPr>
+              <w:pStyle w:val="Compact"/>
+            </w:pPr>
+            <w:r>
+              <w:t xml:space="preserve">Simulation</w:t>
+            </w:r>
+          </w:p>
+        </w:tc>
+        <w:tc>
+          <w:tcPr/>
+          <w:p>
+            <w:pPr>
+              <w:pStyle w:val="Compact"/>
+            </w:pPr>
+            <w:r>
+              <w:t xml:space="preserve">2 weeks</w:t>
+            </w:r>
+          </w:p>
+        </w:tc>
+        <w:tc>
+          <w:tcPr/>
+          <w:p>
+            <w:pPr>
+              <w:pStyle w:val="Compact"/>
+            </w:pPr>
+            <w:r>
+              <w:t xml:space="preserve">Validate the candidate policy</w:t>
+            </w:r>
+          </w:p>
+        </w:tc>
+      </w:tr>
+      <w:tr>
+        <w:tc>
+          <w:tcPr/>
+          <w:p>
+            <w:pPr>
+              <w:pStyle w:val="Compact"/>
+            </w:pPr>
+            <w:r>
+              <w:t xml:space="preserve">2</w:t>
+            </w:r>
+          </w:p>
+        </w:tc>
+        <w:tc>
+          <w:tcPr/>
+          <w:p>
+            <w:pPr>
+              <w:pStyle w:val="Compact"/>
+            </w:pPr>
+            <w:r>
+              <w:t xml:space="preserve">Enforcement (high-confidence rules only)</w:t>
+            </w:r>
+          </w:p>
+        </w:tc>
+        <w:tc>
+          <w:tcPr/>
+          <w:p>
+            <w:pPr>
+              <w:pStyle w:val="Compact"/>
+            </w:pPr>
+            <w:r>
+              <w:t xml:space="preserve">1 week</w:t>
+            </w:r>
+          </w:p>
+        </w:tc>
+        <w:tc>
+          <w:tcPr/>
+          <w:p>
+            <w:pPr>
+              <w:pStyle w:val="Compact"/>
+            </w:pPr>
+            <w:r>
+              <w:t xml:space="preserve">Enforce obvious deny rules</w:t>
+            </w:r>
+          </w:p>
+        </w:tc>
+      </w:tr>
+      <w:tr>
+        <w:tc>
+          <w:tcPr/>
+          <w:p>
+            <w:pPr>
+              <w:pStyle w:val="Compact"/>
+            </w:pPr>
+            <w:r>
+              <w:t xml:space="preserve">3</w:t>
+            </w:r>
+          </w:p>
+        </w:tc>
+        <w:tc>
+          <w:tcPr/>
+          <w:p>
+            <w:pPr>
+              <w:pStyle w:val="Compact"/>
+            </w:pPr>
+            <w:r>
+              <w:t xml:space="preserve">Full Enforcement</w:t>
+            </w:r>
+          </w:p>
+        </w:tc>
+        <w:tc>
+          <w:tcPr/>
+          <w:p>
+            <w:pPr>
+              <w:pStyle w:val="Compact"/>
+            </w:pPr>
+            <w:r>
+              <w:t xml:space="preserve">Ongoing</w:t>
+            </w:r>
+          </w:p>
+        </w:tc>
+        <w:tc>
+          <w:tcPr/>
+          <w:p>
+            <w:pPr>
+              <w:pStyle w:val="Compact"/>
+            </w:pPr>
+            <w:r>
+              <w:t xml:space="preserve">Workload allowlist enforced; monthly exception review</w:t>
+            </w:r>
+          </w:p>
+        </w:tc>
+      </w:tr>
+    </w:tbl>
+    <w:bookmarkEnd w:id="28"/>
+    <w:bookmarkStart w:id="29" w:name="X9e3cddda90623bcd393016e32c746c98f078028"/>
+    <w:p>
+      <w:pPr>
+        <w:pStyle w:val="Heading3"/>
+      </w:pPr>
+      <w:r>
+        <w:t xml:space="preserve">4.3 Policy State as Profile Progress</w:t>
+      </w:r>
+    </w:p>
+    <w:p>
+      <w:pPr>
+        <w:pStyle w:val="FirstParagraph"/>
+      </w:pPr>
+      <w:r>
+        <w:t xml:space="preserve">The Current-to-Target Profile delta is usually tracked in a spreadsheet</w:t>
+      </w:r>
+      <w:r>
+        <w:t xml:space="preserve"> </w:t>
+      </w:r>
+      <w:r>
+        <w:t xml:space="preserve">that ages immediately. Policy state is a better source because it cannot</w:t>
+      </w:r>
+      <w:r>
+        <w:t xml:space="preserve"> </w:t>
+      </w:r>
+      <w:r>
+        <w:t xml:space="preserve">drift from reality:</w:t>
       </w:r>
     </w:p>
     <w:tbl>
@@ -3263,305 +3936,272 @@
               <w:pStyle w:val="Compact"/>
             </w:pPr>
             <w:r>
-              <w:t xml:space="preserve">Subcategory</w:t>
-            </w:r>
-          </w:p>
-        </w:tc>
-        <w:tc>
-          <w:tcPr/>
-          <w:p>
-            <w:pPr>
-              <w:pStyle w:val="Compact"/>
-            </w:pPr>
-            <w:r>
-              <w:t xml:space="preserve">Topic</w:t>
-            </w:r>
-          </w:p>
-        </w:tc>
-        <w:tc>
-          <w:tcPr/>
-          <w:p>
-            <w:pPr>
-              <w:pStyle w:val="Compact"/>
-            </w:pPr>
-            <w:r>
-              <w:t xml:space="preserve">CSW capability</w:t>
-            </w:r>
-          </w:p>
-        </w:tc>
-      </w:tr>
-      <w:tr>
-        <w:tc>
-          <w:tcPr/>
-          <w:p>
-            <w:pPr>
-              <w:pStyle w:val="Compact"/>
-            </w:pPr>
-            <w:r>
-              <w:t xml:space="preserve">ID.AM-01</w:t>
-            </w:r>
-          </w:p>
-        </w:tc>
-        <w:tc>
-          <w:tcPr/>
-          <w:p>
-            <w:pPr>
-              <w:pStyle w:val="Compact"/>
-            </w:pPr>
-            <w:r>
-              <w:t xml:space="preserve">Inventories of hardware are maintained</w:t>
-            </w:r>
-          </w:p>
-        </w:tc>
-        <w:tc>
-          <w:tcPr/>
-          <w:p>
-            <w:pPr>
-              <w:pStyle w:val="Compact"/>
-            </w:pPr>
-            <w:r>
-              <w:t xml:space="preserve">Continuous workload inventory + cloud asset metadata</w:t>
-            </w:r>
-          </w:p>
-        </w:tc>
-      </w:tr>
-      <w:tr>
-        <w:tc>
-          <w:tcPr/>
-          <w:p>
-            <w:pPr>
-              <w:pStyle w:val="Compact"/>
-            </w:pPr>
-            <w:r>
-              <w:t xml:space="preserve">ID.AM-02</w:t>
-            </w:r>
-          </w:p>
-        </w:tc>
-        <w:tc>
-          <w:tcPr/>
-          <w:p>
-            <w:pPr>
-              <w:pStyle w:val="Compact"/>
-            </w:pPr>
-            <w:r>
-              <w:t xml:space="preserve">Inventories of software, services, and systems are maintained</w:t>
-            </w:r>
-          </w:p>
-        </w:tc>
-        <w:tc>
-          <w:tcPr/>
-          <w:p>
-            <w:pPr>
-              <w:pStyle w:val="Compact"/>
-            </w:pPr>
-            <w:r>
-              <w:t xml:space="preserve">Per-workload package + service inventory</w:t>
-            </w:r>
-          </w:p>
-        </w:tc>
-      </w:tr>
-      <w:tr>
-        <w:tc>
-          <w:tcPr/>
-          <w:p>
-            <w:pPr>
-              <w:pStyle w:val="Compact"/>
-            </w:pPr>
-            <w:r>
-              <w:t xml:space="preserve">ID.AM-03</w:t>
-            </w:r>
-          </w:p>
-        </w:tc>
-        <w:tc>
-          <w:tcPr/>
-          <w:p>
-            <w:pPr>
-              <w:pStyle w:val="Compact"/>
-            </w:pPr>
-            <w:r>
-              <w:t xml:space="preserve">Representations of organisation's authorised network communication and internal/external network data flows are maintained</w:t>
-            </w:r>
-          </w:p>
-        </w:tc>
-        <w:tc>
-          <w:tcPr/>
-          <w:p>
-            <w:pPr>
-              <w:pStyle w:val="Compact"/>
-            </w:pPr>
-            <w:r>
-              <w:t xml:space="preserve">ADM dependency graph; observed flow inventory</w:t>
-            </w:r>
-          </w:p>
-        </w:tc>
-      </w:tr>
-      <w:tr>
-        <w:tc>
-          <w:tcPr/>
-          <w:p>
-            <w:pPr>
-              <w:pStyle w:val="Compact"/>
-            </w:pPr>
-            <w:r>
-              <w:t xml:space="preserve">ID.AM-04</w:t>
-            </w:r>
-          </w:p>
-        </w:tc>
-        <w:tc>
-          <w:tcPr/>
-          <w:p>
-            <w:pPr>
-              <w:pStyle w:val="Compact"/>
-            </w:pPr>
-            <w:r>
-              <w:t xml:space="preserve">Inventories of services provided by suppliers are maintained</w:t>
-            </w:r>
-          </w:p>
-        </w:tc>
-        <w:tc>
-          <w:tcPr/>
-          <w:p>
-            <w:pPr>
-              <w:pStyle w:val="Compact"/>
-            </w:pPr>
-            <w:r>
-              <w:t xml:space="preserve">Vendor-egress observation + reconciliation</w:t>
-            </w:r>
-          </w:p>
-        </w:tc>
-      </w:tr>
-      <w:tr>
-        <w:tc>
-          <w:tcPr/>
-          <w:p>
-            <w:pPr>
-              <w:pStyle w:val="Compact"/>
-            </w:pPr>
-            <w:r>
-              <w:t xml:space="preserve">ID.AM-05</w:t>
-            </w:r>
-          </w:p>
-        </w:tc>
-        <w:tc>
-          <w:tcPr/>
-          <w:p>
-            <w:pPr>
-              <w:pStyle w:val="Compact"/>
-            </w:pPr>
-            <w:r>
-              <w:t xml:space="preserve">Assets are prioritised based on classification, criticality, resources, and impact</w:t>
-            </w:r>
-          </w:p>
-        </w:tc>
-        <w:tc>
-          <w:tcPr/>
-          <w:p>
-            <w:pPr>
-              <w:pStyle w:val="Compact"/>
-            </w:pPr>
-            <w:r>
-              <w:rPr>
-                <w:rStyle w:val="VerbatimChar"/>
-              </w:rPr>
-              <w:t xml:space="preserve">crit_band</w:t>
-            </w:r>
-            <w:r>
-              <w:t xml:space="preserve"> </w:t>
-            </w:r>
-            <w:r>
-              <w:t xml:space="preserve">labels drive scope-based prioritisation</w:t>
-            </w:r>
-          </w:p>
-        </w:tc>
-      </w:tr>
-      <w:tr>
-        <w:tc>
-          <w:tcPr/>
-          <w:p>
-            <w:pPr>
-              <w:pStyle w:val="Compact"/>
-            </w:pPr>
-            <w:r>
-              <w:t xml:space="preserve">ID.AM-07</w:t>
-            </w:r>
-          </w:p>
-        </w:tc>
-        <w:tc>
-          <w:tcPr/>
-          <w:p>
-            <w:pPr>
-              <w:pStyle w:val="Compact"/>
-            </w:pPr>
-            <w:r>
-              <w:t xml:space="preserve">Inventories of data and corresponding metadata for designated data types are maintained</w:t>
-            </w:r>
-          </w:p>
-        </w:tc>
-        <w:tc>
-          <w:tcPr/>
-          <w:p>
-            <w:pPr>
-              <w:pStyle w:val="Compact"/>
-            </w:pPr>
-            <w:r>
-              <w:t xml:space="preserve">Workload labels (</w:t>
-            </w:r>
-            <w:r>
-              <w:rPr>
-                <w:rStyle w:val="VerbatimChar"/>
-              </w:rPr>
-              <w:t xml:space="preserve">data_class</w:t>
-            </w:r>
-            <w:r>
-              <w:t xml:space="preserve">) anchor data-tier inventory</w:t>
-            </w:r>
-          </w:p>
-        </w:tc>
-      </w:tr>
-      <w:tr>
-        <w:tc>
-          <w:tcPr/>
-          <w:p>
-            <w:pPr>
-              <w:pStyle w:val="Compact"/>
-            </w:pPr>
-            <w:r>
-              <w:t xml:space="preserve">ID.AM-08</w:t>
-            </w:r>
-          </w:p>
-        </w:tc>
-        <w:tc>
-          <w:tcPr/>
-          <w:p>
-            <w:pPr>
-              <w:pStyle w:val="Compact"/>
-            </w:pPr>
-            <w:r>
-              <w:t xml:space="preserve">Systems, hardware, software, services, and data are managed throughout their lifecycle</w:t>
-            </w:r>
-          </w:p>
-        </w:tc>
-        <w:tc>
-          <w:tcPr/>
-          <w:p>
-            <w:pPr>
-              <w:pStyle w:val="Compact"/>
-            </w:pPr>
-            <w:r>
-              <w:t xml:space="preserve">Vendor-EOL flag in software inventory</w:t>
+              <w:t xml:space="preserve">Policy state for a scope</w:t>
+            </w:r>
+          </w:p>
+        </w:tc>
+        <w:tc>
+          <w:tcPr/>
+          <w:p>
+            <w:pPr>
+              <w:pStyle w:val="Compact"/>
+            </w:pPr>
+            <w:r>
+              <w:t xml:space="preserve">Current Profile reality</w:t>
+            </w:r>
+          </w:p>
+        </w:tc>
+        <w:tc>
+          <w:tcPr/>
+          <w:p>
+            <w:pPr>
+              <w:pStyle w:val="Compact"/>
+            </w:pPr>
+            <w:r>
+              <w:t xml:space="preserve">Subcategory evidence</w:t>
+            </w:r>
+          </w:p>
+        </w:tc>
+      </w:tr>
+      <w:tr>
+        <w:tc>
+          <w:tcPr/>
+          <w:p>
+            <w:pPr>
+              <w:pStyle w:val="Compact"/>
+            </w:pPr>
+            <w:r>
+              <w:t xml:space="preserve">No workspace</w:t>
+            </w:r>
+          </w:p>
+        </w:tc>
+        <w:tc>
+          <w:tcPr/>
+          <w:p>
+            <w:pPr>
+              <w:pStyle w:val="Compact"/>
+            </w:pPr>
+            <w:r>
+              <w:t xml:space="preserve">ID.AM-03 partially met at best</w:t>
+            </w:r>
+          </w:p>
+        </w:tc>
+        <w:tc>
+          <w:tcPr/>
+          <w:p>
+            <w:pPr>
+              <w:pStyle w:val="Compact"/>
+            </w:pPr>
+            <w:r>
+              <w:t xml:space="preserve">ADM baseline only</w:t>
+            </w:r>
+          </w:p>
+        </w:tc>
+      </w:tr>
+      <w:tr>
+        <w:tc>
+          <w:tcPr/>
+          <w:p>
+            <w:pPr>
+              <w:pStyle w:val="Compact"/>
+            </w:pPr>
+            <w:r>
+              <w:t xml:space="preserve">Simulation</w:t>
+            </w:r>
+          </w:p>
+        </w:tc>
+        <w:tc>
+          <w:tcPr/>
+          <w:p>
+            <w:pPr>
+              <w:pStyle w:val="Compact"/>
+            </w:pPr>
+            <w:r>
+              <w:t xml:space="preserve">Protect outcomes designed, not achieved</w:t>
+            </w:r>
+          </w:p>
+        </w:tc>
+        <w:tc>
+          <w:tcPr/>
+          <w:p>
+            <w:pPr>
+              <w:pStyle w:val="Compact"/>
+            </w:pPr>
+            <w:r>
+              <w:t xml:space="preserve">Policy export + simulation report</w:t>
+            </w:r>
+          </w:p>
+        </w:tc>
+      </w:tr>
+      <w:tr>
+        <w:tc>
+          <w:tcPr/>
+          <w:p>
+            <w:pPr>
+              <w:pStyle w:val="Compact"/>
+            </w:pPr>
+            <w:r>
+              <w:t xml:space="preserve">Enforced, deny-by-default inbound</w:t>
+            </w:r>
+          </w:p>
+        </w:tc>
+        <w:tc>
+          <w:tcPr/>
+          <w:p>
+            <w:pPr>
+              <w:pStyle w:val="Compact"/>
+            </w:pPr>
+            <w:r>
+              <w:t xml:space="preserve">PR.IR-01 and PR.AA-05 demonstrable</w:t>
+            </w:r>
+          </w:p>
+        </w:tc>
+        <w:tc>
+          <w:tcPr/>
+          <w:p>
+            <w:pPr>
+              <w:pStyle w:val="Compact"/>
+            </w:pPr>
+            <w:r>
+              <w:t xml:space="preserve">Policy export + Denied Connections</w:t>
+            </w:r>
+          </w:p>
+        </w:tc>
+      </w:tr>
+      <w:tr>
+        <w:tc>
+          <w:tcPr/>
+          <w:p>
+            <w:pPr>
+              <w:pStyle w:val="Compact"/>
+            </w:pPr>
+            <w:r>
+              <w:t xml:space="preserve">Enforced with pre-staged containment rules</w:t>
+            </w:r>
+          </w:p>
+        </w:tc>
+        <w:tc>
+          <w:tcPr/>
+          <w:p>
+            <w:pPr>
+              <w:pStyle w:val="Compact"/>
+            </w:pPr>
+            <w:r>
+              <w:t xml:space="preserve">RS.MI-01 / RS.MI-02 demonstrable</w:t>
+            </w:r>
+          </w:p>
+        </w:tc>
+        <w:tc>
+          <w:tcPr/>
+          <w:p>
+            <w:pPr>
+              <w:pStyle w:val="Compact"/>
+            </w:pPr>
+            <w:r>
+              <w:t xml:space="preserve">Containment policy + exercise record</w:t>
             </w:r>
           </w:p>
         </w:tc>
       </w:tr>
     </w:tbl>
-    <w:bookmarkEnd w:id="24"/>
-    <w:bookmarkStart w:id="25" w:name="idra--risk-assessment"/>
-    <w:p>
-      <w:pPr>
-        <w:pStyle w:val="Heading3"/>
-      </w:pPr>
-      <w:r>
-        <w:t xml:space="preserve">ID.RA — Risk Assessment</w:t>
+    <w:p>
+      <w:pPr>
+        <w:pStyle w:val="BodyText"/>
+      </w:pPr>
+      <w:r>
+        <w:t xml:space="preserve">Pre-staging containment rules in a disabled workspace is worth calling out</w:t>
+      </w:r>
+      <w:r>
+        <w:t xml:space="preserve"> </w:t>
+      </w:r>
+      <w:r>
+        <w:t xml:space="preserve">to the assessor: it converts RS.MI from a written procedure into a tested</w:t>
+      </w:r>
+      <w:r>
+        <w:t xml:space="preserve"> </w:t>
+      </w:r>
+      <w:r>
+        <w:t xml:space="preserve">capability with a measurable activation time.</w:t>
+      </w:r>
+    </w:p>
+    <w:p>
+      <w:r>
+        <w:pict>
+          <v:rect style="width:0;height:1.5pt" o:hralign="center" o:hrstd="t" o:hr="t"/>
+        </w:pict>
+      </w:r>
+    </w:p>
+    <w:bookmarkEnd w:id="29"/>
+    <w:bookmarkEnd w:id="30"/>
+    <w:bookmarkStart w:id="31" w:name="X3a889565cecbba9a102ac80246131220b00a97b"/>
+    <w:p>
+      <w:pPr>
+        <w:pStyle w:val="Heading2"/>
+      </w:pPr>
+      <w:r>
+        <w:t xml:space="preserve">5. Govern (GV) — Organisational Context, Strategy, Oversight</w:t>
+      </w:r>
+    </w:p>
+    <w:p>
+      <w:pPr>
+        <w:pStyle w:val="FirstParagraph"/>
+      </w:pPr>
+      <w:r>
+        <w:t xml:space="preserve">GV is the new Function in CSF 2.0. CSW does not establish strategy</w:t>
+      </w:r>
+      <w:r>
+        <w:t xml:space="preserve"> </w:t>
+      </w:r>
+      <w:r>
+        <w:t xml:space="preserve">or assign roles. It contributes by supplying the</w:t>
+      </w:r>
+      <w:r>
+        <w:t xml:space="preserve"> </w:t>
+      </w:r>
+      <w:r>
+        <w:rPr>
+          <w:i/>
+          <w:iCs/>
+        </w:rPr>
+        <w:t xml:space="preserve">technical evidence</w:t>
+      </w:r>
+      <w:r>
+        <w:rPr>
+          <w:i/>
+          <w:iCs/>
+        </w:rPr>
+        <w:t xml:space="preserve"> </w:t>
+      </w:r>
+      <w:r>
+        <w:rPr>
+          <w:i/>
+          <w:iCs/>
+        </w:rPr>
+        <w:t xml:space="preserve">pack</w:t>
+      </w:r>
+      <w:r>
+        <w:t xml:space="preserve"> </w:t>
+      </w:r>
+      <w:r>
+        <w:t xml:space="preserve">the management body needs to discharge GV.OV (Oversight) and</w:t>
+      </w:r>
+      <w:r>
+        <w:t xml:space="preserve"> </w:t>
+      </w:r>
+      <w:r>
+        <w:t xml:space="preserve">GV.SC (Supply Chain) responsibilities credibly.</w:t>
+      </w:r>
+    </w:p>
+    <w:p>
+      <w:pPr>
+        <w:pStyle w:val="BodyText"/>
+      </w:pPr>
+      <w:r>
+        <w:rPr>
+          <w:b/>
+          <w:bCs/>
+        </w:rPr>
+        <w:t xml:space="preserve">Subcategories where CSW supplies inputs:</w:t>
       </w:r>
     </w:p>
     <w:tbl>
@@ -3608,217 +4248,252 @@
               <w:pStyle w:val="Compact"/>
             </w:pPr>
             <w:r>
-              <w:t xml:space="preserve">CSW capability</w:t>
-            </w:r>
-          </w:p>
-        </w:tc>
-      </w:tr>
-      <w:tr>
-        <w:tc>
-          <w:tcPr/>
-          <w:p>
-            <w:pPr>
-              <w:pStyle w:val="Compact"/>
-            </w:pPr>
-            <w:r>
-              <w:t xml:space="preserve">ID.RA-01</w:t>
-            </w:r>
-          </w:p>
-        </w:tc>
-        <w:tc>
-          <w:tcPr/>
-          <w:p>
-            <w:pPr>
-              <w:pStyle w:val="Compact"/>
-            </w:pPr>
-            <w:r>
-              <w:t xml:space="preserve">Vulnerabilities in assets are identified, validated, recorded</w:t>
-            </w:r>
-          </w:p>
-        </w:tc>
-        <w:tc>
-          <w:tcPr/>
-          <w:p>
-            <w:pPr>
-              <w:pStyle w:val="Compact"/>
-            </w:pPr>
-            <w:r>
-              <w:t xml:space="preserve">Continuous CVE inventory per workload</w:t>
-            </w:r>
-          </w:p>
-        </w:tc>
-      </w:tr>
-      <w:tr>
-        <w:tc>
-          <w:tcPr/>
-          <w:p>
-            <w:pPr>
-              <w:pStyle w:val="Compact"/>
-            </w:pPr>
-            <w:r>
-              <w:t xml:space="preserve">ID.RA-02</w:t>
-            </w:r>
-          </w:p>
-        </w:tc>
-        <w:tc>
-          <w:tcPr/>
-          <w:p>
-            <w:pPr>
-              <w:pStyle w:val="Compact"/>
-            </w:pPr>
-            <w:r>
-              <w:t xml:space="preserve">Cyber threat intelligence is received</w:t>
-            </w:r>
-          </w:p>
-        </w:tc>
-        <w:tc>
-          <w:tcPr/>
-          <w:p>
-            <w:pPr>
-              <w:pStyle w:val="Compact"/>
-            </w:pPr>
-            <w:r>
-              <w:t xml:space="preserve">CSW threat-intel feeds enrich CVE prioritisation</w:t>
-            </w:r>
-          </w:p>
-        </w:tc>
-      </w:tr>
-      <w:tr>
-        <w:tc>
-          <w:tcPr/>
-          <w:p>
-            <w:pPr>
-              <w:pStyle w:val="Compact"/>
-            </w:pPr>
-            <w:r>
-              <w:t xml:space="preserve">ID.RA-03</w:t>
-            </w:r>
-          </w:p>
-        </w:tc>
-        <w:tc>
-          <w:tcPr/>
-          <w:p>
-            <w:pPr>
-              <w:pStyle w:val="Compact"/>
-            </w:pPr>
-            <w:r>
-              <w:t xml:space="preserve">Internal and external threats are identified and recorded</w:t>
-            </w:r>
-          </w:p>
-        </w:tc>
-        <w:tc>
-          <w:tcPr/>
-          <w:p>
-            <w:pPr>
-              <w:pStyle w:val="Compact"/>
-            </w:pPr>
-            <w:r>
-              <w:t xml:space="preserve">Behavioural detection rule catalogue</w:t>
-            </w:r>
-          </w:p>
-        </w:tc>
-      </w:tr>
-      <w:tr>
-        <w:tc>
-          <w:tcPr/>
-          <w:p>
-            <w:pPr>
-              <w:pStyle w:val="Compact"/>
-            </w:pPr>
-            <w:r>
-              <w:t xml:space="preserve">ID.RA-05</w:t>
-            </w:r>
-          </w:p>
-        </w:tc>
-        <w:tc>
-          <w:tcPr/>
-          <w:p>
-            <w:pPr>
-              <w:pStyle w:val="Compact"/>
-            </w:pPr>
-            <w:r>
-              <w:t xml:space="preserve">Threats, vulnerabilities, likelihoods, and impacts are used to understand inherent risk and inform risk response prioritisation</w:t>
-            </w:r>
-          </w:p>
-        </w:tc>
-        <w:tc>
-          <w:tcPr/>
-          <w:p>
-            <w:pPr>
-              <w:pStyle w:val="Compact"/>
-            </w:pPr>
-            <w:r>
-              <w:t xml:space="preserve">Reachability-aware CVE prioritisation</w:t>
-            </w:r>
-          </w:p>
-        </w:tc>
-      </w:tr>
-      <w:tr>
-        <w:tc>
-          <w:tcPr/>
-          <w:p>
-            <w:pPr>
-              <w:pStyle w:val="Compact"/>
-            </w:pPr>
-            <w:r>
-              <w:t xml:space="preserve">ID.RA-06</w:t>
-            </w:r>
-          </w:p>
-        </w:tc>
-        <w:tc>
-          <w:tcPr/>
-          <w:p>
-            <w:pPr>
-              <w:pStyle w:val="Compact"/>
-            </w:pPr>
-            <w:r>
-              <w:t xml:space="preserve">Risk responses are chosen, prioritised, planned, tracked, and communicated</w:t>
-            </w:r>
-          </w:p>
-        </w:tc>
-        <w:tc>
-          <w:tcPr/>
-          <w:p>
-            <w:pPr>
-              <w:pStyle w:val="Compact"/>
-            </w:pPr>
-            <w:r>
-              <w:t xml:space="preserve">CVE backlog + remediation tracking + compensating-control register</w:t>
-            </w:r>
-          </w:p>
-        </w:tc>
-      </w:tr>
-      <w:tr>
-        <w:tc>
-          <w:tcPr/>
-          <w:p>
-            <w:pPr>
-              <w:pStyle w:val="Compact"/>
-            </w:pPr>
-            <w:r>
-              <w:t xml:space="preserve">ID.RA-07</w:t>
-            </w:r>
-          </w:p>
-        </w:tc>
-        <w:tc>
-          <w:tcPr/>
-          <w:p>
-            <w:pPr>
-              <w:pStyle w:val="Compact"/>
-            </w:pPr>
-            <w:r>
-              <w:t xml:space="preserve">Changes and exceptions are managed, assessed for risk impact, recorded, and tracked</w:t>
-            </w:r>
-          </w:p>
-        </w:tc>
-        <w:tc>
-          <w:tcPr/>
-          <w:p>
-            <w:pPr>
-              <w:pStyle w:val="Compact"/>
-            </w:pPr>
-            <w:r>
-              <w:t xml:space="preserve">Configuration drift report + change-ticket attribution</w:t>
+              <w:t xml:space="preserve">CSW input</w:t>
+            </w:r>
+          </w:p>
+        </w:tc>
+      </w:tr>
+      <w:tr>
+        <w:tc>
+          <w:tcPr/>
+          <w:p>
+            <w:pPr>
+              <w:pStyle w:val="Compact"/>
+            </w:pPr>
+            <w:r>
+              <w:t xml:space="preserve">GV.OV-01</w:t>
+            </w:r>
+          </w:p>
+        </w:tc>
+        <w:tc>
+          <w:tcPr/>
+          <w:p>
+            <w:pPr>
+              <w:pStyle w:val="Compact"/>
+            </w:pPr>
+            <w:r>
+              <w:t xml:space="preserve">Cybersecurity strategy outcomes are reviewed</w:t>
+            </w:r>
+          </w:p>
+        </w:tc>
+        <w:tc>
+          <w:tcPr/>
+          <w:p>
+            <w:pPr>
+              <w:pStyle w:val="Compact"/>
+            </w:pPr>
+            <w:r>
+              <w:t xml:space="preserve">Quarterly evidence pack feeding the review</w:t>
+            </w:r>
+          </w:p>
+        </w:tc>
+      </w:tr>
+      <w:tr>
+        <w:tc>
+          <w:tcPr/>
+          <w:p>
+            <w:pPr>
+              <w:pStyle w:val="Compact"/>
+            </w:pPr>
+            <w:r>
+              <w:t xml:space="preserve">GV.OV-02</w:t>
+            </w:r>
+          </w:p>
+        </w:tc>
+        <w:tc>
+          <w:tcPr/>
+          <w:p>
+            <w:pPr>
+              <w:pStyle w:val="Compact"/>
+            </w:pPr>
+            <w:r>
+              <w:t xml:space="preserve">Cybersecurity risk management strategy adjusted</w:t>
+            </w:r>
+          </w:p>
+        </w:tc>
+        <w:tc>
+          <w:tcPr/>
+          <w:p>
+            <w:pPr>
+              <w:pStyle w:val="Compact"/>
+            </w:pPr>
+            <w:r>
+              <w:t xml:space="preserve">Trend reports (incident counts, MTTD/MTTR, vuln backlog)</w:t>
+            </w:r>
+          </w:p>
+        </w:tc>
+      </w:tr>
+      <w:tr>
+        <w:tc>
+          <w:tcPr/>
+          <w:p>
+            <w:pPr>
+              <w:pStyle w:val="Compact"/>
+            </w:pPr>
+            <w:r>
+              <w:t xml:space="preserve">GV.OV-03</w:t>
+            </w:r>
+          </w:p>
+        </w:tc>
+        <w:tc>
+          <w:tcPr/>
+          <w:p>
+            <w:pPr>
+              <w:pStyle w:val="Compact"/>
+            </w:pPr>
+            <w:r>
+              <w:t xml:space="preserve">Cybersecurity strategy and capabilities evaluated</w:t>
+            </w:r>
+          </w:p>
+        </w:tc>
+        <w:tc>
+          <w:tcPr/>
+          <w:p>
+            <w:pPr>
+              <w:pStyle w:val="Compact"/>
+            </w:pPr>
+            <w:r>
+              <w:t xml:space="preserve">Posture summary across ID/PR/DE/RS</w:t>
+            </w:r>
+          </w:p>
+        </w:tc>
+      </w:tr>
+      <w:tr>
+        <w:tc>
+          <w:tcPr/>
+          <w:p>
+            <w:pPr>
+              <w:pStyle w:val="Compact"/>
+            </w:pPr>
+            <w:r>
+              <w:t xml:space="preserve">GV.SC-04</w:t>
+            </w:r>
+          </w:p>
+        </w:tc>
+        <w:tc>
+          <w:tcPr/>
+          <w:p>
+            <w:pPr>
+              <w:pStyle w:val="Compact"/>
+            </w:pPr>
+            <w:r>
+              <w:t xml:space="preserve">Suppliers known and prioritised</w:t>
+            </w:r>
+          </w:p>
+        </w:tc>
+        <w:tc>
+          <w:tcPr/>
+          <w:p>
+            <w:pPr>
+              <w:pStyle w:val="Compact"/>
+            </w:pPr>
+            <w:r>
+              <w:t xml:space="preserve">Vendor-egress inventory per scope</w:t>
+            </w:r>
+          </w:p>
+        </w:tc>
+      </w:tr>
+      <w:tr>
+        <w:tc>
+          <w:tcPr/>
+          <w:p>
+            <w:pPr>
+              <w:pStyle w:val="Compact"/>
+            </w:pPr>
+            <w:r>
+              <w:t xml:space="preserve">GV.SC-07</w:t>
+            </w:r>
+          </w:p>
+        </w:tc>
+        <w:tc>
+          <w:tcPr/>
+          <w:p>
+            <w:pPr>
+              <w:pStyle w:val="Compact"/>
+            </w:pPr>
+            <w:r>
+              <w:t xml:space="preserve">Risks of suppliers monitored</w:t>
+            </w:r>
+          </w:p>
+        </w:tc>
+        <w:tc>
+          <w:tcPr/>
+          <w:p>
+            <w:pPr>
+              <w:pStyle w:val="Compact"/>
+            </w:pPr>
+            <w:r>
+              <w:t xml:space="preserve">Vendor-egress drift report</w:t>
+            </w:r>
+          </w:p>
+        </w:tc>
+      </w:tr>
+      <w:tr>
+        <w:tc>
+          <w:tcPr/>
+          <w:p>
+            <w:pPr>
+              <w:pStyle w:val="Compact"/>
+            </w:pPr>
+            <w:r>
+              <w:t xml:space="preserve">GV.SC-09</w:t>
+            </w:r>
+          </w:p>
+        </w:tc>
+        <w:tc>
+          <w:tcPr/>
+          <w:p>
+            <w:pPr>
+              <w:pStyle w:val="Compact"/>
+            </w:pPr>
+            <w:r>
+              <w:t xml:space="preserve">Supply chain security practices integrated</w:t>
+            </w:r>
+          </w:p>
+        </w:tc>
+        <w:tc>
+          <w:tcPr/>
+          <w:p>
+            <w:pPr>
+              <w:pStyle w:val="Compact"/>
+            </w:pPr>
+            <w:r>
+              <w:t xml:space="preserve">Egress allowlist + reconciliation against contract register</w:t>
+            </w:r>
+          </w:p>
+        </w:tc>
+      </w:tr>
+      <w:tr>
+        <w:tc>
+          <w:tcPr/>
+          <w:p>
+            <w:pPr>
+              <w:pStyle w:val="Compact"/>
+            </w:pPr>
+            <w:r>
+              <w:t xml:space="preserve">GV.SC-10</w:t>
+            </w:r>
+          </w:p>
+        </w:tc>
+        <w:tc>
+          <w:tcPr/>
+          <w:p>
+            <w:pPr>
+              <w:pStyle w:val="Compact"/>
+            </w:pPr>
+            <w:r>
+              <w:t xml:space="preserve">Cybersecurity supply chain risk management plans address end-of-life</w:t>
+            </w:r>
+          </w:p>
+        </w:tc>
+        <w:tc>
+          <w:tcPr/>
+          <w:p>
+            <w:pPr>
+              <w:pStyle w:val="Compact"/>
+            </w:pPr>
+            <w:r>
+              <w:t xml:space="preserve">Software inventory with vendor-EOL flags</w:t>
             </w:r>
           </w:p>
         </w:tc>
@@ -3844,7 +4519,7 @@
         <w:rPr>
           <w:rStyle w:val="VerbatimChar"/>
         </w:rPr>
-        <w:t xml:space="preserve">Step 1: Achieve sensor + cloud-connector coverage (ID.AM-01/02)</w:t>
+        <w:t xml:space="preserve">Step 1: Standing quarterly evidence pack to management body</w:t>
       </w:r>
       <w:r>
         <w:br/>
@@ -3853,7 +4528,7 @@
         <w:rPr>
           <w:rStyle w:val="VerbatimChar"/>
         </w:rPr>
-        <w:t xml:space="preserve">Step 2: Run ADM per crit_band scope (ID.AM-03)</w:t>
+        <w:t xml:space="preserve">  Sections (each ~1 page):</w:t>
       </w:r>
       <w:r>
         <w:br/>
@@ -3862,7 +4537,7 @@
         <w:rPr>
           <w:rStyle w:val="VerbatimChar"/>
         </w:rPr>
-        <w:t xml:space="preserve">Step 3: Schedule continuous vulnerability inventory (ID.RA-01)</w:t>
+        <w:t xml:space="preserve">    1. Workload inventory drift summary (ID.AM)</w:t>
       </w:r>
       <w:r>
         <w:br/>
@@ -3871,7 +4546,7 @@
         <w:rPr>
           <w:rStyle w:val="VerbatimChar"/>
         </w:rPr>
-        <w:t xml:space="preserve">Step 4: Wire reachability + EPSS into CVE triage (ID.RA-05)</w:t>
+        <w:t xml:space="preserve">    2. Vulnerability backlog by criticality (ID.RA / PR.PS)</w:t>
       </w:r>
       <w:r>
         <w:br/>
@@ -3880,7 +4555,115 @@
         <w:rPr>
           <w:rStyle w:val="VerbatimChar"/>
         </w:rPr>
-        <w:t xml:space="preserve">Step 5: Schedule weekly drift report tied to change tickets (ID.RA-07)</w:t>
+        <w:t xml:space="preserve">    3. Segmentation policy diff (PR.IR)</w:t>
+      </w:r>
+      <w:r>
+        <w:br/>
+      </w:r>
+      <w:r>
+        <w:rPr>
+          <w:rStyle w:val="VerbatimChar"/>
+        </w:rPr>
+        <w:t xml:space="preserve">    4. Detection summary + MTTD/MTTR trend (DE.CM / RS.AN)</w:t>
+      </w:r>
+      <w:r>
+        <w:br/>
+      </w:r>
+      <w:r>
+        <w:rPr>
+          <w:rStyle w:val="VerbatimChar"/>
+        </w:rPr>
+        <w:t xml:space="preserve">    5. Incident summary with severity distribution (RS / RC)</w:t>
+      </w:r>
+      <w:r>
+        <w:br/>
+      </w:r>
+      <w:r>
+        <w:rPr>
+          <w:rStyle w:val="VerbatimChar"/>
+        </w:rPr>
+        <w:t xml:space="preserve">    6. Vendor-egress drift summary (GV.SC)</w:t>
+      </w:r>
+      <w:r>
+        <w:br/>
+      </w:r>
+      <w:r>
+        <w:rPr>
+          <w:rStyle w:val="VerbatimChar"/>
+        </w:rPr>
+        <w:t xml:space="preserve">    7. Open audit/regulatory findings + remediation (GV.OV)</w:t>
+      </w:r>
+      <w:r>
+        <w:br/>
+      </w:r>
+      <w:r>
+        <w:br/>
+      </w:r>
+      <w:r>
+        <w:rPr>
+          <w:rStyle w:val="VerbatimChar"/>
+        </w:rPr>
+        <w:t xml:space="preserve">Step 2: Schedule generation</w:t>
+      </w:r>
+      <w:r>
+        <w:br/>
+      </w:r>
+      <w:r>
+        <w:rPr>
+          <w:rStyle w:val="VerbatimChar"/>
+        </w:rPr>
+        <w:t xml:space="preserve">  → CSW reports (Inventory, Vulnerability, Policy Diff, Alert</w:t>
+      </w:r>
+      <w:r>
+        <w:br/>
+      </w:r>
+      <w:r>
+        <w:rPr>
+          <w:rStyle w:val="VerbatimChar"/>
+        </w:rPr>
+        <w:t xml:space="preserve">    Summary) all available via API for automated aggregation</w:t>
+      </w:r>
+      <w:r>
+        <w:br/>
+      </w:r>
+      <w:r>
+        <w:rPr>
+          <w:rStyle w:val="VerbatimChar"/>
+        </w:rPr>
+        <w:t xml:space="preserve">  → Recommended: stand up a small report-generation script that</w:t>
+      </w:r>
+      <w:r>
+        <w:br/>
+      </w:r>
+      <w:r>
+        <w:rPr>
+          <w:rStyle w:val="VerbatimChar"/>
+        </w:rPr>
+        <w:t xml:space="preserve">    pulls each section monthly and rolls up quarterly</w:t>
+      </w:r>
+    </w:p>
+    <w:p>
+      <w:pPr>
+        <w:pStyle w:val="FirstParagraph"/>
+      </w:pPr>
+      <w:r>
+        <w:rPr>
+          <w:b/>
+          <w:bCs/>
+        </w:rPr>
+        <w:t xml:space="preserve">Evidence:</w:t>
+      </w:r>
+      <w:r>
+        <w:t xml:space="preserve"> </w:t>
+      </w:r>
+      <w:r>
+        <w:t xml:space="preserve">standing quarterly evidence pack with auditable</w:t>
+      </w:r>
+      <w:r>
+        <w:t xml:space="preserve"> </w:t>
+      </w:r>
+      <w:r>
+        <w:t xml:space="preserve">generation date and management-body sign-off.</w:t>
       </w:r>
     </w:p>
     <w:p>
@@ -3890,15 +4673,14 @@
         </w:pict>
       </w:r>
     </w:p>
-    <w:bookmarkEnd w:id="25"/>
-    <w:bookmarkEnd w:id="26"/>
-    <w:bookmarkStart w:id="31" w:name="X5f563875a1374c19d88a1e159399bb5c128adf6"/>
+    <w:bookmarkEnd w:id="31"/>
+    <w:bookmarkStart w:id="34" w:name="X0d1420dc9bb10ce05a4c5a6654f73442e9e437f"/>
     <w:p>
       <w:pPr>
         <w:pStyle w:val="Heading2"/>
       </w:pPr>
       <w:r>
-        <w:t xml:space="preserve">5. Protect (PR) — Safeguards</w:t>
+        <w:t xml:space="preserve">6. Identify (ID) — Asset Management, Risk Assessment</w:t>
       </w:r>
     </w:p>
     <w:p>
@@ -3906,28 +4688,40 @@
         <w:pStyle w:val="FirstParagraph"/>
       </w:pPr>
       <w:r>
-        <w:t xml:space="preserve">CSF 2.0 reorganised Protect substantially in 2024. The most CSW-</w:t>
-      </w:r>
-      <w:r>
-        <w:t xml:space="preserve"> </w:t>
-      </w:r>
-      <w:r>
-        <w:t xml:space="preserve">relevant Categories are PR.IR (Infrastructure Resilience) and</w:t>
-      </w:r>
-      <w:r>
-        <w:t xml:space="preserve"> </w:t>
-      </w:r>
-      <w:r>
-        <w:t xml:space="preserve">PR.PS (Platform Security).</w:t>
-      </w:r>
-    </w:p>
-    <w:bookmarkStart w:id="27" w:name="X0923cd8db31c6404398b7a2f709e065095fef76"/>
+        <w:t xml:space="preserve">CSF 2.0 emphasises Identify as the precondition for everything</w:t>
+      </w:r>
+      <w:r>
+        <w:t xml:space="preserve"> </w:t>
+      </w:r>
+      <w:r>
+        <w:t xml:space="preserve">downstream. You can't protect what you can't see; you can't</w:t>
+      </w:r>
+      <w:r>
+        <w:t xml:space="preserve"> </w:t>
+      </w:r>
+      <w:r>
+        <w:t xml:space="preserve">prioritise risk you can't measure.</w:t>
+      </w:r>
+    </w:p>
+    <w:p>
+      <w:pPr>
+        <w:pStyle w:val="BodyText"/>
+      </w:pPr>
+      <w:r>
+        <w:rPr>
+          <w:b/>
+          <w:bCs/>
+        </w:rPr>
+        <w:t xml:space="preserve">Subcategories where CSW is the primary technical control:</w:t>
+      </w:r>
+    </w:p>
+    <w:bookmarkStart w:id="32" w:name="idam--asset-management"/>
     <w:p>
       <w:pPr>
         <w:pStyle w:val="Heading3"/>
       </w:pPr>
       <w:r>
-        <w:t xml:space="preserve">PR.IR — Infrastructure Resilience (Network Protection)</w:t>
+        <w:t xml:space="preserve">ID.AM — Asset Management</w:t>
       </w:r>
     </w:p>
     <w:tbl>
@@ -3987,147 +4781,270 @@
               <w:pStyle w:val="Compact"/>
             </w:pPr>
             <w:r>
-              <w:t xml:space="preserve">PR.IR-01</w:t>
-            </w:r>
-          </w:p>
-        </w:tc>
-        <w:tc>
-          <w:tcPr/>
-          <w:p>
-            <w:pPr>
-              <w:pStyle w:val="Compact"/>
-            </w:pPr>
-            <w:r>
-              <w:t xml:space="preserve">Networks and environments are protected from unauthorised logical access and usage</w:t>
-            </w:r>
-          </w:p>
-        </w:tc>
-        <w:tc>
-          <w:tcPr/>
-          <w:p>
-            <w:pPr>
-              <w:pStyle w:val="Compact"/>
-            </w:pPr>
-            <w:r>
-              <w:t xml:space="preserve">Workload-level deny-by-default segmentation enforcement</w:t>
-            </w:r>
-          </w:p>
-        </w:tc>
-      </w:tr>
-      <w:tr>
-        <w:tc>
-          <w:tcPr/>
-          <w:p>
-            <w:pPr>
-              <w:pStyle w:val="Compact"/>
-            </w:pPr>
-            <w:r>
-              <w:t xml:space="preserve">PR.IR-02</w:t>
-            </w:r>
-          </w:p>
-        </w:tc>
-        <w:tc>
-          <w:tcPr/>
-          <w:p>
-            <w:pPr>
-              <w:pStyle w:val="Compact"/>
-            </w:pPr>
-            <w:r>
-              <w:t xml:space="preserve">The organisation's technology assets are protected from environmental threats</w:t>
-            </w:r>
-          </w:p>
-        </w:tc>
-        <w:tc>
-          <w:tcPr/>
-          <w:p>
-            <w:pPr>
-              <w:pStyle w:val="Compact"/>
-            </w:pPr>
-            <w:r>
-              <w:t xml:space="preserve">(CSW does not address physical/environmental — out of scope)</w:t>
-            </w:r>
-          </w:p>
-        </w:tc>
-      </w:tr>
-      <w:tr>
-        <w:tc>
-          <w:tcPr/>
-          <w:p>
-            <w:pPr>
-              <w:pStyle w:val="Compact"/>
-            </w:pPr>
-            <w:r>
-              <w:t xml:space="preserve">PR.IR-03</w:t>
-            </w:r>
-          </w:p>
-        </w:tc>
-        <w:tc>
-          <w:tcPr/>
-          <w:p>
-            <w:pPr>
-              <w:pStyle w:val="Compact"/>
-            </w:pPr>
-            <w:r>
-              <w:t xml:space="preserve">Mechanisms are implemented to achieve resilience requirements in normal and adverse situations</w:t>
-            </w:r>
-          </w:p>
-        </w:tc>
-        <w:tc>
-          <w:tcPr/>
-          <w:p>
-            <w:pPr>
-              <w:pStyle w:val="Compact"/>
-            </w:pPr>
-            <w:r>
-              <w:t xml:space="preserve">Quarantine policy for incident response; segmentation evolves under change control</w:t>
-            </w:r>
-          </w:p>
-        </w:tc>
-      </w:tr>
-      <w:tr>
-        <w:tc>
-          <w:tcPr/>
-          <w:p>
-            <w:pPr>
-              <w:pStyle w:val="Compact"/>
-            </w:pPr>
-            <w:r>
-              <w:t xml:space="preserve">PR.IR-04</w:t>
-            </w:r>
-          </w:p>
-        </w:tc>
-        <w:tc>
-          <w:tcPr/>
-          <w:p>
-            <w:pPr>
-              <w:pStyle w:val="Compact"/>
-            </w:pPr>
-            <w:r>
-              <w:t xml:space="preserve">Adequate resource capacity to ensure availability is maintained</w:t>
-            </w:r>
-          </w:p>
-        </w:tc>
-        <w:tc>
-          <w:tcPr/>
-          <w:p>
-            <w:pPr>
-              <w:pStyle w:val="Compact"/>
-            </w:pPr>
-            <w:r>
-              <w:t xml:space="preserve">(CSW supports detection of resource-exhaustion patterns; primary control is capacity planning)</w:t>
+              <w:t xml:space="preserve">ID.AM-01</w:t>
+            </w:r>
+          </w:p>
+        </w:tc>
+        <w:tc>
+          <w:tcPr/>
+          <w:p>
+            <w:pPr>
+              <w:pStyle w:val="Compact"/>
+            </w:pPr>
+            <w:r>
+              <w:t xml:space="preserve">Inventories of hardware are maintained</w:t>
+            </w:r>
+          </w:p>
+        </w:tc>
+        <w:tc>
+          <w:tcPr/>
+          <w:p>
+            <w:pPr>
+              <w:pStyle w:val="Compact"/>
+            </w:pPr>
+            <w:r>
+              <w:t xml:space="preserve">Continuous workload inventory + cloud asset metadata</w:t>
+            </w:r>
+          </w:p>
+        </w:tc>
+      </w:tr>
+      <w:tr>
+        <w:tc>
+          <w:tcPr/>
+          <w:p>
+            <w:pPr>
+              <w:pStyle w:val="Compact"/>
+            </w:pPr>
+            <w:r>
+              <w:t xml:space="preserve">ID.AM-02</w:t>
+            </w:r>
+          </w:p>
+        </w:tc>
+        <w:tc>
+          <w:tcPr/>
+          <w:p>
+            <w:pPr>
+              <w:pStyle w:val="Compact"/>
+            </w:pPr>
+            <w:r>
+              <w:t xml:space="preserve">Inventories of software, services, and systems are maintained</w:t>
+            </w:r>
+          </w:p>
+        </w:tc>
+        <w:tc>
+          <w:tcPr/>
+          <w:p>
+            <w:pPr>
+              <w:pStyle w:val="Compact"/>
+            </w:pPr>
+            <w:r>
+              <w:t xml:space="preserve">Per-workload package + service inventory</w:t>
+            </w:r>
+          </w:p>
+        </w:tc>
+      </w:tr>
+      <w:tr>
+        <w:tc>
+          <w:tcPr/>
+          <w:p>
+            <w:pPr>
+              <w:pStyle w:val="Compact"/>
+            </w:pPr>
+            <w:r>
+              <w:t xml:space="preserve">ID.AM-03</w:t>
+            </w:r>
+          </w:p>
+        </w:tc>
+        <w:tc>
+          <w:tcPr/>
+          <w:p>
+            <w:pPr>
+              <w:pStyle w:val="Compact"/>
+            </w:pPr>
+            <w:r>
+              <w:t xml:space="preserve">Representations of organisation's authorised network communication and internal/external network data flows are maintained</w:t>
+            </w:r>
+          </w:p>
+        </w:tc>
+        <w:tc>
+          <w:tcPr/>
+          <w:p>
+            <w:pPr>
+              <w:pStyle w:val="Compact"/>
+            </w:pPr>
+            <w:r>
+              <w:t xml:space="preserve">ADM dependency graph; observed flow inventory</w:t>
+            </w:r>
+          </w:p>
+        </w:tc>
+      </w:tr>
+      <w:tr>
+        <w:tc>
+          <w:tcPr/>
+          <w:p>
+            <w:pPr>
+              <w:pStyle w:val="Compact"/>
+            </w:pPr>
+            <w:r>
+              <w:t xml:space="preserve">ID.AM-04</w:t>
+            </w:r>
+          </w:p>
+        </w:tc>
+        <w:tc>
+          <w:tcPr/>
+          <w:p>
+            <w:pPr>
+              <w:pStyle w:val="Compact"/>
+            </w:pPr>
+            <w:r>
+              <w:t xml:space="preserve">Inventories of services provided by suppliers are maintained</w:t>
+            </w:r>
+          </w:p>
+        </w:tc>
+        <w:tc>
+          <w:tcPr/>
+          <w:p>
+            <w:pPr>
+              <w:pStyle w:val="Compact"/>
+            </w:pPr>
+            <w:r>
+              <w:t xml:space="preserve">Vendor-egress observation + reconciliation</w:t>
+            </w:r>
+          </w:p>
+        </w:tc>
+      </w:tr>
+      <w:tr>
+        <w:tc>
+          <w:tcPr/>
+          <w:p>
+            <w:pPr>
+              <w:pStyle w:val="Compact"/>
+            </w:pPr>
+            <w:r>
+              <w:t xml:space="preserve">ID.AM-05</w:t>
+            </w:r>
+          </w:p>
+        </w:tc>
+        <w:tc>
+          <w:tcPr/>
+          <w:p>
+            <w:pPr>
+              <w:pStyle w:val="Compact"/>
+            </w:pPr>
+            <w:r>
+              <w:t xml:space="preserve">Assets are prioritised based on classification, criticality, resources, and impact</w:t>
+            </w:r>
+          </w:p>
+        </w:tc>
+        <w:tc>
+          <w:tcPr/>
+          <w:p>
+            <w:pPr>
+              <w:pStyle w:val="Compact"/>
+            </w:pPr>
+            <w:r>
+              <w:rPr>
+                <w:rStyle w:val="VerbatimChar"/>
+              </w:rPr>
+              <w:t xml:space="preserve">crit_band</w:t>
+            </w:r>
+            <w:r>
+              <w:t xml:space="preserve"> </w:t>
+            </w:r>
+            <w:r>
+              <w:t xml:space="preserve">labels drive scope-based prioritisation</w:t>
+            </w:r>
+          </w:p>
+        </w:tc>
+      </w:tr>
+      <w:tr>
+        <w:tc>
+          <w:tcPr/>
+          <w:p>
+            <w:pPr>
+              <w:pStyle w:val="Compact"/>
+            </w:pPr>
+            <w:r>
+              <w:t xml:space="preserve">ID.AM-07</w:t>
+            </w:r>
+          </w:p>
+        </w:tc>
+        <w:tc>
+          <w:tcPr/>
+          <w:p>
+            <w:pPr>
+              <w:pStyle w:val="Compact"/>
+            </w:pPr>
+            <w:r>
+              <w:t xml:space="preserve">Inventories of data and corresponding metadata for designated data types are maintained</w:t>
+            </w:r>
+          </w:p>
+        </w:tc>
+        <w:tc>
+          <w:tcPr/>
+          <w:p>
+            <w:pPr>
+              <w:pStyle w:val="Compact"/>
+            </w:pPr>
+            <w:r>
+              <w:t xml:space="preserve">Workload labels (</w:t>
+            </w:r>
+            <w:r>
+              <w:rPr>
+                <w:rStyle w:val="VerbatimChar"/>
+              </w:rPr>
+              <w:t xml:space="preserve">data_class</w:t>
+            </w:r>
+            <w:r>
+              <w:t xml:space="preserve">) anchor data-tier inventory</w:t>
+            </w:r>
+          </w:p>
+        </w:tc>
+      </w:tr>
+      <w:tr>
+        <w:tc>
+          <w:tcPr/>
+          <w:p>
+            <w:pPr>
+              <w:pStyle w:val="Compact"/>
+            </w:pPr>
+            <w:r>
+              <w:t xml:space="preserve">ID.AM-08</w:t>
+            </w:r>
+          </w:p>
+        </w:tc>
+        <w:tc>
+          <w:tcPr/>
+          <w:p>
+            <w:pPr>
+              <w:pStyle w:val="Compact"/>
+            </w:pPr>
+            <w:r>
+              <w:t xml:space="preserve">Systems, hardware, software, services, and data are managed throughout their lifecycle</w:t>
+            </w:r>
+          </w:p>
+        </w:tc>
+        <w:tc>
+          <w:tcPr/>
+          <w:p>
+            <w:pPr>
+              <w:pStyle w:val="Compact"/>
+            </w:pPr>
+            <w:r>
+              <w:t xml:space="preserve">Vendor-EOL flag in software inventory</w:t>
             </w:r>
           </w:p>
         </w:tc>
       </w:tr>
     </w:tbl>
-    <w:bookmarkEnd w:id="27"/>
-    <w:bookmarkStart w:id="28" w:name="prps--platform-security"/>
+    <w:bookmarkEnd w:id="32"/>
+    <w:bookmarkStart w:id="33" w:name="idra--risk-assessment"/>
     <w:p>
       <w:pPr>
         <w:pStyle w:val="Heading3"/>
       </w:pPr>
       <w:r>
-        <w:t xml:space="preserve">PR.PS — Platform Security</w:t>
+        <w:t xml:space="preserve">ID.RA — Risk Assessment</w:t>
       </w:r>
     </w:p>
     <w:tbl>
@@ -4187,231 +5104,313 @@
               <w:pStyle w:val="Compact"/>
             </w:pPr>
             <w:r>
-              <w:t xml:space="preserve">PR.PS-01</w:t>
-            </w:r>
-          </w:p>
-        </w:tc>
-        <w:tc>
-          <w:tcPr/>
-          <w:p>
-            <w:pPr>
-              <w:pStyle w:val="Compact"/>
-            </w:pPr>
-            <w:r>
-              <w:t xml:space="preserve">Configuration management practices are established and applied</w:t>
-            </w:r>
-          </w:p>
-        </w:tc>
-        <w:tc>
-          <w:tcPr/>
-          <w:p>
-            <w:pPr>
-              <w:pStyle w:val="Compact"/>
-            </w:pPr>
-            <w:r>
-              <w:t xml:space="preserve">Daily baseline + drift detection</w:t>
-            </w:r>
-          </w:p>
-        </w:tc>
-      </w:tr>
-      <w:tr>
-        <w:tc>
-          <w:tcPr/>
-          <w:p>
-            <w:pPr>
-              <w:pStyle w:val="Compact"/>
-            </w:pPr>
-            <w:r>
-              <w:t xml:space="preserve">PR.PS-02</w:t>
-            </w:r>
-          </w:p>
-        </w:tc>
-        <w:tc>
-          <w:tcPr/>
-          <w:p>
-            <w:pPr>
-              <w:pStyle w:val="Compact"/>
-            </w:pPr>
-            <w:r>
-              <w:t xml:space="preserve">Software is maintained, replaced, and removed commensurate with risk</w:t>
-            </w:r>
-          </w:p>
-        </w:tc>
-        <w:tc>
-          <w:tcPr/>
-          <w:p>
-            <w:pPr>
-              <w:pStyle w:val="Compact"/>
-            </w:pPr>
-            <w:r>
-              <w:t xml:space="preserve">Per-workload software inventory + vendor-EOL tagging</w:t>
-            </w:r>
-          </w:p>
-        </w:tc>
-      </w:tr>
-      <w:tr>
-        <w:tc>
-          <w:tcPr/>
-          <w:p>
-            <w:pPr>
-              <w:pStyle w:val="Compact"/>
-            </w:pPr>
-            <w:r>
-              <w:t xml:space="preserve">PR.PS-03</w:t>
-            </w:r>
-          </w:p>
-        </w:tc>
-        <w:tc>
-          <w:tcPr/>
-          <w:p>
-            <w:pPr>
-              <w:pStyle w:val="Compact"/>
-            </w:pPr>
-            <w:r>
-              <w:t xml:space="preserve">Hardware is maintained, replaced, and removed commensurate with risk</w:t>
-            </w:r>
-          </w:p>
-        </w:tc>
-        <w:tc>
-          <w:tcPr/>
-          <w:p>
-            <w:pPr>
-              <w:pStyle w:val="Compact"/>
-            </w:pPr>
-            <w:r>
-              <w:t xml:space="preserve">Inventory drift + asset lifecycle tagging</w:t>
-            </w:r>
-          </w:p>
-        </w:tc>
-      </w:tr>
-      <w:tr>
-        <w:tc>
-          <w:tcPr/>
-          <w:p>
-            <w:pPr>
-              <w:pStyle w:val="Compact"/>
-            </w:pPr>
-            <w:r>
-              <w:t xml:space="preserve">PR.PS-04</w:t>
-            </w:r>
-          </w:p>
-        </w:tc>
-        <w:tc>
-          <w:tcPr/>
-          <w:p>
-            <w:pPr>
-              <w:pStyle w:val="Compact"/>
-            </w:pPr>
-            <w:r>
-              <w:t xml:space="preserve">Log records are generated and made available for continuous monitoring</w:t>
-            </w:r>
-          </w:p>
-        </w:tc>
-        <w:tc>
-          <w:tcPr/>
-          <w:p>
-            <w:pPr>
-              <w:pStyle w:val="Compact"/>
-            </w:pPr>
-            <w:r>
-              <w:t xml:space="preserve">Per-flow + per-process telemetry to SIEM</w:t>
-            </w:r>
-          </w:p>
-        </w:tc>
-      </w:tr>
-      <w:tr>
-        <w:tc>
-          <w:tcPr/>
-          <w:p>
-            <w:pPr>
-              <w:pStyle w:val="Compact"/>
-            </w:pPr>
-            <w:r>
-              <w:t xml:space="preserve">PR.PS-05</w:t>
-            </w:r>
-          </w:p>
-        </w:tc>
-        <w:tc>
-          <w:tcPr/>
-          <w:p>
-            <w:pPr>
-              <w:pStyle w:val="Compact"/>
-            </w:pPr>
-            <w:r>
-              <w:t xml:space="preserve">Installation and execution of unauthorised software are prevented</w:t>
-            </w:r>
-          </w:p>
-        </w:tc>
-        <w:tc>
-          <w:tcPr/>
-          <w:p>
-            <w:pPr>
-              <w:pStyle w:val="Compact"/>
-            </w:pPr>
-            <w:r>
-              <w:t xml:space="preserve">Behavioural rules + (IG3) allow-list block</w:t>
-            </w:r>
-          </w:p>
-        </w:tc>
-      </w:tr>
-      <w:tr>
-        <w:tc>
-          <w:tcPr/>
-          <w:p>
-            <w:pPr>
-              <w:pStyle w:val="Compact"/>
-            </w:pPr>
-            <w:r>
-              <w:t xml:space="preserve">PR.PS-06</w:t>
-            </w:r>
-          </w:p>
-        </w:tc>
-        <w:tc>
-          <w:tcPr/>
-          <w:p>
-            <w:pPr>
-              <w:pStyle w:val="Compact"/>
-            </w:pPr>
-            <w:r>
-              <w:t xml:space="preserve">Secure software development practices are integrated, and their performance is monitored</w:t>
-            </w:r>
-          </w:p>
-        </w:tc>
-        <w:tc>
-          <w:tcPr/>
-          <w:p>
-            <w:pPr>
-              <w:pStyle w:val="Compact"/>
-            </w:pPr>
-            <w:r>
-              <w:t xml:space="preserve">CVE inventory feeds the SDLC; reachability for triage</w:t>
+              <w:t xml:space="preserve">ID.RA-01</w:t>
+            </w:r>
+          </w:p>
+        </w:tc>
+        <w:tc>
+          <w:tcPr/>
+          <w:p>
+            <w:pPr>
+              <w:pStyle w:val="Compact"/>
+            </w:pPr>
+            <w:r>
+              <w:t xml:space="preserve">Vulnerabilities in assets are identified, validated, recorded</w:t>
+            </w:r>
+          </w:p>
+        </w:tc>
+        <w:tc>
+          <w:tcPr/>
+          <w:p>
+            <w:pPr>
+              <w:pStyle w:val="Compact"/>
+            </w:pPr>
+            <w:r>
+              <w:t xml:space="preserve">Continuous CVE inventory per workload</w:t>
+            </w:r>
+          </w:p>
+        </w:tc>
+      </w:tr>
+      <w:tr>
+        <w:tc>
+          <w:tcPr/>
+          <w:p>
+            <w:pPr>
+              <w:pStyle w:val="Compact"/>
+            </w:pPr>
+            <w:r>
+              <w:t xml:space="preserve">ID.RA-02</w:t>
+            </w:r>
+          </w:p>
+        </w:tc>
+        <w:tc>
+          <w:tcPr/>
+          <w:p>
+            <w:pPr>
+              <w:pStyle w:val="Compact"/>
+            </w:pPr>
+            <w:r>
+              <w:t xml:space="preserve">Cyber threat intelligence is received</w:t>
+            </w:r>
+          </w:p>
+        </w:tc>
+        <w:tc>
+          <w:tcPr/>
+          <w:p>
+            <w:pPr>
+              <w:pStyle w:val="Compact"/>
+            </w:pPr>
+            <w:r>
+              <w:t xml:space="preserve">CSW threat-intel feeds enrich CVE prioritisation</w:t>
+            </w:r>
+          </w:p>
+        </w:tc>
+      </w:tr>
+      <w:tr>
+        <w:tc>
+          <w:tcPr/>
+          <w:p>
+            <w:pPr>
+              <w:pStyle w:val="Compact"/>
+            </w:pPr>
+            <w:r>
+              <w:t xml:space="preserve">ID.RA-03</w:t>
+            </w:r>
+          </w:p>
+        </w:tc>
+        <w:tc>
+          <w:tcPr/>
+          <w:p>
+            <w:pPr>
+              <w:pStyle w:val="Compact"/>
+            </w:pPr>
+            <w:r>
+              <w:t xml:space="preserve">Internal and external threats are identified and recorded</w:t>
+            </w:r>
+          </w:p>
+        </w:tc>
+        <w:tc>
+          <w:tcPr/>
+          <w:p>
+            <w:pPr>
+              <w:pStyle w:val="Compact"/>
+            </w:pPr>
+            <w:r>
+              <w:t xml:space="preserve">Behavioural detection rule catalogue</w:t>
+            </w:r>
+          </w:p>
+        </w:tc>
+      </w:tr>
+      <w:tr>
+        <w:tc>
+          <w:tcPr/>
+          <w:p>
+            <w:pPr>
+              <w:pStyle w:val="Compact"/>
+            </w:pPr>
+            <w:r>
+              <w:t xml:space="preserve">ID.RA-05</w:t>
+            </w:r>
+          </w:p>
+        </w:tc>
+        <w:tc>
+          <w:tcPr/>
+          <w:p>
+            <w:pPr>
+              <w:pStyle w:val="Compact"/>
+            </w:pPr>
+            <w:r>
+              <w:t xml:space="preserve">Threats, vulnerabilities, likelihoods, and impacts are used to understand inherent risk and inform risk response prioritisation</w:t>
+            </w:r>
+          </w:p>
+        </w:tc>
+        <w:tc>
+          <w:tcPr/>
+          <w:p>
+            <w:pPr>
+              <w:pStyle w:val="Compact"/>
+            </w:pPr>
+            <w:r>
+              <w:t xml:space="preserve">Reachability-aware CVE prioritisation</w:t>
+            </w:r>
+          </w:p>
+        </w:tc>
+      </w:tr>
+      <w:tr>
+        <w:tc>
+          <w:tcPr/>
+          <w:p>
+            <w:pPr>
+              <w:pStyle w:val="Compact"/>
+            </w:pPr>
+            <w:r>
+              <w:t xml:space="preserve">ID.RA-06</w:t>
+            </w:r>
+          </w:p>
+        </w:tc>
+        <w:tc>
+          <w:tcPr/>
+          <w:p>
+            <w:pPr>
+              <w:pStyle w:val="Compact"/>
+            </w:pPr>
+            <w:r>
+              <w:t xml:space="preserve">Risk responses are chosen, prioritised, planned, tracked, and communicated</w:t>
+            </w:r>
+          </w:p>
+        </w:tc>
+        <w:tc>
+          <w:tcPr/>
+          <w:p>
+            <w:pPr>
+              <w:pStyle w:val="Compact"/>
+            </w:pPr>
+            <w:r>
+              <w:t xml:space="preserve">CVE backlog + remediation tracking + compensating-control register</w:t>
+            </w:r>
+          </w:p>
+        </w:tc>
+      </w:tr>
+      <w:tr>
+        <w:tc>
+          <w:tcPr/>
+          <w:p>
+            <w:pPr>
+              <w:pStyle w:val="Compact"/>
+            </w:pPr>
+            <w:r>
+              <w:t xml:space="preserve">ID.RA-07</w:t>
+            </w:r>
+          </w:p>
+        </w:tc>
+        <w:tc>
+          <w:tcPr/>
+          <w:p>
+            <w:pPr>
+              <w:pStyle w:val="Compact"/>
+            </w:pPr>
+            <w:r>
+              <w:t xml:space="preserve">Changes and exceptions are managed, assessed for risk impact, recorded, and tracked</w:t>
+            </w:r>
+          </w:p>
+        </w:tc>
+        <w:tc>
+          <w:tcPr/>
+          <w:p>
+            <w:pPr>
+              <w:pStyle w:val="Compact"/>
+            </w:pPr>
+            <w:r>
+              <w:t xml:space="preserve">Configuration drift report + change-ticket attribution</w:t>
             </w:r>
           </w:p>
         </w:tc>
       </w:tr>
     </w:tbl>
-    <w:bookmarkEnd w:id="28"/>
-    <w:bookmarkStart w:id="29" w:name="Xc2d7523a2414d77a7333a4b927ac2736f6a70da"/>
+    <w:p>
+      <w:pPr>
+        <w:pStyle w:val="BodyText"/>
+      </w:pPr>
+      <w:r>
+        <w:rPr>
+          <w:b/>
+          <w:bCs/>
+        </w:rPr>
+        <w:t xml:space="preserve">CSW Implementation:</w:t>
+      </w:r>
+    </w:p>
+    <w:p>
+      <w:pPr>
+        <w:pStyle w:val="SourceCode"/>
+      </w:pPr>
+      <w:r>
+        <w:rPr>
+          <w:rStyle w:val="VerbatimChar"/>
+        </w:rPr>
+        <w:t xml:space="preserve">Step 1: Achieve sensor + cloud-connector coverage (ID.AM-01/02)</w:t>
+      </w:r>
+      <w:r>
+        <w:br/>
+      </w:r>
+      <w:r>
+        <w:rPr>
+          <w:rStyle w:val="VerbatimChar"/>
+        </w:rPr>
+        <w:t xml:space="preserve">Step 2: Run ADM per crit_band scope (ID.AM-03)</w:t>
+      </w:r>
+      <w:r>
+        <w:br/>
+      </w:r>
+      <w:r>
+        <w:rPr>
+          <w:rStyle w:val="VerbatimChar"/>
+        </w:rPr>
+        <w:t xml:space="preserve">Step 3: Schedule continuous vulnerability inventory (ID.RA-01)</w:t>
+      </w:r>
+      <w:r>
+        <w:br/>
+      </w:r>
+      <w:r>
+        <w:rPr>
+          <w:rStyle w:val="VerbatimChar"/>
+        </w:rPr>
+        <w:t xml:space="preserve">Step 4: Wire reachability + EPSS into CVE triage (ID.RA-05)</w:t>
+      </w:r>
+      <w:r>
+        <w:br/>
+      </w:r>
+      <w:r>
+        <w:rPr>
+          <w:rStyle w:val="VerbatimChar"/>
+        </w:rPr>
+        <w:t xml:space="preserve">Step 5: Schedule weekly drift report tied to change tickets (ID.RA-07)</w:t>
+      </w:r>
+    </w:p>
+    <w:p>
+      <w:r>
+        <w:pict>
+          <v:rect style="width:0;height:1.5pt" o:hralign="center" o:hrstd="t" o:hr="t"/>
+        </w:pict>
+      </w:r>
+    </w:p>
+    <w:bookmarkEnd w:id="33"/>
+    <w:bookmarkEnd w:id="34"/>
+    <w:bookmarkStart w:id="39" w:name="X9ca217f52a711a9ac92cb487b0880874d69cdc7"/>
+    <w:p>
+      <w:pPr>
+        <w:pStyle w:val="Heading2"/>
+      </w:pPr>
+      <w:r>
+        <w:t xml:space="preserve">7. Protect (PR) — Safeguards</w:t>
+      </w:r>
+    </w:p>
+    <w:p>
+      <w:pPr>
+        <w:pStyle w:val="FirstParagraph"/>
+      </w:pPr>
+      <w:r>
+        <w:t xml:space="preserve">CSF 2.0 reorganised Protect substantially in 2024. The most CSW-</w:t>
+      </w:r>
+      <w:r>
+        <w:t xml:space="preserve"> </w:t>
+      </w:r>
+      <w:r>
+        <w:t xml:space="preserve">relevant Categories are PR.IR (Infrastructure Resilience) and</w:t>
+      </w:r>
+      <w:r>
+        <w:t xml:space="preserve"> </w:t>
+      </w:r>
+      <w:r>
+        <w:t xml:space="preserve">PR.PS (Platform Security).</w:t>
+      </w:r>
+    </w:p>
+    <w:bookmarkStart w:id="35" w:name="X0923cd8db31c6404398b7a2f709e065095fef76"/>
     <w:p>
       <w:pPr>
         <w:pStyle w:val="Heading3"/>
       </w:pPr>
       <w:r>
-        <w:t xml:space="preserve">PR.AA — Identity Management, Authentication, Access Control</w:t>
-      </w:r>
-    </w:p>
-    <w:p>
-      <w:pPr>
-        <w:pStyle w:val="FirstParagraph"/>
-      </w:pPr>
-      <w:r>
-        <w:t xml:space="preserve">CSW is supporting here; identity is upstream. CSW enforces</w:t>
-      </w:r>
-      <w:r>
-        <w:t xml:space="preserve"> </w:t>
-      </w:r>
-      <w:r>
-        <w:t xml:space="preserve">workload-side outcomes of upstream identity decisions.</w:t>
+        <w:t xml:space="preserve">PR.IR — Infrastructure Resilience (Network Protection)</w:t>
       </w:r>
     </w:p>
     <w:tbl>
@@ -4471,77 +5470,147 @@
               <w:pStyle w:val="Compact"/>
             </w:pPr>
             <w:r>
-              <w:t xml:space="preserve">PR.AA-01</w:t>
-            </w:r>
-          </w:p>
-        </w:tc>
-        <w:tc>
-          <w:tcPr/>
-          <w:p>
-            <w:pPr>
-              <w:pStyle w:val="Compact"/>
-            </w:pPr>
-            <w:r>
-              <w:t xml:space="preserve">Identities and credentials for authorised users, services, and hardware are managed</w:t>
-            </w:r>
-          </w:p>
-        </w:tc>
-        <w:tc>
-          <w:tcPr/>
-          <w:p>
-            <w:pPr>
-              <w:pStyle w:val="Compact"/>
-            </w:pPr>
-            <w:r>
-              <w:t xml:space="preserve">Workload labels carry identity context for policy decisions</w:t>
-            </w:r>
-          </w:p>
-        </w:tc>
-      </w:tr>
-      <w:tr>
-        <w:tc>
-          <w:tcPr/>
-          <w:p>
-            <w:pPr>
-              <w:pStyle w:val="Compact"/>
-            </w:pPr>
-            <w:r>
-              <w:t xml:space="preserve">PR.AA-05</w:t>
-            </w:r>
-          </w:p>
-        </w:tc>
-        <w:tc>
-          <w:tcPr/>
-          <w:p>
-            <w:pPr>
-              <w:pStyle w:val="Compact"/>
-            </w:pPr>
-            <w:r>
-              <w:t xml:space="preserve">Access permissions, entitlements, and authorisations are defined in a policy, managed, enforced, and reviewed</w:t>
-            </w:r>
-          </w:p>
-        </w:tc>
-        <w:tc>
-          <w:tcPr/>
-          <w:p>
-            <w:pPr>
-              <w:pStyle w:val="Compact"/>
-            </w:pPr>
-            <w:r>
-              <w:t xml:space="preserve">Workload-tier policy enforcement + quarterly access review</w:t>
+              <w:t xml:space="preserve">PR.IR-01</w:t>
+            </w:r>
+          </w:p>
+        </w:tc>
+        <w:tc>
+          <w:tcPr/>
+          <w:p>
+            <w:pPr>
+              <w:pStyle w:val="Compact"/>
+            </w:pPr>
+            <w:r>
+              <w:t xml:space="preserve">Networks and environments are protected from unauthorised logical access and usage</w:t>
+            </w:r>
+          </w:p>
+        </w:tc>
+        <w:tc>
+          <w:tcPr/>
+          <w:p>
+            <w:pPr>
+              <w:pStyle w:val="Compact"/>
+            </w:pPr>
+            <w:r>
+              <w:t xml:space="preserve">Workload-level deny-by-default segmentation enforcement</w:t>
+            </w:r>
+          </w:p>
+        </w:tc>
+      </w:tr>
+      <w:tr>
+        <w:tc>
+          <w:tcPr/>
+          <w:p>
+            <w:pPr>
+              <w:pStyle w:val="Compact"/>
+            </w:pPr>
+            <w:r>
+              <w:t xml:space="preserve">PR.IR-02</w:t>
+            </w:r>
+          </w:p>
+        </w:tc>
+        <w:tc>
+          <w:tcPr/>
+          <w:p>
+            <w:pPr>
+              <w:pStyle w:val="Compact"/>
+            </w:pPr>
+            <w:r>
+              <w:t xml:space="preserve">The organisation's technology assets are protected from environmental threats</w:t>
+            </w:r>
+          </w:p>
+        </w:tc>
+        <w:tc>
+          <w:tcPr/>
+          <w:p>
+            <w:pPr>
+              <w:pStyle w:val="Compact"/>
+            </w:pPr>
+            <w:r>
+              <w:t xml:space="preserve">(CSW does not address physical/environmental — out of scope)</w:t>
+            </w:r>
+          </w:p>
+        </w:tc>
+      </w:tr>
+      <w:tr>
+        <w:tc>
+          <w:tcPr/>
+          <w:p>
+            <w:pPr>
+              <w:pStyle w:val="Compact"/>
+            </w:pPr>
+            <w:r>
+              <w:t xml:space="preserve">PR.IR-03</w:t>
+            </w:r>
+          </w:p>
+        </w:tc>
+        <w:tc>
+          <w:tcPr/>
+          <w:p>
+            <w:pPr>
+              <w:pStyle w:val="Compact"/>
+            </w:pPr>
+            <w:r>
+              <w:t xml:space="preserve">Mechanisms are implemented to achieve resilience requirements in normal and adverse situations</w:t>
+            </w:r>
+          </w:p>
+        </w:tc>
+        <w:tc>
+          <w:tcPr/>
+          <w:p>
+            <w:pPr>
+              <w:pStyle w:val="Compact"/>
+            </w:pPr>
+            <w:r>
+              <w:t xml:space="preserve">Quarantine policy for incident response; segmentation evolves under change control</w:t>
+            </w:r>
+          </w:p>
+        </w:tc>
+      </w:tr>
+      <w:tr>
+        <w:tc>
+          <w:tcPr/>
+          <w:p>
+            <w:pPr>
+              <w:pStyle w:val="Compact"/>
+            </w:pPr>
+            <w:r>
+              <w:t xml:space="preserve">PR.IR-04</w:t>
+            </w:r>
+          </w:p>
+        </w:tc>
+        <w:tc>
+          <w:tcPr/>
+          <w:p>
+            <w:pPr>
+              <w:pStyle w:val="Compact"/>
+            </w:pPr>
+            <w:r>
+              <w:t xml:space="preserve">Adequate resource capacity to ensure availability is maintained</w:t>
+            </w:r>
+          </w:p>
+        </w:tc>
+        <w:tc>
+          <w:tcPr/>
+          <w:p>
+            <w:pPr>
+              <w:pStyle w:val="Compact"/>
+            </w:pPr>
+            <w:r>
+              <w:t xml:space="preserve">(CSW supports detection of resource-exhaustion patterns; primary control is capacity planning)</w:t>
             </w:r>
           </w:p>
         </w:tc>
       </w:tr>
     </w:tbl>
-    <w:bookmarkEnd w:id="29"/>
-    <w:bookmarkStart w:id="30" w:name="prds--data-security"/>
+    <w:bookmarkEnd w:id="35"/>
+    <w:bookmarkStart w:id="36" w:name="prps--platform-security"/>
     <w:p>
       <w:pPr>
         <w:pStyle w:val="Heading3"/>
       </w:pPr>
       <w:r>
-        <w:t xml:space="preserve">PR.DS — Data Security</w:t>
+        <w:t xml:space="preserve">PR.PS — Platform Security</w:t>
       </w:r>
     </w:p>
     <w:tbl>
@@ -4601,231 +5670,217 @@
               <w:pStyle w:val="Compact"/>
             </w:pPr>
             <w:r>
-              <w:t xml:space="preserve">PR.DS-01</w:t>
-            </w:r>
-          </w:p>
-        </w:tc>
-        <w:tc>
-          <w:tcPr/>
-          <w:p>
-            <w:pPr>
-              <w:pStyle w:val="Compact"/>
-            </w:pPr>
-            <w:r>
-              <w:t xml:space="preserve">The confidentiality, integrity, and availability of data-at-rest are protected</w:t>
-            </w:r>
-          </w:p>
-        </w:tc>
-        <w:tc>
-          <w:tcPr/>
-          <w:p>
-            <w:pPr>
-              <w:pStyle w:val="Compact"/>
-            </w:pPr>
-            <w:r>
-              <w:t xml:space="preserve">(Out of scope — encryption at rest is upstream)</w:t>
-            </w:r>
-          </w:p>
-        </w:tc>
-      </w:tr>
-      <w:tr>
-        <w:tc>
-          <w:tcPr/>
-          <w:p>
-            <w:pPr>
-              <w:pStyle w:val="Compact"/>
-            </w:pPr>
-            <w:r>
-              <w:t xml:space="preserve">PR.DS-02</w:t>
-            </w:r>
-          </w:p>
-        </w:tc>
-        <w:tc>
-          <w:tcPr/>
-          <w:p>
-            <w:pPr>
-              <w:pStyle w:val="Compact"/>
-            </w:pPr>
-            <w:r>
-              <w:t xml:space="preserve">The confidentiality, integrity, and availability of data-in-transit are protected</w:t>
-            </w:r>
-          </w:p>
-        </w:tc>
-        <w:tc>
-          <w:tcPr/>
-          <w:p>
-            <w:pPr>
-              <w:pStyle w:val="Compact"/>
-            </w:pPr>
-            <w:r>
-              <w:t xml:space="preserve">Plaintext-protocol DENY enforcement</w:t>
+              <w:t xml:space="preserve">PR.PS-01</w:t>
+            </w:r>
+          </w:p>
+        </w:tc>
+        <w:tc>
+          <w:tcPr/>
+          <w:p>
+            <w:pPr>
+              <w:pStyle w:val="Compact"/>
+            </w:pPr>
+            <w:r>
+              <w:t xml:space="preserve">Configuration management practices are established and applied</w:t>
+            </w:r>
+          </w:p>
+        </w:tc>
+        <w:tc>
+          <w:tcPr/>
+          <w:p>
+            <w:pPr>
+              <w:pStyle w:val="Compact"/>
+            </w:pPr>
+            <w:r>
+              <w:t xml:space="preserve">Daily baseline + drift detection</w:t>
+            </w:r>
+          </w:p>
+        </w:tc>
+      </w:tr>
+      <w:tr>
+        <w:tc>
+          <w:tcPr/>
+          <w:p>
+            <w:pPr>
+              <w:pStyle w:val="Compact"/>
+            </w:pPr>
+            <w:r>
+              <w:t xml:space="preserve">PR.PS-02</w:t>
+            </w:r>
+          </w:p>
+        </w:tc>
+        <w:tc>
+          <w:tcPr/>
+          <w:p>
+            <w:pPr>
+              <w:pStyle w:val="Compact"/>
+            </w:pPr>
+            <w:r>
+              <w:t xml:space="preserve">Software is maintained, replaced, and removed commensurate with risk</w:t>
+            </w:r>
+          </w:p>
+        </w:tc>
+        <w:tc>
+          <w:tcPr/>
+          <w:p>
+            <w:pPr>
+              <w:pStyle w:val="Compact"/>
+            </w:pPr>
+            <w:r>
+              <w:t xml:space="preserve">Per-workload software inventory + vendor-EOL tagging</w:t>
+            </w:r>
+          </w:p>
+        </w:tc>
+      </w:tr>
+      <w:tr>
+        <w:tc>
+          <w:tcPr/>
+          <w:p>
+            <w:pPr>
+              <w:pStyle w:val="Compact"/>
+            </w:pPr>
+            <w:r>
+              <w:t xml:space="preserve">PR.PS-03</w:t>
+            </w:r>
+          </w:p>
+        </w:tc>
+        <w:tc>
+          <w:tcPr/>
+          <w:p>
+            <w:pPr>
+              <w:pStyle w:val="Compact"/>
+            </w:pPr>
+            <w:r>
+              <w:t xml:space="preserve">Hardware is maintained, replaced, and removed commensurate with risk</w:t>
+            </w:r>
+          </w:p>
+        </w:tc>
+        <w:tc>
+          <w:tcPr/>
+          <w:p>
+            <w:pPr>
+              <w:pStyle w:val="Compact"/>
+            </w:pPr>
+            <w:r>
+              <w:t xml:space="preserve">Inventory drift + asset lifecycle tagging</w:t>
+            </w:r>
+          </w:p>
+        </w:tc>
+      </w:tr>
+      <w:tr>
+        <w:tc>
+          <w:tcPr/>
+          <w:p>
+            <w:pPr>
+              <w:pStyle w:val="Compact"/>
+            </w:pPr>
+            <w:r>
+              <w:t xml:space="preserve">PR.PS-04</w:t>
+            </w:r>
+          </w:p>
+        </w:tc>
+        <w:tc>
+          <w:tcPr/>
+          <w:p>
+            <w:pPr>
+              <w:pStyle w:val="Compact"/>
+            </w:pPr>
+            <w:r>
+              <w:t xml:space="preserve">Log records are generated and made available for continuous monitoring</w:t>
+            </w:r>
+          </w:p>
+        </w:tc>
+        <w:tc>
+          <w:tcPr/>
+          <w:p>
+            <w:pPr>
+              <w:pStyle w:val="Compact"/>
+            </w:pPr>
+            <w:r>
+              <w:t xml:space="preserve">Per-flow + per-process telemetry to SIEM</w:t>
+            </w:r>
+          </w:p>
+        </w:tc>
+      </w:tr>
+      <w:tr>
+        <w:tc>
+          <w:tcPr/>
+          <w:p>
+            <w:pPr>
+              <w:pStyle w:val="Compact"/>
+            </w:pPr>
+            <w:r>
+              <w:t xml:space="preserve">PR.PS-05</w:t>
+            </w:r>
+          </w:p>
+        </w:tc>
+        <w:tc>
+          <w:tcPr/>
+          <w:p>
+            <w:pPr>
+              <w:pStyle w:val="Compact"/>
+            </w:pPr>
+            <w:r>
+              <w:t xml:space="preserve">Installation and execution of unauthorised software are prevented</w:t>
+            </w:r>
+          </w:p>
+        </w:tc>
+        <w:tc>
+          <w:tcPr/>
+          <w:p>
+            <w:pPr>
+              <w:pStyle w:val="Compact"/>
+            </w:pPr>
+            <w:r>
+              <w:t xml:space="preserve">Behavioural rules + (IG3) allow-list block</w:t>
+            </w:r>
+          </w:p>
+        </w:tc>
+      </w:tr>
+      <w:tr>
+        <w:tc>
+          <w:tcPr/>
+          <w:p>
+            <w:pPr>
+              <w:pStyle w:val="Compact"/>
+            </w:pPr>
+            <w:r>
+              <w:t xml:space="preserve">PR.PS-06</w:t>
+            </w:r>
+          </w:p>
+        </w:tc>
+        <w:tc>
+          <w:tcPr/>
+          <w:p>
+            <w:pPr>
+              <w:pStyle w:val="Compact"/>
+            </w:pPr>
+            <w:r>
+              <w:t xml:space="preserve">Secure software development practices are integrated, and their performance is monitored</w:t>
+            </w:r>
+          </w:p>
+        </w:tc>
+        <w:tc>
+          <w:tcPr/>
+          <w:p>
+            <w:pPr>
+              <w:pStyle w:val="Compact"/>
+            </w:pPr>
+            <w:r>
+              <w:t xml:space="preserve">CVE inventory feeds the SDLC; reachability for triage</w:t>
             </w:r>
           </w:p>
         </w:tc>
       </w:tr>
     </w:tbl>
-    <w:p>
-      <w:pPr>
-        <w:pStyle w:val="BodyText"/>
-      </w:pPr>
-      <w:r>
-        <w:rPr>
-          <w:b/>
-          <w:bCs/>
-        </w:rPr>
-        <w:t xml:space="preserve">CSW Implementation:</w:t>
-      </w:r>
-    </w:p>
-    <w:p>
-      <w:pPr>
-        <w:pStyle w:val="SourceCode"/>
-      </w:pPr>
-      <w:r>
-        <w:rPr>
-          <w:rStyle w:val="VerbatimChar"/>
-        </w:rPr>
-        <w:t xml:space="preserve">Step 1: Per-scope segmentation policy (PR.IR-01)</w:t>
-      </w:r>
-      <w:r>
-        <w:br/>
-      </w:r>
-      <w:r>
-        <w:rPr>
-          <w:rStyle w:val="VerbatimChar"/>
-        </w:rPr>
-        <w:t xml:space="preserve">  → Build policy workspace; default deny; ADM-derived allow-list</w:t>
-      </w:r>
-      <w:r>
-        <w:br/>
-      </w:r>
-      <w:r>
-        <w:br/>
-      </w:r>
-      <w:r>
-        <w:rPr>
-          <w:rStyle w:val="VerbatimChar"/>
-        </w:rPr>
-        <w:t xml:space="preserve">Step 2: Daily baseline + drift detection (PR.PS-01)</w:t>
-      </w:r>
-      <w:r>
-        <w:br/>
-      </w:r>
-      <w:r>
-        <w:rPr>
-          <w:rStyle w:val="VerbatimChar"/>
-        </w:rPr>
-        <w:t xml:space="preserve">  → Snapshot OS + packages + listening ports + processes</w:t>
-      </w:r>
-      <w:r>
-        <w:br/>
-      </w:r>
-      <w:r>
-        <w:rPr>
-          <w:rStyle w:val="VerbatimChar"/>
-        </w:rPr>
-        <w:t xml:space="preserve">  → Daily diff with disposition column</w:t>
-      </w:r>
-      <w:r>
-        <w:br/>
-      </w:r>
-      <w:r>
-        <w:br/>
-      </w:r>
-      <w:r>
-        <w:rPr>
-          <w:rStyle w:val="VerbatimChar"/>
-        </w:rPr>
-        <w:t xml:space="preserve">Step 3: Software lifecycle (PR.PS-02)</w:t>
-      </w:r>
-      <w:r>
-        <w:br/>
-      </w:r>
-      <w:r>
-        <w:rPr>
-          <w:rStyle w:val="VerbatimChar"/>
-        </w:rPr>
-        <w:t xml:space="preserve">  → Tag workloads running EOL software; route to platform team</w:t>
-      </w:r>
-      <w:r>
-        <w:br/>
-      </w:r>
-      <w:r>
-        <w:br/>
-      </w:r>
-      <w:r>
-        <w:rPr>
-          <w:rStyle w:val="VerbatimChar"/>
-        </w:rPr>
-        <w:t xml:space="preserve">Step 4: SIEM forwarding (PR.PS-04)</w:t>
-      </w:r>
-      <w:r>
-        <w:br/>
-      </w:r>
-      <w:r>
-        <w:rPr>
-          <w:rStyle w:val="VerbatimChar"/>
-        </w:rPr>
-        <w:t xml:space="preserve">  → Per-flow + per-process events forwarded continuously</w:t>
-      </w:r>
-      <w:r>
-        <w:br/>
-      </w:r>
-      <w:r>
-        <w:br/>
-      </w:r>
-      <w:r>
-        <w:rPr>
-          <w:rStyle w:val="VerbatimChar"/>
-        </w:rPr>
-        <w:t xml:space="preserve">Step 5: Behavioural prevention (PR.PS-05)</w:t>
-      </w:r>
-      <w:r>
-        <w:br/>
-      </w:r>
-      <w:r>
-        <w:rPr>
-          <w:rStyle w:val="VerbatimChar"/>
-        </w:rPr>
-        <w:t xml:space="preserve">  → Forensics rule catalogue; alert in IG2; block in IG3 patterns</w:t>
-      </w:r>
-      <w:r>
-        <w:br/>
-      </w:r>
-      <w:r>
-        <w:br/>
-      </w:r>
-      <w:r>
-        <w:rPr>
-          <w:rStyle w:val="VerbatimChar"/>
-        </w:rPr>
-        <w:t xml:space="preserve">Step 6: Plaintext DENY (PR.DS-02)</w:t>
-      </w:r>
-      <w:r>
-        <w:br/>
-      </w:r>
-      <w:r>
-        <w:rPr>
-          <w:rStyle w:val="VerbatimChar"/>
-        </w:rPr>
-        <w:t xml:space="preserve">  → CSW policy: deny HTTP/FTP/Telnet/LDAP/SMTP plaintext flows</w:t>
-      </w:r>
-    </w:p>
-    <w:p>
-      <w:r>
-        <w:pict>
-          <v:rect style="width:0;height:1.5pt" o:hralign="center" o:hrstd="t" o:hr="t"/>
-        </w:pict>
-      </w:r>
-    </w:p>
-    <w:bookmarkEnd w:id="30"/>
-    <w:bookmarkEnd w:id="31"/>
-    <w:bookmarkStart w:id="34" w:name="X31150ccbd4b8c153357e24bbdbf2cfdd2c1048c"/>
-    <w:p>
-      <w:pPr>
-        <w:pStyle w:val="Heading2"/>
-      </w:pPr>
-      <w:r>
-        <w:t xml:space="preserve">6. Detect (DE) — Continuous Monitoring, Adverse Event Analysis</w:t>
+    <w:bookmarkEnd w:id="36"/>
+    <w:bookmarkStart w:id="37" w:name="Xc2d7523a2414d77a7333a4b927ac2736f6a70da"/>
+    <w:p>
+      <w:pPr>
+        <w:pStyle w:val="Heading3"/>
+      </w:pPr>
+      <w:r>
+        <w:t xml:space="preserve">PR.AA — Identity Management, Authentication, Access Control</w:t>
       </w:r>
     </w:p>
     <w:p>
@@ -4833,16 +5888,13 @@
         <w:pStyle w:val="FirstParagraph"/>
       </w:pPr>
       <w:r>
-        <w:t xml:space="preserve">The densest CSW alignment in CSF.</w:t>
-      </w:r>
-    </w:p>
-    <w:bookmarkStart w:id="32" w:name="decm--continuous-monitoring"/>
-    <w:p>
-      <w:pPr>
-        <w:pStyle w:val="Heading3"/>
-      </w:pPr>
-      <w:r>
-        <w:t xml:space="preserve">DE.CM — Continuous Monitoring</w:t>
+        <w:t xml:space="preserve">CSW is supporting here; identity is upstream. CSW enforces</w:t>
+      </w:r>
+      <w:r>
+        <w:t xml:space="preserve"> </w:t>
+      </w:r>
+      <w:r>
+        <w:t xml:space="preserve">workload-side outcomes of upstream identity decisions.</w:t>
       </w:r>
     </w:p>
     <w:tbl>
@@ -4902,182 +5954,77 @@
               <w:pStyle w:val="Compact"/>
             </w:pPr>
             <w:r>
-              <w:t xml:space="preserve">DE.CM-01</w:t>
-            </w:r>
-          </w:p>
-        </w:tc>
-        <w:tc>
-          <w:tcPr/>
-          <w:p>
-            <w:pPr>
-              <w:pStyle w:val="Compact"/>
-            </w:pPr>
-            <w:r>
-              <w:t xml:space="preserve">Networks and network services are monitored to find potentially adverse events</w:t>
-            </w:r>
-          </w:p>
-        </w:tc>
-        <w:tc>
-          <w:tcPr/>
-          <w:p>
-            <w:pPr>
-              <w:pStyle w:val="Compact"/>
-            </w:pPr>
-            <w:r>
-              <w:t xml:space="preserve">CSW flow telemetry + behavioural rules + SIEM forwarding</w:t>
-            </w:r>
-          </w:p>
-        </w:tc>
-      </w:tr>
-      <w:tr>
-        <w:tc>
-          <w:tcPr/>
-          <w:p>
-            <w:pPr>
-              <w:pStyle w:val="Compact"/>
-            </w:pPr>
-            <w:r>
-              <w:t xml:space="preserve">DE.CM-02</w:t>
-            </w:r>
-          </w:p>
-        </w:tc>
-        <w:tc>
-          <w:tcPr/>
-          <w:p>
-            <w:pPr>
-              <w:pStyle w:val="Compact"/>
-            </w:pPr>
-            <w:r>
-              <w:t xml:space="preserve">The physical environment is monitored to find potentially adverse events</w:t>
-            </w:r>
-          </w:p>
-        </w:tc>
-        <w:tc>
-          <w:tcPr/>
-          <w:p>
-            <w:pPr>
-              <w:pStyle w:val="Compact"/>
-            </w:pPr>
-            <w:r>
-              <w:t xml:space="preserve">(Out of scope — physical)</w:t>
-            </w:r>
-          </w:p>
-        </w:tc>
-      </w:tr>
-      <w:tr>
-        <w:tc>
-          <w:tcPr/>
-          <w:p>
-            <w:pPr>
-              <w:pStyle w:val="Compact"/>
-            </w:pPr>
-            <w:r>
-              <w:t xml:space="preserve">DE.CM-03</w:t>
-            </w:r>
-          </w:p>
-        </w:tc>
-        <w:tc>
-          <w:tcPr/>
-          <w:p>
-            <w:pPr>
-              <w:pStyle w:val="Compact"/>
-            </w:pPr>
-            <w:r>
-              <w:t xml:space="preserve">Personnel activity and technology usage are monitored to find potentially adverse events</w:t>
-            </w:r>
-          </w:p>
-        </w:tc>
-        <w:tc>
-          <w:tcPr/>
-          <w:p>
-            <w:pPr>
-              <w:pStyle w:val="Compact"/>
-            </w:pPr>
-            <w:r>
-              <w:t xml:space="preserve">Process telemetry + identity-aware policy</w:t>
-            </w:r>
-          </w:p>
-        </w:tc>
-      </w:tr>
-      <w:tr>
-        <w:tc>
-          <w:tcPr/>
-          <w:p>
-            <w:pPr>
-              <w:pStyle w:val="Compact"/>
-            </w:pPr>
-            <w:r>
-              <w:t xml:space="preserve">DE.CM-06</w:t>
-            </w:r>
-          </w:p>
-        </w:tc>
-        <w:tc>
-          <w:tcPr/>
-          <w:p>
-            <w:pPr>
-              <w:pStyle w:val="Compact"/>
-            </w:pPr>
-            <w:r>
-              <w:t xml:space="preserve">External service provider activities and services are monitored to find potentially adverse events</w:t>
-            </w:r>
-          </w:p>
-        </w:tc>
-        <w:tc>
-          <w:tcPr/>
-          <w:p>
-            <w:pPr>
-              <w:pStyle w:val="Compact"/>
-            </w:pPr>
-            <w:r>
-              <w:t xml:space="preserve">Vendor-egress observation + drift alerting</w:t>
-            </w:r>
-          </w:p>
-        </w:tc>
-      </w:tr>
-      <w:tr>
-        <w:tc>
-          <w:tcPr/>
-          <w:p>
-            <w:pPr>
-              <w:pStyle w:val="Compact"/>
-            </w:pPr>
-            <w:r>
-              <w:t xml:space="preserve">DE.CM-09</w:t>
-            </w:r>
-          </w:p>
-        </w:tc>
-        <w:tc>
-          <w:tcPr/>
-          <w:p>
-            <w:pPr>
-              <w:pStyle w:val="Compact"/>
-            </w:pPr>
-            <w:r>
-              <w:t xml:space="preserve">Computing hardware and software, runtime environments, and their data are monitored to find potentially adverse events</w:t>
-            </w:r>
-          </w:p>
-        </w:tc>
-        <w:tc>
-          <w:tcPr/>
-          <w:p>
-            <w:pPr>
-              <w:pStyle w:val="Compact"/>
-            </w:pPr>
-            <w:r>
-              <w:t xml:space="preserve">Per-workload process + package + flow telemetry</w:t>
+              <w:t xml:space="preserve">PR.AA-01</w:t>
+            </w:r>
+          </w:p>
+        </w:tc>
+        <w:tc>
+          <w:tcPr/>
+          <w:p>
+            <w:pPr>
+              <w:pStyle w:val="Compact"/>
+            </w:pPr>
+            <w:r>
+              <w:t xml:space="preserve">Identities and credentials for authorised users, services, and hardware are managed</w:t>
+            </w:r>
+          </w:p>
+        </w:tc>
+        <w:tc>
+          <w:tcPr/>
+          <w:p>
+            <w:pPr>
+              <w:pStyle w:val="Compact"/>
+            </w:pPr>
+            <w:r>
+              <w:t xml:space="preserve">Workload labels carry identity context for policy decisions</w:t>
+            </w:r>
+          </w:p>
+        </w:tc>
+      </w:tr>
+      <w:tr>
+        <w:tc>
+          <w:tcPr/>
+          <w:p>
+            <w:pPr>
+              <w:pStyle w:val="Compact"/>
+            </w:pPr>
+            <w:r>
+              <w:t xml:space="preserve">PR.AA-05</w:t>
+            </w:r>
+          </w:p>
+        </w:tc>
+        <w:tc>
+          <w:tcPr/>
+          <w:p>
+            <w:pPr>
+              <w:pStyle w:val="Compact"/>
+            </w:pPr>
+            <w:r>
+              <w:t xml:space="preserve">Access permissions, entitlements, and authorisations are defined in a policy, managed, enforced, and reviewed</w:t>
+            </w:r>
+          </w:p>
+        </w:tc>
+        <w:tc>
+          <w:tcPr/>
+          <w:p>
+            <w:pPr>
+              <w:pStyle w:val="Compact"/>
+            </w:pPr>
+            <w:r>
+              <w:t xml:space="preserve">Workload-tier policy enforcement + quarterly access review</w:t>
             </w:r>
           </w:p>
         </w:tc>
       </w:tr>
     </w:tbl>
-    <w:bookmarkEnd w:id="32"/>
-    <w:bookmarkStart w:id="33" w:name="deae--adverse-event-analysis"/>
+    <w:bookmarkEnd w:id="37"/>
+    <w:bookmarkStart w:id="38" w:name="prds--data-security"/>
     <w:p>
       <w:pPr>
         <w:pStyle w:val="Heading3"/>
       </w:pPr>
       <w:r>
-        <w:t xml:space="preserve">DE.AE — Adverse Event Analysis</w:t>
+        <w:t xml:space="preserve">PR.DS — Data Security</w:t>
       </w:r>
     </w:p>
     <w:tbl>
@@ -5137,204 +6084,64 @@
               <w:pStyle w:val="Compact"/>
             </w:pPr>
             <w:r>
-              <w:t xml:space="preserve">DE.AE-02</w:t>
-            </w:r>
-          </w:p>
-        </w:tc>
-        <w:tc>
-          <w:tcPr/>
-          <w:p>
-            <w:pPr>
-              <w:pStyle w:val="Compact"/>
-            </w:pPr>
-            <w:r>
-              <w:t xml:space="preserve">Potentially adverse events are analysed to better understand associated activities</w:t>
-            </w:r>
-          </w:p>
-        </w:tc>
-        <w:tc>
-          <w:tcPr/>
-          <w:p>
-            <w:pPr>
-              <w:pStyle w:val="Compact"/>
-            </w:pPr>
-            <w:r>
-              <w:t xml:space="preserve">Forensic flow + process timeline reconstruction</w:t>
-            </w:r>
-          </w:p>
-        </w:tc>
-      </w:tr>
-      <w:tr>
-        <w:tc>
-          <w:tcPr/>
-          <w:p>
-            <w:pPr>
-              <w:pStyle w:val="Compact"/>
-            </w:pPr>
-            <w:r>
-              <w:t xml:space="preserve">DE.AE-03</w:t>
-            </w:r>
-          </w:p>
-        </w:tc>
-        <w:tc>
-          <w:tcPr/>
-          <w:p>
-            <w:pPr>
-              <w:pStyle w:val="Compact"/>
-            </w:pPr>
-            <w:r>
-              <w:t xml:space="preserve">Information is correlated from multiple sources</w:t>
-            </w:r>
-          </w:p>
-        </w:tc>
-        <w:tc>
-          <w:tcPr/>
-          <w:p>
-            <w:pPr>
-              <w:pStyle w:val="Compact"/>
-            </w:pPr>
-            <w:r>
-              <w:t xml:space="preserve">CSW telemetry forwarded to SIEM for correlation</w:t>
-            </w:r>
-          </w:p>
-        </w:tc>
-      </w:tr>
-      <w:tr>
-        <w:tc>
-          <w:tcPr/>
-          <w:p>
-            <w:pPr>
-              <w:pStyle w:val="Compact"/>
-            </w:pPr>
-            <w:r>
-              <w:t xml:space="preserve">DE.AE-04</w:t>
-            </w:r>
-          </w:p>
-        </w:tc>
-        <w:tc>
-          <w:tcPr/>
-          <w:p>
-            <w:pPr>
-              <w:pStyle w:val="Compact"/>
-            </w:pPr>
-            <w:r>
-              <w:t xml:space="preserve">The estimated impact and scope of adverse events is understood</w:t>
-            </w:r>
-          </w:p>
-        </w:tc>
-        <w:tc>
-          <w:tcPr/>
-          <w:p>
-            <w:pPr>
-              <w:pStyle w:val="Compact"/>
-            </w:pPr>
-            <w:r>
-              <w:t xml:space="preserve">Reachability + crit_band labels inform impact estimate</w:t>
-            </w:r>
-          </w:p>
-        </w:tc>
-      </w:tr>
-      <w:tr>
-        <w:tc>
-          <w:tcPr/>
-          <w:p>
-            <w:pPr>
-              <w:pStyle w:val="Compact"/>
-            </w:pPr>
-            <w:r>
-              <w:t xml:space="preserve">DE.AE-06</w:t>
-            </w:r>
-          </w:p>
-        </w:tc>
-        <w:tc>
-          <w:tcPr/>
-          <w:p>
-            <w:pPr>
-              <w:pStyle w:val="Compact"/>
-            </w:pPr>
-            <w:r>
-              <w:t xml:space="preserve">Information on adverse events is provided to authorised staff and tools</w:t>
-            </w:r>
-          </w:p>
-        </w:tc>
-        <w:tc>
-          <w:tcPr/>
-          <w:p>
-            <w:pPr>
-              <w:pStyle w:val="Compact"/>
-            </w:pPr>
-            <w:r>
-              <w:t xml:space="preserve">SIEM forwarding + alert routing per scope</w:t>
-            </w:r>
-          </w:p>
-        </w:tc>
-      </w:tr>
-      <w:tr>
-        <w:tc>
-          <w:tcPr/>
-          <w:p>
-            <w:pPr>
-              <w:pStyle w:val="Compact"/>
-            </w:pPr>
-            <w:r>
-              <w:t xml:space="preserve">DE.AE-07</w:t>
-            </w:r>
-          </w:p>
-        </w:tc>
-        <w:tc>
-          <w:tcPr/>
-          <w:p>
-            <w:pPr>
-              <w:pStyle w:val="Compact"/>
-            </w:pPr>
-            <w:r>
-              <w:t xml:space="preserve">Cyber threat intelligence and other contextual information are integrated into the analysis</w:t>
-            </w:r>
-          </w:p>
-        </w:tc>
-        <w:tc>
-          <w:tcPr/>
-          <w:p>
-            <w:pPr>
-              <w:pStyle w:val="Compact"/>
-            </w:pPr>
-            <w:r>
-              <w:t xml:space="preserve">Threat-intel-enriched detections</w:t>
-            </w:r>
-          </w:p>
-        </w:tc>
-      </w:tr>
-      <w:tr>
-        <w:tc>
-          <w:tcPr/>
-          <w:p>
-            <w:pPr>
-              <w:pStyle w:val="Compact"/>
-            </w:pPr>
-            <w:r>
-              <w:t xml:space="preserve">DE.AE-08</w:t>
-            </w:r>
-          </w:p>
-        </w:tc>
-        <w:tc>
-          <w:tcPr/>
-          <w:p>
-            <w:pPr>
-              <w:pStyle w:val="Compact"/>
-            </w:pPr>
-            <w:r>
-              <w:t xml:space="preserve">Incidents are declared when adverse events meet the defined incident criteria</w:t>
-            </w:r>
-          </w:p>
-        </w:tc>
-        <w:tc>
-          <w:tcPr/>
-          <w:p>
-            <w:pPr>
-              <w:pStyle w:val="Compact"/>
-            </w:pPr>
-            <w:r>
-              <w:t xml:space="preserve">Severity-based alert routing → IR ticket creation</w:t>
+              <w:t xml:space="preserve">PR.DS-01</w:t>
+            </w:r>
+          </w:p>
+        </w:tc>
+        <w:tc>
+          <w:tcPr/>
+          <w:p>
+            <w:pPr>
+              <w:pStyle w:val="Compact"/>
+            </w:pPr>
+            <w:r>
+              <w:t xml:space="preserve">The confidentiality, integrity, and availability of data-at-rest are protected</w:t>
+            </w:r>
+          </w:p>
+        </w:tc>
+        <w:tc>
+          <w:tcPr/>
+          <w:p>
+            <w:pPr>
+              <w:pStyle w:val="Compact"/>
+            </w:pPr>
+            <w:r>
+              <w:t xml:space="preserve">(Out of scope — encryption at rest is upstream)</w:t>
+            </w:r>
+          </w:p>
+        </w:tc>
+      </w:tr>
+      <w:tr>
+        <w:tc>
+          <w:tcPr/>
+          <w:p>
+            <w:pPr>
+              <w:pStyle w:val="Compact"/>
+            </w:pPr>
+            <w:r>
+              <w:t xml:space="preserve">PR.DS-02</w:t>
+            </w:r>
+          </w:p>
+        </w:tc>
+        <w:tc>
+          <w:tcPr/>
+          <w:p>
+            <w:pPr>
+              <w:pStyle w:val="Compact"/>
+            </w:pPr>
+            <w:r>
+              <w:t xml:space="preserve">The confidentiality, integrity, and availability of data-in-transit are protected</w:t>
+            </w:r>
+          </w:p>
+        </w:tc>
+        <w:tc>
+          <w:tcPr/>
+          <w:p>
+            <w:pPr>
+              <w:pStyle w:val="Compact"/>
+            </w:pPr>
+            <w:r>
+              <w:t xml:space="preserve">Plaintext-protocol DENY enforcement</w:t>
             </w:r>
           </w:p>
         </w:tc>
@@ -5360,7 +6167,7 @@
         <w:rPr>
           <w:rStyle w:val="VerbatimChar"/>
         </w:rPr>
-        <w:t xml:space="preserve">Step 1: Behavioural rules across crit_band scopes (DE.CM-01/03/09)</w:t>
+        <w:t xml:space="preserve">Step 1: Per-scope segmentation policy (PR.IR-01)</w:t>
       </w:r>
       <w:r>
         <w:br/>
@@ -5369,25 +6176,19 @@
         <w:rPr>
           <w:rStyle w:val="VerbatimChar"/>
         </w:rPr>
-        <w:t xml:space="preserve">Step 2: Conversation-graph anomaly detection (DE.CM-01)</w:t>
+        <w:t xml:space="preserve">  → Build policy workspace; default deny; ADM-derived allow-list</w:t>
       </w:r>
       <w:r>
         <w:br/>
       </w:r>
       <w:r>
-        <w:rPr>
-          <w:rStyle w:val="VerbatimChar"/>
-        </w:rPr>
-        <w:t xml:space="preserve">Step 3: SIEM forwarding for correlation (DE.AE-03/06)</w:t>
-      </w:r>
-      <w:r>
         <w:br/>
       </w:r>
       <w:r>
         <w:rPr>
           <w:rStyle w:val="VerbatimChar"/>
         </w:rPr>
-        <w:t xml:space="preserve">Step 4: Threat-intel enrichment in CVE + behavioural pipeline (DE.AE-07)</w:t>
+        <w:t xml:space="preserve">Step 2: Daily baseline + drift detection (PR.PS-01)</w:t>
       </w:r>
       <w:r>
         <w:br/>
@@ -5396,7 +6197,100 @@
         <w:rPr>
           <w:rStyle w:val="VerbatimChar"/>
         </w:rPr>
-        <w:t xml:space="preserve">Step 5: Severity-based incident-declaration thresholds (DE.AE-08)</w:t>
+        <w:t xml:space="preserve">  → Snapshot OS + packages + listening ports + processes</w:t>
+      </w:r>
+      <w:r>
+        <w:br/>
+      </w:r>
+      <w:r>
+        <w:rPr>
+          <w:rStyle w:val="VerbatimChar"/>
+        </w:rPr>
+        <w:t xml:space="preserve">  → Daily diff with disposition column</w:t>
+      </w:r>
+      <w:r>
+        <w:br/>
+      </w:r>
+      <w:r>
+        <w:br/>
+      </w:r>
+      <w:r>
+        <w:rPr>
+          <w:rStyle w:val="VerbatimChar"/>
+        </w:rPr>
+        <w:t xml:space="preserve">Step 3: Software lifecycle (PR.PS-02)</w:t>
+      </w:r>
+      <w:r>
+        <w:br/>
+      </w:r>
+      <w:r>
+        <w:rPr>
+          <w:rStyle w:val="VerbatimChar"/>
+        </w:rPr>
+        <w:t xml:space="preserve">  → Tag workloads running EOL software; route to platform team</w:t>
+      </w:r>
+      <w:r>
+        <w:br/>
+      </w:r>
+      <w:r>
+        <w:br/>
+      </w:r>
+      <w:r>
+        <w:rPr>
+          <w:rStyle w:val="VerbatimChar"/>
+        </w:rPr>
+        <w:t xml:space="preserve">Step 4: SIEM forwarding (PR.PS-04)</w:t>
+      </w:r>
+      <w:r>
+        <w:br/>
+      </w:r>
+      <w:r>
+        <w:rPr>
+          <w:rStyle w:val="VerbatimChar"/>
+        </w:rPr>
+        <w:t xml:space="preserve">  → Per-flow + per-process events forwarded continuously</w:t>
+      </w:r>
+      <w:r>
+        <w:br/>
+      </w:r>
+      <w:r>
+        <w:br/>
+      </w:r>
+      <w:r>
+        <w:rPr>
+          <w:rStyle w:val="VerbatimChar"/>
+        </w:rPr>
+        <w:t xml:space="preserve">Step 5: Behavioural prevention (PR.PS-05)</w:t>
+      </w:r>
+      <w:r>
+        <w:br/>
+      </w:r>
+      <w:r>
+        <w:rPr>
+          <w:rStyle w:val="VerbatimChar"/>
+        </w:rPr>
+        <w:t xml:space="preserve">  → Forensics rule catalogue; alert in IG2; block in IG3 patterns</w:t>
+      </w:r>
+      <w:r>
+        <w:br/>
+      </w:r>
+      <w:r>
+        <w:br/>
+      </w:r>
+      <w:r>
+        <w:rPr>
+          <w:rStyle w:val="VerbatimChar"/>
+        </w:rPr>
+        <w:t xml:space="preserve">Step 6: Plaintext DENY (PR.DS-02)</w:t>
+      </w:r>
+      <w:r>
+        <w:br/>
+      </w:r>
+      <w:r>
+        <w:rPr>
+          <w:rStyle w:val="VerbatimChar"/>
+        </w:rPr>
+        <w:t xml:space="preserve">  → CSW policy: deny HTTP/FTP/Telnet/LDAP/SMTP plaintext flows</w:t>
       </w:r>
     </w:p>
     <w:p>
@@ -5406,24 +6300,32 @@
         </w:pict>
       </w:r>
     </w:p>
-    <w:bookmarkEnd w:id="33"/>
-    <w:bookmarkEnd w:id="34"/>
-    <w:bookmarkStart w:id="38" w:name="Xb8f2fc5dd3860526c662e4b9b075e789fb7e920"/>
+    <w:bookmarkEnd w:id="38"/>
+    <w:bookmarkEnd w:id="39"/>
+    <w:bookmarkStart w:id="42" w:name="Xc05340dc0ec1e019630ce9e0b27eb4af0e194c9"/>
     <w:p>
       <w:pPr>
         <w:pStyle w:val="Heading2"/>
       </w:pPr>
       <w:r>
-        <w:t xml:space="preserve">7. Respond (RS) — Analysis, Mitigation, Reporting</w:t>
-      </w:r>
-    </w:p>
-    <w:bookmarkStart w:id="35" w:name="rsma--incident-management"/>
+        <w:t xml:space="preserve">8. Detect (DE) — Continuous Monitoring, Adverse Event Analysis</w:t>
+      </w:r>
+    </w:p>
+    <w:p>
+      <w:pPr>
+        <w:pStyle w:val="FirstParagraph"/>
+      </w:pPr>
+      <w:r>
+        <w:t xml:space="preserve">The densest CSW alignment in CSF.</w:t>
+      </w:r>
+    </w:p>
+    <w:bookmarkStart w:id="40" w:name="decm--continuous-monitoring"/>
     <w:p>
       <w:pPr>
         <w:pStyle w:val="Heading3"/>
       </w:pPr>
       <w:r>
-        <w:t xml:space="preserve">RS.MA — Incident Management</w:t>
+        <w:t xml:space="preserve">DE.CM — Continuous Monitoring</w:t>
       </w:r>
     </w:p>
     <w:tbl>
@@ -5483,182 +6385,182 @@
               <w:pStyle w:val="Compact"/>
             </w:pPr>
             <w:r>
-              <w:t xml:space="preserve">RS.MA-01</w:t>
-            </w:r>
-          </w:p>
-        </w:tc>
-        <w:tc>
-          <w:tcPr/>
-          <w:p>
-            <w:pPr>
-              <w:pStyle w:val="Compact"/>
-            </w:pPr>
-            <w:r>
-              <w:t xml:space="preserve">The incident response plan is executed in coordination with relevant third parties</w:t>
-            </w:r>
-          </w:p>
-        </w:tc>
-        <w:tc>
-          <w:tcPr/>
-          <w:p>
-            <w:pPr>
-              <w:pStyle w:val="Compact"/>
-            </w:pPr>
-            <w:r>
-              <w:t xml:space="preserve">Six-artefact dossier ready for handoff</w:t>
-            </w:r>
-          </w:p>
-        </w:tc>
-      </w:tr>
-      <w:tr>
-        <w:tc>
-          <w:tcPr/>
-          <w:p>
-            <w:pPr>
-              <w:pStyle w:val="Compact"/>
-            </w:pPr>
-            <w:r>
-              <w:t xml:space="preserve">RS.MA-02</w:t>
-            </w:r>
-          </w:p>
-        </w:tc>
-        <w:tc>
-          <w:tcPr/>
-          <w:p>
-            <w:pPr>
-              <w:pStyle w:val="Compact"/>
-            </w:pPr>
-            <w:r>
-              <w:t xml:space="preserve">Incident reports are triaged and validated</w:t>
-            </w:r>
-          </w:p>
-        </w:tc>
-        <w:tc>
-          <w:tcPr/>
-          <w:p>
-            <w:pPr>
-              <w:pStyle w:val="Compact"/>
-            </w:pPr>
-            <w:r>
-              <w:t xml:space="preserve">Forensic context per dossier</w:t>
-            </w:r>
-          </w:p>
-        </w:tc>
-      </w:tr>
-      <w:tr>
-        <w:tc>
-          <w:tcPr/>
-          <w:p>
-            <w:pPr>
-              <w:pStyle w:val="Compact"/>
-            </w:pPr>
-            <w:r>
-              <w:t xml:space="preserve">RS.MA-03</w:t>
-            </w:r>
-          </w:p>
-        </w:tc>
-        <w:tc>
-          <w:tcPr/>
-          <w:p>
-            <w:pPr>
-              <w:pStyle w:val="Compact"/>
-            </w:pPr>
-            <w:r>
-              <w:t xml:space="preserve">Incidents are categorised and prioritised</w:t>
-            </w:r>
-          </w:p>
-        </w:tc>
-        <w:tc>
-          <w:tcPr/>
-          <w:p>
-            <w:pPr>
-              <w:pStyle w:val="Compact"/>
-            </w:pPr>
-            <w:r>
-              <w:t xml:space="preserve">crit_band + reachability inform priority</w:t>
-            </w:r>
-          </w:p>
-        </w:tc>
-      </w:tr>
-      <w:tr>
-        <w:tc>
-          <w:tcPr/>
-          <w:p>
-            <w:pPr>
-              <w:pStyle w:val="Compact"/>
-            </w:pPr>
-            <w:r>
-              <w:t xml:space="preserve">RS.MA-04</w:t>
-            </w:r>
-          </w:p>
-        </w:tc>
-        <w:tc>
-          <w:tcPr/>
-          <w:p>
-            <w:pPr>
-              <w:pStyle w:val="Compact"/>
-            </w:pPr>
-            <w:r>
-              <w:t xml:space="preserve">Incidents are escalated or elevated as needed</w:t>
-            </w:r>
-          </w:p>
-        </w:tc>
-        <w:tc>
-          <w:tcPr/>
-          <w:p>
-            <w:pPr>
-              <w:pStyle w:val="Compact"/>
-            </w:pPr>
-            <w:r>
-              <w:t xml:space="preserve">Severity routing per scope</w:t>
-            </w:r>
-          </w:p>
-        </w:tc>
-      </w:tr>
-      <w:tr>
-        <w:tc>
-          <w:tcPr/>
-          <w:p>
-            <w:pPr>
-              <w:pStyle w:val="Compact"/>
-            </w:pPr>
-            <w:r>
-              <w:t xml:space="preserve">RS.MA-05</w:t>
-            </w:r>
-          </w:p>
-        </w:tc>
-        <w:tc>
-          <w:tcPr/>
-          <w:p>
-            <w:pPr>
-              <w:pStyle w:val="Compact"/>
-            </w:pPr>
-            <w:r>
-              <w:t xml:space="preserve">The criteria for initiating incident recovery are applied</w:t>
-            </w:r>
-          </w:p>
-        </w:tc>
-        <w:tc>
-          <w:tcPr/>
-          <w:p>
-            <w:pPr>
-              <w:pStyle w:val="Compact"/>
-            </w:pPr>
-            <w:r>
-              <w:t xml:space="preserve">Containment evidence informs recovery readiness</w:t>
+              <w:t xml:space="preserve">DE.CM-01</w:t>
+            </w:r>
+          </w:p>
+        </w:tc>
+        <w:tc>
+          <w:tcPr/>
+          <w:p>
+            <w:pPr>
+              <w:pStyle w:val="Compact"/>
+            </w:pPr>
+            <w:r>
+              <w:t xml:space="preserve">Networks and network services are monitored to find potentially adverse events</w:t>
+            </w:r>
+          </w:p>
+        </w:tc>
+        <w:tc>
+          <w:tcPr/>
+          <w:p>
+            <w:pPr>
+              <w:pStyle w:val="Compact"/>
+            </w:pPr>
+            <w:r>
+              <w:t xml:space="preserve">CSW flow telemetry + behavioural rules + SIEM forwarding</w:t>
+            </w:r>
+          </w:p>
+        </w:tc>
+      </w:tr>
+      <w:tr>
+        <w:tc>
+          <w:tcPr/>
+          <w:p>
+            <w:pPr>
+              <w:pStyle w:val="Compact"/>
+            </w:pPr>
+            <w:r>
+              <w:t xml:space="preserve">DE.CM-02</w:t>
+            </w:r>
+          </w:p>
+        </w:tc>
+        <w:tc>
+          <w:tcPr/>
+          <w:p>
+            <w:pPr>
+              <w:pStyle w:val="Compact"/>
+            </w:pPr>
+            <w:r>
+              <w:t xml:space="preserve">The physical environment is monitored to find potentially adverse events</w:t>
+            </w:r>
+          </w:p>
+        </w:tc>
+        <w:tc>
+          <w:tcPr/>
+          <w:p>
+            <w:pPr>
+              <w:pStyle w:val="Compact"/>
+            </w:pPr>
+            <w:r>
+              <w:t xml:space="preserve">(Out of scope — physical)</w:t>
+            </w:r>
+          </w:p>
+        </w:tc>
+      </w:tr>
+      <w:tr>
+        <w:tc>
+          <w:tcPr/>
+          <w:p>
+            <w:pPr>
+              <w:pStyle w:val="Compact"/>
+            </w:pPr>
+            <w:r>
+              <w:t xml:space="preserve">DE.CM-03</w:t>
+            </w:r>
+          </w:p>
+        </w:tc>
+        <w:tc>
+          <w:tcPr/>
+          <w:p>
+            <w:pPr>
+              <w:pStyle w:val="Compact"/>
+            </w:pPr>
+            <w:r>
+              <w:t xml:space="preserve">Personnel activity and technology usage are monitored to find potentially adverse events</w:t>
+            </w:r>
+          </w:p>
+        </w:tc>
+        <w:tc>
+          <w:tcPr/>
+          <w:p>
+            <w:pPr>
+              <w:pStyle w:val="Compact"/>
+            </w:pPr>
+            <w:r>
+              <w:t xml:space="preserve">Process telemetry + identity-aware policy</w:t>
+            </w:r>
+          </w:p>
+        </w:tc>
+      </w:tr>
+      <w:tr>
+        <w:tc>
+          <w:tcPr/>
+          <w:p>
+            <w:pPr>
+              <w:pStyle w:val="Compact"/>
+            </w:pPr>
+            <w:r>
+              <w:t xml:space="preserve">DE.CM-06</w:t>
+            </w:r>
+          </w:p>
+        </w:tc>
+        <w:tc>
+          <w:tcPr/>
+          <w:p>
+            <w:pPr>
+              <w:pStyle w:val="Compact"/>
+            </w:pPr>
+            <w:r>
+              <w:t xml:space="preserve">External service provider activities and services are monitored to find potentially adverse events</w:t>
+            </w:r>
+          </w:p>
+        </w:tc>
+        <w:tc>
+          <w:tcPr/>
+          <w:p>
+            <w:pPr>
+              <w:pStyle w:val="Compact"/>
+            </w:pPr>
+            <w:r>
+              <w:t xml:space="preserve">Vendor-egress observation + drift alerting</w:t>
+            </w:r>
+          </w:p>
+        </w:tc>
+      </w:tr>
+      <w:tr>
+        <w:tc>
+          <w:tcPr/>
+          <w:p>
+            <w:pPr>
+              <w:pStyle w:val="Compact"/>
+            </w:pPr>
+            <w:r>
+              <w:t xml:space="preserve">DE.CM-09</w:t>
+            </w:r>
+          </w:p>
+        </w:tc>
+        <w:tc>
+          <w:tcPr/>
+          <w:p>
+            <w:pPr>
+              <w:pStyle w:val="Compact"/>
+            </w:pPr>
+            <w:r>
+              <w:t xml:space="preserve">Computing hardware and software, runtime environments, and their data are monitored to find potentially adverse events</w:t>
+            </w:r>
+          </w:p>
+        </w:tc>
+        <w:tc>
+          <w:tcPr/>
+          <w:p>
+            <w:pPr>
+              <w:pStyle w:val="Compact"/>
+            </w:pPr>
+            <w:r>
+              <w:t xml:space="preserve">Per-workload process + package + flow telemetry</w:t>
             </w:r>
           </w:p>
         </w:tc>
       </w:tr>
     </w:tbl>
-    <w:bookmarkEnd w:id="35"/>
-    <w:bookmarkStart w:id="36" w:name="rsan--incident-analysis"/>
+    <w:bookmarkEnd w:id="40"/>
+    <w:bookmarkStart w:id="41" w:name="deae--adverse-event-analysis"/>
     <w:p>
       <w:pPr>
         <w:pStyle w:val="Heading3"/>
       </w:pPr>
       <w:r>
-        <w:t xml:space="preserve">RS.AN — Incident Analysis</w:t>
+        <w:t xml:space="preserve">DE.AE — Adverse Event Analysis</w:t>
       </w:r>
     </w:p>
     <w:tbl>
@@ -5718,147 +6620,293 @@
               <w:pStyle w:val="Compact"/>
             </w:pPr>
             <w:r>
-              <w:t xml:space="preserve">RS.AN-03</w:t>
-            </w:r>
-          </w:p>
-        </w:tc>
-        <w:tc>
-          <w:tcPr/>
-          <w:p>
-            <w:pPr>
-              <w:pStyle w:val="Compact"/>
-            </w:pPr>
-            <w:r>
-              <w:t xml:space="preserve">Analysis is performed to establish what has taken place during an incident and the root cause</w:t>
-            </w:r>
-          </w:p>
-        </w:tc>
-        <w:tc>
-          <w:tcPr/>
-          <w:p>
-            <w:pPr>
-              <w:pStyle w:val="Compact"/>
-            </w:pPr>
-            <w:r>
-              <w:t xml:space="preserve">Process + flow timeline reconstruction</w:t>
-            </w:r>
-          </w:p>
-        </w:tc>
-      </w:tr>
-      <w:tr>
-        <w:tc>
-          <w:tcPr/>
-          <w:p>
-            <w:pPr>
-              <w:pStyle w:val="Compact"/>
-            </w:pPr>
-            <w:r>
-              <w:t xml:space="preserve">RS.AN-06</w:t>
-            </w:r>
-          </w:p>
-        </w:tc>
-        <w:tc>
-          <w:tcPr/>
-          <w:p>
-            <w:pPr>
-              <w:pStyle w:val="Compact"/>
-            </w:pPr>
-            <w:r>
-              <w:t xml:space="preserve">Actions performed during an investigation are recorded and the records' integrity and provenance are preserved</w:t>
-            </w:r>
-          </w:p>
-        </w:tc>
-        <w:tc>
-          <w:tcPr/>
-          <w:p>
-            <w:pPr>
-              <w:pStyle w:val="Compact"/>
-            </w:pPr>
-            <w:r>
-              <w:t xml:space="preserve">CSW retains all queries and exports; SIEM hashing for chain-of-custody</w:t>
-            </w:r>
-          </w:p>
-        </w:tc>
-      </w:tr>
-      <w:tr>
-        <w:tc>
-          <w:tcPr/>
-          <w:p>
-            <w:pPr>
-              <w:pStyle w:val="Compact"/>
-            </w:pPr>
-            <w:r>
-              <w:t xml:space="preserve">RS.AN-07</w:t>
-            </w:r>
-          </w:p>
-        </w:tc>
-        <w:tc>
-          <w:tcPr/>
-          <w:p>
-            <w:pPr>
-              <w:pStyle w:val="Compact"/>
-            </w:pPr>
-            <w:r>
-              <w:t xml:space="preserve">Incident data and metadata are collected and their integrity and provenance are preserved</w:t>
-            </w:r>
-          </w:p>
-        </w:tc>
-        <w:tc>
-          <w:tcPr/>
-          <w:p>
-            <w:pPr>
-              <w:pStyle w:val="Compact"/>
-            </w:pPr>
-            <w:r>
-              <w:t xml:space="preserve">Six-artefact dossier with timestamped exports</w:t>
-            </w:r>
-          </w:p>
-        </w:tc>
-      </w:tr>
-      <w:tr>
-        <w:tc>
-          <w:tcPr/>
-          <w:p>
-            <w:pPr>
-              <w:pStyle w:val="Compact"/>
-            </w:pPr>
-            <w:r>
-              <w:t xml:space="preserve">RS.AN-08</w:t>
-            </w:r>
-          </w:p>
-        </w:tc>
-        <w:tc>
-          <w:tcPr/>
-          <w:p>
-            <w:pPr>
-              <w:pStyle w:val="Compact"/>
-            </w:pPr>
-            <w:r>
-              <w:t xml:space="preserve">An incident's magnitude is estimated and validated</w:t>
-            </w:r>
-          </w:p>
-        </w:tc>
-        <w:tc>
-          <w:tcPr/>
-          <w:p>
-            <w:pPr>
-              <w:pStyle w:val="Compact"/>
-            </w:pPr>
-            <w:r>
-              <w:t xml:space="preserve">Reachability + scope membership inform magnitude</w:t>
+              <w:t xml:space="preserve">DE.AE-02</w:t>
+            </w:r>
+          </w:p>
+        </w:tc>
+        <w:tc>
+          <w:tcPr/>
+          <w:p>
+            <w:pPr>
+              <w:pStyle w:val="Compact"/>
+            </w:pPr>
+            <w:r>
+              <w:t xml:space="preserve">Potentially adverse events are analysed to better understand associated activities</w:t>
+            </w:r>
+          </w:p>
+        </w:tc>
+        <w:tc>
+          <w:tcPr/>
+          <w:p>
+            <w:pPr>
+              <w:pStyle w:val="Compact"/>
+            </w:pPr>
+            <w:r>
+              <w:t xml:space="preserve">Forensic flow + process timeline reconstruction</w:t>
+            </w:r>
+          </w:p>
+        </w:tc>
+      </w:tr>
+      <w:tr>
+        <w:tc>
+          <w:tcPr/>
+          <w:p>
+            <w:pPr>
+              <w:pStyle w:val="Compact"/>
+            </w:pPr>
+            <w:r>
+              <w:t xml:space="preserve">DE.AE-03</w:t>
+            </w:r>
+          </w:p>
+        </w:tc>
+        <w:tc>
+          <w:tcPr/>
+          <w:p>
+            <w:pPr>
+              <w:pStyle w:val="Compact"/>
+            </w:pPr>
+            <w:r>
+              <w:t xml:space="preserve">Information is correlated from multiple sources</w:t>
+            </w:r>
+          </w:p>
+        </w:tc>
+        <w:tc>
+          <w:tcPr/>
+          <w:p>
+            <w:pPr>
+              <w:pStyle w:val="Compact"/>
+            </w:pPr>
+            <w:r>
+              <w:t xml:space="preserve">CSW telemetry forwarded to SIEM for correlation</w:t>
+            </w:r>
+          </w:p>
+        </w:tc>
+      </w:tr>
+      <w:tr>
+        <w:tc>
+          <w:tcPr/>
+          <w:p>
+            <w:pPr>
+              <w:pStyle w:val="Compact"/>
+            </w:pPr>
+            <w:r>
+              <w:t xml:space="preserve">DE.AE-04</w:t>
+            </w:r>
+          </w:p>
+        </w:tc>
+        <w:tc>
+          <w:tcPr/>
+          <w:p>
+            <w:pPr>
+              <w:pStyle w:val="Compact"/>
+            </w:pPr>
+            <w:r>
+              <w:t xml:space="preserve">The estimated impact and scope of adverse events is understood</w:t>
+            </w:r>
+          </w:p>
+        </w:tc>
+        <w:tc>
+          <w:tcPr/>
+          <w:p>
+            <w:pPr>
+              <w:pStyle w:val="Compact"/>
+            </w:pPr>
+            <w:r>
+              <w:t xml:space="preserve">Reachability + crit_band labels inform impact estimate</w:t>
+            </w:r>
+          </w:p>
+        </w:tc>
+      </w:tr>
+      <w:tr>
+        <w:tc>
+          <w:tcPr/>
+          <w:p>
+            <w:pPr>
+              <w:pStyle w:val="Compact"/>
+            </w:pPr>
+            <w:r>
+              <w:t xml:space="preserve">DE.AE-06</w:t>
+            </w:r>
+          </w:p>
+        </w:tc>
+        <w:tc>
+          <w:tcPr/>
+          <w:p>
+            <w:pPr>
+              <w:pStyle w:val="Compact"/>
+            </w:pPr>
+            <w:r>
+              <w:t xml:space="preserve">Information on adverse events is provided to authorised staff and tools</w:t>
+            </w:r>
+          </w:p>
+        </w:tc>
+        <w:tc>
+          <w:tcPr/>
+          <w:p>
+            <w:pPr>
+              <w:pStyle w:val="Compact"/>
+            </w:pPr>
+            <w:r>
+              <w:t xml:space="preserve">SIEM forwarding + alert routing per scope</w:t>
+            </w:r>
+          </w:p>
+        </w:tc>
+      </w:tr>
+      <w:tr>
+        <w:tc>
+          <w:tcPr/>
+          <w:p>
+            <w:pPr>
+              <w:pStyle w:val="Compact"/>
+            </w:pPr>
+            <w:r>
+              <w:t xml:space="preserve">DE.AE-07</w:t>
+            </w:r>
+          </w:p>
+        </w:tc>
+        <w:tc>
+          <w:tcPr/>
+          <w:p>
+            <w:pPr>
+              <w:pStyle w:val="Compact"/>
+            </w:pPr>
+            <w:r>
+              <w:t xml:space="preserve">Cyber threat intelligence and other contextual information are integrated into the analysis</w:t>
+            </w:r>
+          </w:p>
+        </w:tc>
+        <w:tc>
+          <w:tcPr/>
+          <w:p>
+            <w:pPr>
+              <w:pStyle w:val="Compact"/>
+            </w:pPr>
+            <w:r>
+              <w:t xml:space="preserve">Threat-intel-enriched detections</w:t>
+            </w:r>
+          </w:p>
+        </w:tc>
+      </w:tr>
+      <w:tr>
+        <w:tc>
+          <w:tcPr/>
+          <w:p>
+            <w:pPr>
+              <w:pStyle w:val="Compact"/>
+            </w:pPr>
+            <w:r>
+              <w:t xml:space="preserve">DE.AE-08</w:t>
+            </w:r>
+          </w:p>
+        </w:tc>
+        <w:tc>
+          <w:tcPr/>
+          <w:p>
+            <w:pPr>
+              <w:pStyle w:val="Compact"/>
+            </w:pPr>
+            <w:r>
+              <w:t xml:space="preserve">Incidents are declared when adverse events meet the defined incident criteria</w:t>
+            </w:r>
+          </w:p>
+        </w:tc>
+        <w:tc>
+          <w:tcPr/>
+          <w:p>
+            <w:pPr>
+              <w:pStyle w:val="Compact"/>
+            </w:pPr>
+            <w:r>
+              <w:t xml:space="preserve">Severity-based alert routing → IR ticket creation</w:t>
             </w:r>
           </w:p>
         </w:tc>
       </w:tr>
     </w:tbl>
-    <w:bookmarkEnd w:id="36"/>
-    <w:bookmarkStart w:id="37" w:name="rsmi--incident-mitigation"/>
+    <w:p>
+      <w:pPr>
+        <w:pStyle w:val="BodyText"/>
+      </w:pPr>
+      <w:r>
+        <w:rPr>
+          <w:b/>
+          <w:bCs/>
+        </w:rPr>
+        <w:t xml:space="preserve">CSW Implementation:</w:t>
+      </w:r>
+    </w:p>
+    <w:p>
+      <w:pPr>
+        <w:pStyle w:val="SourceCode"/>
+      </w:pPr>
+      <w:r>
+        <w:rPr>
+          <w:rStyle w:val="VerbatimChar"/>
+        </w:rPr>
+        <w:t xml:space="preserve">Step 1: Behavioural rules across crit_band scopes (DE.CM-01/03/09)</w:t>
+      </w:r>
+      <w:r>
+        <w:br/>
+      </w:r>
+      <w:r>
+        <w:rPr>
+          <w:rStyle w:val="VerbatimChar"/>
+        </w:rPr>
+        <w:t xml:space="preserve">Step 2: Conversation-graph anomaly detection (DE.CM-01)</w:t>
+      </w:r>
+      <w:r>
+        <w:br/>
+      </w:r>
+      <w:r>
+        <w:rPr>
+          <w:rStyle w:val="VerbatimChar"/>
+        </w:rPr>
+        <w:t xml:space="preserve">Step 3: SIEM forwarding for correlation (DE.AE-03/06)</w:t>
+      </w:r>
+      <w:r>
+        <w:br/>
+      </w:r>
+      <w:r>
+        <w:rPr>
+          <w:rStyle w:val="VerbatimChar"/>
+        </w:rPr>
+        <w:t xml:space="preserve">Step 4: Threat-intel enrichment in CVE + behavioural pipeline (DE.AE-07)</w:t>
+      </w:r>
+      <w:r>
+        <w:br/>
+      </w:r>
+      <w:r>
+        <w:rPr>
+          <w:rStyle w:val="VerbatimChar"/>
+        </w:rPr>
+        <w:t xml:space="preserve">Step 5: Severity-based incident-declaration thresholds (DE.AE-08)</w:t>
+      </w:r>
+    </w:p>
+    <w:p>
+      <w:r>
+        <w:pict>
+          <v:rect style="width:0;height:1.5pt" o:hralign="center" o:hrstd="t" o:hr="t"/>
+        </w:pict>
+      </w:r>
+    </w:p>
+    <w:bookmarkEnd w:id="41"/>
+    <w:bookmarkEnd w:id="42"/>
+    <w:bookmarkStart w:id="46" w:name="X4222631cd7240220b32abdcaf5be2de98c211b4"/>
+    <w:p>
+      <w:pPr>
+        <w:pStyle w:val="Heading2"/>
+      </w:pPr>
+      <w:r>
+        <w:t xml:space="preserve">9. Respond (RS) — Analysis, Mitigation, Reporting</w:t>
+      </w:r>
+    </w:p>
+    <w:bookmarkStart w:id="43" w:name="rsma--incident-management"/>
     <w:p>
       <w:pPr>
         <w:pStyle w:val="Heading3"/>
       </w:pPr>
       <w:r>
-        <w:t xml:space="preserve">RS.MI — Incident Mitigation</w:t>
+        <w:t xml:space="preserve">RS.MA — Incident Management</w:t>
       </w:r>
     </w:p>
     <w:tbl>
@@ -5918,149 +6966,182 @@
               <w:pStyle w:val="Compact"/>
             </w:pPr>
             <w:r>
-              <w:t xml:space="preserve">RS.MI-01</w:t>
-            </w:r>
-          </w:p>
-        </w:tc>
-        <w:tc>
-          <w:tcPr/>
-          <w:p>
-            <w:pPr>
-              <w:pStyle w:val="Compact"/>
-            </w:pPr>
-            <w:r>
-              <w:t xml:space="preserve">Incidents are contained</w:t>
-            </w:r>
-          </w:p>
-        </w:tc>
-        <w:tc>
-          <w:tcPr/>
-          <w:p>
-            <w:pPr>
-              <w:pStyle w:val="Compact"/>
-            </w:pPr>
-            <w:r>
-              <w:t xml:space="preserve">Quarantine policy applied per workload</w:t>
-            </w:r>
-          </w:p>
-        </w:tc>
-      </w:tr>
-      <w:tr>
-        <w:tc>
-          <w:tcPr/>
-          <w:p>
-            <w:pPr>
-              <w:pStyle w:val="Compact"/>
-            </w:pPr>
-            <w:r>
-              <w:t xml:space="preserve">RS.MI-02</w:t>
-            </w:r>
-          </w:p>
-        </w:tc>
-        <w:tc>
-          <w:tcPr/>
-          <w:p>
-            <w:pPr>
-              <w:pStyle w:val="Compact"/>
-            </w:pPr>
-            <w:r>
-              <w:t xml:space="preserve">Incidents are eradicated</w:t>
-            </w:r>
-          </w:p>
-        </w:tc>
-        <w:tc>
-          <w:tcPr/>
-          <w:p>
-            <w:pPr>
-              <w:pStyle w:val="Compact"/>
-            </w:pPr>
-            <w:r>
-              <w:t xml:space="preserve">Compensating-control register; sustained policy enforcement</w:t>
+              <w:t xml:space="preserve">RS.MA-01</w:t>
+            </w:r>
+          </w:p>
+        </w:tc>
+        <w:tc>
+          <w:tcPr/>
+          <w:p>
+            <w:pPr>
+              <w:pStyle w:val="Compact"/>
+            </w:pPr>
+            <w:r>
+              <w:t xml:space="preserve">The incident response plan is executed in coordination with relevant third parties</w:t>
+            </w:r>
+          </w:p>
+        </w:tc>
+        <w:tc>
+          <w:tcPr/>
+          <w:p>
+            <w:pPr>
+              <w:pStyle w:val="Compact"/>
+            </w:pPr>
+            <w:r>
+              <w:t xml:space="preserve">Six-artefact dossier ready for handoff</w:t>
+            </w:r>
+          </w:p>
+        </w:tc>
+      </w:tr>
+      <w:tr>
+        <w:tc>
+          <w:tcPr/>
+          <w:p>
+            <w:pPr>
+              <w:pStyle w:val="Compact"/>
+            </w:pPr>
+            <w:r>
+              <w:t xml:space="preserve">RS.MA-02</w:t>
+            </w:r>
+          </w:p>
+        </w:tc>
+        <w:tc>
+          <w:tcPr/>
+          <w:p>
+            <w:pPr>
+              <w:pStyle w:val="Compact"/>
+            </w:pPr>
+            <w:r>
+              <w:t xml:space="preserve">Incident reports are triaged and validated</w:t>
+            </w:r>
+          </w:p>
+        </w:tc>
+        <w:tc>
+          <w:tcPr/>
+          <w:p>
+            <w:pPr>
+              <w:pStyle w:val="Compact"/>
+            </w:pPr>
+            <w:r>
+              <w:t xml:space="preserve">Forensic context per dossier</w:t>
+            </w:r>
+          </w:p>
+        </w:tc>
+      </w:tr>
+      <w:tr>
+        <w:tc>
+          <w:tcPr/>
+          <w:p>
+            <w:pPr>
+              <w:pStyle w:val="Compact"/>
+            </w:pPr>
+            <w:r>
+              <w:t xml:space="preserve">RS.MA-03</w:t>
+            </w:r>
+          </w:p>
+        </w:tc>
+        <w:tc>
+          <w:tcPr/>
+          <w:p>
+            <w:pPr>
+              <w:pStyle w:val="Compact"/>
+            </w:pPr>
+            <w:r>
+              <w:t xml:space="preserve">Incidents are categorised and prioritised</w:t>
+            </w:r>
+          </w:p>
+        </w:tc>
+        <w:tc>
+          <w:tcPr/>
+          <w:p>
+            <w:pPr>
+              <w:pStyle w:val="Compact"/>
+            </w:pPr>
+            <w:r>
+              <w:t xml:space="preserve">crit_band + reachability inform priority</w:t>
+            </w:r>
+          </w:p>
+        </w:tc>
+      </w:tr>
+      <w:tr>
+        <w:tc>
+          <w:tcPr/>
+          <w:p>
+            <w:pPr>
+              <w:pStyle w:val="Compact"/>
+            </w:pPr>
+            <w:r>
+              <w:t xml:space="preserve">RS.MA-04</w:t>
+            </w:r>
+          </w:p>
+        </w:tc>
+        <w:tc>
+          <w:tcPr/>
+          <w:p>
+            <w:pPr>
+              <w:pStyle w:val="Compact"/>
+            </w:pPr>
+            <w:r>
+              <w:t xml:space="preserve">Incidents are escalated or elevated as needed</w:t>
+            </w:r>
+          </w:p>
+        </w:tc>
+        <w:tc>
+          <w:tcPr/>
+          <w:p>
+            <w:pPr>
+              <w:pStyle w:val="Compact"/>
+            </w:pPr>
+            <w:r>
+              <w:t xml:space="preserve">Severity routing per scope</w:t>
+            </w:r>
+          </w:p>
+        </w:tc>
+      </w:tr>
+      <w:tr>
+        <w:tc>
+          <w:tcPr/>
+          <w:p>
+            <w:pPr>
+              <w:pStyle w:val="Compact"/>
+            </w:pPr>
+            <w:r>
+              <w:t xml:space="preserve">RS.MA-05</w:t>
+            </w:r>
+          </w:p>
+        </w:tc>
+        <w:tc>
+          <w:tcPr/>
+          <w:p>
+            <w:pPr>
+              <w:pStyle w:val="Compact"/>
+            </w:pPr>
+            <w:r>
+              <w:t xml:space="preserve">The criteria for initiating incident recovery are applied</w:t>
+            </w:r>
+          </w:p>
+        </w:tc>
+        <w:tc>
+          <w:tcPr/>
+          <w:p>
+            <w:pPr>
+              <w:pStyle w:val="Compact"/>
+            </w:pPr>
+            <w:r>
+              <w:t xml:space="preserve">Containment evidence informs recovery readiness</w:t>
             </w:r>
           </w:p>
         </w:tc>
       </w:tr>
     </w:tbl>
-    <w:p>
-      <w:pPr>
-        <w:pStyle w:val="BodyText"/>
-      </w:pPr>
-      <w:r>
-        <w:rPr>
-          <w:b/>
-          <w:bCs/>
-        </w:rPr>
-        <w:t xml:space="preserve">CSW Implementation:</w:t>
-      </w:r>
-    </w:p>
-    <w:p>
-      <w:pPr>
-        <w:pStyle w:val="SourceCode"/>
-      </w:pPr>
-      <w:r>
-        <w:rPr>
-          <w:rStyle w:val="VerbatimChar"/>
-        </w:rPr>
-        <w:t xml:space="preserve">Step 1: Standardise the six-artefact incident dossier template</w:t>
-      </w:r>
-      <w:r>
-        <w:br/>
-      </w:r>
-      <w:r>
-        <w:rPr>
-          <w:rStyle w:val="VerbatimChar"/>
-        </w:rPr>
-        <w:t xml:space="preserve">Step 2: Pre-build quarantine policy templates per scope</w:t>
-      </w:r>
-      <w:r>
-        <w:br/>
-      </w:r>
-      <w:r>
-        <w:rPr>
-          <w:rStyle w:val="VerbatimChar"/>
-        </w:rPr>
-        <w:t xml:space="preserve">Step 3: Train SOC analysts on CSW historical query workflow</w:t>
-      </w:r>
-      <w:r>
-        <w:br/>
-      </w:r>
-      <w:r>
-        <w:rPr>
-          <w:rStyle w:val="VerbatimChar"/>
-        </w:rPr>
-        <w:t xml:space="preserve">Step 4: Wire CSW alerts into the IR ticketing system</w:t>
-      </w:r>
-    </w:p>
-    <w:p>
-      <w:r>
-        <w:pict>
-          <v:rect style="width:0;height:1.5pt" o:hralign="center" o:hrstd="t" o:hr="t"/>
-        </w:pict>
-      </w:r>
-    </w:p>
-    <w:bookmarkEnd w:id="37"/>
-    <w:bookmarkEnd w:id="38"/>
-    <w:bookmarkStart w:id="39" w:name="X5a1b6783114c490cb7baed3663f5c6bf5bf21ee"/>
-    <w:p>
-      <w:pPr>
-        <w:pStyle w:val="Heading2"/>
-      </w:pPr>
-      <w:r>
-        <w:t xml:space="preserve">8. Recover (RC) — Recovery Plan Execution, Communications</w:t>
-      </w:r>
-    </w:p>
-    <w:p>
-      <w:pPr>
-        <w:pStyle w:val="FirstParagraph"/>
-      </w:pPr>
-      <w:r>
-        <w:t xml:space="preserve">CSW is supporting in Recover. The primary controls are backups,</w:t>
-      </w:r>
-      <w:r>
-        <w:t xml:space="preserve"> </w:t>
-      </w:r>
-      <w:r>
-        <w:t xml:space="preserve">communications, and recovery-plan execution.</w:t>
+    <w:bookmarkEnd w:id="43"/>
+    <w:bookmarkStart w:id="44" w:name="rsan--incident-analysis"/>
+    <w:p>
+      <w:pPr>
+        <w:pStyle w:val="Heading3"/>
+      </w:pPr>
+      <w:r>
+        <w:t xml:space="preserve">RS.AN — Incident Analysis</w:t>
       </w:r>
     </w:p>
     <w:tbl>
@@ -6120,232 +7201,147 @@
               <w:pStyle w:val="Compact"/>
             </w:pPr>
             <w:r>
-              <w:t xml:space="preserve">RC.RP-01</w:t>
-            </w:r>
-          </w:p>
-        </w:tc>
-        <w:tc>
-          <w:tcPr/>
-          <w:p>
-            <w:pPr>
-              <w:pStyle w:val="Compact"/>
-            </w:pPr>
-            <w:r>
-              <w:t xml:space="preserve">The recovery portion of the incident response plan is executed once initiated from the incident response process</w:t>
-            </w:r>
-          </w:p>
-        </w:tc>
-        <w:tc>
-          <w:tcPr/>
-          <w:p>
-            <w:pPr>
-              <w:pStyle w:val="Compact"/>
-            </w:pPr>
-            <w:r>
-              <w:t xml:space="preserve">Pre-incident segmentation export available for re-application</w:t>
-            </w:r>
-          </w:p>
-        </w:tc>
-      </w:tr>
-      <w:tr>
-        <w:tc>
-          <w:tcPr/>
-          <w:p>
-            <w:pPr>
-              <w:pStyle w:val="Compact"/>
-            </w:pPr>
-            <w:r>
-              <w:t xml:space="preserve">RC.RP-02</w:t>
-            </w:r>
-          </w:p>
-        </w:tc>
-        <w:tc>
-          <w:tcPr/>
-          <w:p>
-            <w:pPr>
-              <w:pStyle w:val="Compact"/>
-            </w:pPr>
-            <w:r>
-              <w:t xml:space="preserve">Recovery actions are selected, scoped, prioritised, and performed</w:t>
-            </w:r>
-          </w:p>
-        </w:tc>
-        <w:tc>
-          <w:tcPr/>
-          <w:p>
-            <w:pPr>
-              <w:pStyle w:val="Compact"/>
-            </w:pPr>
-            <w:r>
-              <w:t xml:space="preserve">(Out of scope — recovery action selection is upstream)</w:t>
-            </w:r>
-          </w:p>
-        </w:tc>
-      </w:tr>
-      <w:tr>
-        <w:tc>
-          <w:tcPr/>
-          <w:p>
-            <w:pPr>
-              <w:pStyle w:val="Compact"/>
-            </w:pPr>
-            <w:r>
-              <w:t xml:space="preserve">RC.RP-03</w:t>
-            </w:r>
-          </w:p>
-        </w:tc>
-        <w:tc>
-          <w:tcPr/>
-          <w:p>
-            <w:pPr>
-              <w:pStyle w:val="Compact"/>
-            </w:pPr>
-            <w:r>
-              <w:t xml:space="preserve">The integrity of backups and other restoration assets is verified before using them for restoration</w:t>
-            </w:r>
-          </w:p>
-        </w:tc>
-        <w:tc>
-          <w:tcPr/>
-          <w:p>
-            <w:pPr>
-              <w:pStyle w:val="Compact"/>
-            </w:pPr>
-            <w:r>
-              <w:t xml:space="preserve">(Out of scope — backup integrity is upstream)</w:t>
-            </w:r>
-          </w:p>
-        </w:tc>
-      </w:tr>
-      <w:tr>
-        <w:tc>
-          <w:tcPr/>
-          <w:p>
-            <w:pPr>
-              <w:pStyle w:val="Compact"/>
-            </w:pPr>
-            <w:r>
-              <w:t xml:space="preserve">RC.RP-04</w:t>
-            </w:r>
-          </w:p>
-        </w:tc>
-        <w:tc>
-          <w:tcPr/>
-          <w:p>
-            <w:pPr>
-              <w:pStyle w:val="Compact"/>
-            </w:pPr>
-            <w:r>
-              <w:t xml:space="preserve">Critical mission functions and cybersecurity risk management are considered to establish post-incident operational norms</w:t>
-            </w:r>
-          </w:p>
-        </w:tc>
-        <w:tc>
-          <w:tcPr/>
-          <w:p>
-            <w:pPr>
-              <w:pStyle w:val="Compact"/>
-            </w:pPr>
-            <w:r>
-              <w:t xml:space="preserve">Post-recovery segmentation diff = evidence of new normal</w:t>
-            </w:r>
-          </w:p>
-        </w:tc>
-      </w:tr>
-      <w:tr>
-        <w:tc>
-          <w:tcPr/>
-          <w:p>
-            <w:pPr>
-              <w:pStyle w:val="Compact"/>
-            </w:pPr>
-            <w:r>
-              <w:t xml:space="preserve">RC.RP-05</w:t>
-            </w:r>
-          </w:p>
-        </w:tc>
-        <w:tc>
-          <w:tcPr/>
-          <w:p>
-            <w:pPr>
-              <w:pStyle w:val="Compact"/>
-            </w:pPr>
-            <w:r>
-              <w:t xml:space="preserve">The integrity of restored assets is verified, systems and services are restored, and normal operating status is confirmed</w:t>
-            </w:r>
-          </w:p>
-        </w:tc>
-        <w:tc>
-          <w:tcPr/>
-          <w:p>
-            <w:pPr>
-              <w:pStyle w:val="Compact"/>
-            </w:pPr>
-            <w:r>
-              <w:t xml:space="preserve">CSW re-baseline after recovery shows package + listening-port state</w:t>
-            </w:r>
-          </w:p>
-        </w:tc>
-      </w:tr>
-      <w:tr>
-        <w:tc>
-          <w:tcPr/>
-          <w:p>
-            <w:pPr>
-              <w:pStyle w:val="Compact"/>
-            </w:pPr>
-            <w:r>
-              <w:t xml:space="preserve">RC.RP-06</w:t>
-            </w:r>
-          </w:p>
-        </w:tc>
-        <w:tc>
-          <w:tcPr/>
-          <w:p>
-            <w:pPr>
-              <w:pStyle w:val="Compact"/>
-            </w:pPr>
-            <w:r>
-              <w:t xml:space="preserve">The end of incident recovery is declared based on criteria, and incident-related documentation is completed</w:t>
-            </w:r>
-          </w:p>
-        </w:tc>
-        <w:tc>
-          <w:tcPr/>
-          <w:p>
-            <w:pPr>
-              <w:pStyle w:val="Compact"/>
-            </w:pPr>
-            <w:r>
-              <w:t xml:space="preserve">Final dossier inclusion of post-recovery diff</w:t>
+              <w:t xml:space="preserve">RS.AN-03</w:t>
+            </w:r>
+          </w:p>
+        </w:tc>
+        <w:tc>
+          <w:tcPr/>
+          <w:p>
+            <w:pPr>
+              <w:pStyle w:val="Compact"/>
+            </w:pPr>
+            <w:r>
+              <w:t xml:space="preserve">Analysis is performed to establish what has taken place during an incident and the root cause</w:t>
+            </w:r>
+          </w:p>
+        </w:tc>
+        <w:tc>
+          <w:tcPr/>
+          <w:p>
+            <w:pPr>
+              <w:pStyle w:val="Compact"/>
+            </w:pPr>
+            <w:r>
+              <w:t xml:space="preserve">Process + flow timeline reconstruction</w:t>
+            </w:r>
+          </w:p>
+        </w:tc>
+      </w:tr>
+      <w:tr>
+        <w:tc>
+          <w:tcPr/>
+          <w:p>
+            <w:pPr>
+              <w:pStyle w:val="Compact"/>
+            </w:pPr>
+            <w:r>
+              <w:t xml:space="preserve">RS.AN-06</w:t>
+            </w:r>
+          </w:p>
+        </w:tc>
+        <w:tc>
+          <w:tcPr/>
+          <w:p>
+            <w:pPr>
+              <w:pStyle w:val="Compact"/>
+            </w:pPr>
+            <w:r>
+              <w:t xml:space="preserve">Actions performed during an investigation are recorded and the records' integrity and provenance are preserved</w:t>
+            </w:r>
+          </w:p>
+        </w:tc>
+        <w:tc>
+          <w:tcPr/>
+          <w:p>
+            <w:pPr>
+              <w:pStyle w:val="Compact"/>
+            </w:pPr>
+            <w:r>
+              <w:t xml:space="preserve">CSW retains all queries and exports; SIEM hashing for chain-of-custody</w:t>
+            </w:r>
+          </w:p>
+        </w:tc>
+      </w:tr>
+      <w:tr>
+        <w:tc>
+          <w:tcPr/>
+          <w:p>
+            <w:pPr>
+              <w:pStyle w:val="Compact"/>
+            </w:pPr>
+            <w:r>
+              <w:t xml:space="preserve">RS.AN-07</w:t>
+            </w:r>
+          </w:p>
+        </w:tc>
+        <w:tc>
+          <w:tcPr/>
+          <w:p>
+            <w:pPr>
+              <w:pStyle w:val="Compact"/>
+            </w:pPr>
+            <w:r>
+              <w:t xml:space="preserve">Incident data and metadata are collected and their integrity and provenance are preserved</w:t>
+            </w:r>
+          </w:p>
+        </w:tc>
+        <w:tc>
+          <w:tcPr/>
+          <w:p>
+            <w:pPr>
+              <w:pStyle w:val="Compact"/>
+            </w:pPr>
+            <w:r>
+              <w:t xml:space="preserve">Six-artefact dossier with timestamped exports</w:t>
+            </w:r>
+          </w:p>
+        </w:tc>
+      </w:tr>
+      <w:tr>
+        <w:tc>
+          <w:tcPr/>
+          <w:p>
+            <w:pPr>
+              <w:pStyle w:val="Compact"/>
+            </w:pPr>
+            <w:r>
+              <w:t xml:space="preserve">RS.AN-08</w:t>
+            </w:r>
+          </w:p>
+        </w:tc>
+        <w:tc>
+          <w:tcPr/>
+          <w:p>
+            <w:pPr>
+              <w:pStyle w:val="Compact"/>
+            </w:pPr>
+            <w:r>
+              <w:t xml:space="preserve">An incident's magnitude is estimated and validated</w:t>
+            </w:r>
+          </w:p>
+        </w:tc>
+        <w:tc>
+          <w:tcPr/>
+          <w:p>
+            <w:pPr>
+              <w:pStyle w:val="Compact"/>
+            </w:pPr>
+            <w:r>
+              <w:t xml:space="preserve">Reachability + scope membership inform magnitude</w:t>
             </w:r>
           </w:p>
         </w:tc>
       </w:tr>
     </w:tbl>
-    <w:p>
-      <w:r>
-        <w:pict>
-          <v:rect style="width:0;height:1.5pt" o:hralign="center" o:hrstd="t" o:hr="t"/>
-        </w:pict>
-      </w:r>
-    </w:p>
-    <w:bookmarkEnd w:id="39"/>
-    <w:bookmarkStart w:id="40" w:name="X7b3d3627b138f16164a1b19dc122f42fb332bd3"/>
-    <w:p>
-      <w:pPr>
-        <w:pStyle w:val="Heading2"/>
-      </w:pPr>
-      <w:r>
-        <w:t xml:space="preserve">9. Mapping Table — CSF 2.0 Subcategory → CSW Capability</w:t>
-      </w:r>
-    </w:p>
-    <w:p>
-      <w:pPr>
-        <w:pStyle w:val="FirstParagraph"/>
-      </w:pPr>
-      <w:r>
-        <w:t xml:space="preserve">(Consolidated from sections 3–8)</w:t>
+    <w:bookmarkEnd w:id="44"/>
+    <w:bookmarkStart w:id="45" w:name="rsmi--incident-mitigation"/>
+    <w:p>
+      <w:pPr>
+        <w:pStyle w:val="Heading3"/>
+      </w:pPr>
+      <w:r>
+        <w:t xml:space="preserve">RS.MI — Incident Mitigation</w:t>
       </w:r>
     </w:p>
     <w:tbl>
@@ -6405,489 +7401,119 @@
               <w:pStyle w:val="Compact"/>
             </w:pPr>
             <w:r>
-              <w:t xml:space="preserve">GV.OV-01/02/03</w:t>
-            </w:r>
-          </w:p>
-        </w:tc>
-        <w:tc>
-          <w:tcPr/>
-          <w:p>
-            <w:pPr>
-              <w:pStyle w:val="Compact"/>
-            </w:pPr>
-            <w:r>
-              <w:t xml:space="preserve">Oversight</w:t>
-            </w:r>
-          </w:p>
-        </w:tc>
-        <w:tc>
-          <w:tcPr/>
-          <w:p>
-            <w:pPr>
-              <w:pStyle w:val="Compact"/>
-            </w:pPr>
-            <w:r>
-              <w:t xml:space="preserve">Quarterly evidence pack to management body</w:t>
-            </w:r>
-          </w:p>
-        </w:tc>
-      </w:tr>
-      <w:tr>
-        <w:tc>
-          <w:tcPr/>
-          <w:p>
-            <w:pPr>
-              <w:pStyle w:val="Compact"/>
-            </w:pPr>
-            <w:r>
-              <w:t xml:space="preserve">GV.SC-04/07/09/10</w:t>
-            </w:r>
-          </w:p>
-        </w:tc>
-        <w:tc>
-          <w:tcPr/>
-          <w:p>
-            <w:pPr>
-              <w:pStyle w:val="Compact"/>
-            </w:pPr>
-            <w:r>
-              <w:t xml:space="preserve">Supply chain</w:t>
-            </w:r>
-          </w:p>
-        </w:tc>
-        <w:tc>
-          <w:tcPr/>
-          <w:p>
-            <w:pPr>
-              <w:pStyle w:val="Compact"/>
-            </w:pPr>
-            <w:r>
-              <w:t xml:space="preserve">Vendor-egress observation + reconciliation</w:t>
-            </w:r>
-          </w:p>
-        </w:tc>
-      </w:tr>
-      <w:tr>
-        <w:tc>
-          <w:tcPr/>
-          <w:p>
-            <w:pPr>
-              <w:pStyle w:val="Compact"/>
-            </w:pPr>
-            <w:r>
-              <w:t xml:space="preserve">ID.AM-01 to 08</w:t>
-            </w:r>
-          </w:p>
-        </w:tc>
-        <w:tc>
-          <w:tcPr/>
-          <w:p>
-            <w:pPr>
-              <w:pStyle w:val="Compact"/>
-            </w:pPr>
-            <w:r>
-              <w:t xml:space="preserve">Asset management</w:t>
-            </w:r>
-          </w:p>
-        </w:tc>
-        <w:tc>
-          <w:tcPr/>
-          <w:p>
-            <w:pPr>
-              <w:pStyle w:val="Compact"/>
-            </w:pPr>
-            <w:r>
-              <w:t xml:space="preserve">Continuous inventory + ADM + EOL tagging</w:t>
-            </w:r>
-          </w:p>
-        </w:tc>
-      </w:tr>
-      <w:tr>
-        <w:tc>
-          <w:tcPr/>
-          <w:p>
-            <w:pPr>
-              <w:pStyle w:val="Compact"/>
-            </w:pPr>
-            <w:r>
-              <w:t xml:space="preserve">ID.RA-01/05/06/07</w:t>
-            </w:r>
-          </w:p>
-        </w:tc>
-        <w:tc>
-          <w:tcPr/>
-          <w:p>
-            <w:pPr>
-              <w:pStyle w:val="Compact"/>
-            </w:pPr>
-            <w:r>
-              <w:t xml:space="preserve">Risk assessment</w:t>
-            </w:r>
-          </w:p>
-        </w:tc>
-        <w:tc>
-          <w:tcPr/>
-          <w:p>
-            <w:pPr>
-              <w:pStyle w:val="Compact"/>
-            </w:pPr>
-            <w:r>
-              <w:t xml:space="preserve">CVE inventory + reachability + drift</w:t>
-            </w:r>
-          </w:p>
-        </w:tc>
-      </w:tr>
-      <w:tr>
-        <w:tc>
-          <w:tcPr/>
-          <w:p>
-            <w:pPr>
-              <w:pStyle w:val="Compact"/>
-            </w:pPr>
-            <w:r>
-              <w:t xml:space="preserve">PR.AA-01/05</w:t>
-            </w:r>
-          </w:p>
-        </w:tc>
-        <w:tc>
-          <w:tcPr/>
-          <w:p>
-            <w:pPr>
-              <w:pStyle w:val="Compact"/>
-            </w:pPr>
-            <w:r>
-              <w:t xml:space="preserve">Identity &amp; access</w:t>
-            </w:r>
-          </w:p>
-        </w:tc>
-        <w:tc>
-          <w:tcPr/>
-          <w:p>
-            <w:pPr>
-              <w:pStyle w:val="Compact"/>
-            </w:pPr>
-            <w:r>
-              <w:t xml:space="preserve">Workload-side enforcement</w:t>
-            </w:r>
-          </w:p>
-        </w:tc>
-      </w:tr>
-      <w:tr>
-        <w:tc>
-          <w:tcPr/>
-          <w:p>
-            <w:pPr>
-              <w:pStyle w:val="Compact"/>
-            </w:pPr>
-            <w:r>
-              <w:t xml:space="preserve">PR.DS-02</w:t>
-            </w:r>
-          </w:p>
-        </w:tc>
-        <w:tc>
-          <w:tcPr/>
-          <w:p>
-            <w:pPr>
-              <w:pStyle w:val="Compact"/>
-            </w:pPr>
-            <w:r>
-              <w:t xml:space="preserve">Data-in-transit</w:t>
-            </w:r>
-          </w:p>
-        </w:tc>
-        <w:tc>
-          <w:tcPr/>
-          <w:p>
-            <w:pPr>
-              <w:pStyle w:val="Compact"/>
-            </w:pPr>
-            <w:r>
-              <w:t xml:space="preserve">Plaintext DENY enforcement</w:t>
-            </w:r>
-          </w:p>
-        </w:tc>
-      </w:tr>
-      <w:tr>
-        <w:tc>
-          <w:tcPr/>
-          <w:p>
-            <w:pPr>
-              <w:pStyle w:val="Compact"/>
-            </w:pPr>
-            <w:r>
-              <w:t xml:space="preserve">PR.IR-01/03</w:t>
-            </w:r>
-          </w:p>
-        </w:tc>
-        <w:tc>
-          <w:tcPr/>
-          <w:p>
-            <w:pPr>
-              <w:pStyle w:val="Compact"/>
-            </w:pPr>
-            <w:r>
-              <w:t xml:space="preserve">Infrastructure resilience</w:t>
-            </w:r>
-          </w:p>
-        </w:tc>
-        <w:tc>
-          <w:tcPr/>
-          <w:p>
-            <w:pPr>
-              <w:pStyle w:val="Compact"/>
-            </w:pPr>
-            <w:r>
-              <w:t xml:space="preserve">Segmentation enforcement; quarantine policy</w:t>
-            </w:r>
-          </w:p>
-        </w:tc>
-      </w:tr>
-      <w:tr>
-        <w:tc>
-          <w:tcPr/>
-          <w:p>
-            <w:pPr>
-              <w:pStyle w:val="Compact"/>
-            </w:pPr>
-            <w:r>
-              <w:t xml:space="preserve">PR.PS-01 to 06</w:t>
-            </w:r>
-          </w:p>
-        </w:tc>
-        <w:tc>
-          <w:tcPr/>
-          <w:p>
-            <w:pPr>
-              <w:pStyle w:val="Compact"/>
-            </w:pPr>
-            <w:r>
-              <w:t xml:space="preserve">Platform security</w:t>
-            </w:r>
-          </w:p>
-        </w:tc>
-        <w:tc>
-          <w:tcPr/>
-          <w:p>
-            <w:pPr>
-              <w:pStyle w:val="Compact"/>
-            </w:pPr>
-            <w:r>
-              <w:t xml:space="preserve">Baseline + drift + EOL + SIEM + behavioural rules</w:t>
-            </w:r>
-          </w:p>
-        </w:tc>
-      </w:tr>
-      <w:tr>
-        <w:tc>
-          <w:tcPr/>
-          <w:p>
-            <w:pPr>
-              <w:pStyle w:val="Compact"/>
-            </w:pPr>
-            <w:r>
-              <w:t xml:space="preserve">DE.CM-01/03/06/09</w:t>
-            </w:r>
-          </w:p>
-        </w:tc>
-        <w:tc>
-          <w:tcPr/>
-          <w:p>
-            <w:pPr>
-              <w:pStyle w:val="Compact"/>
-            </w:pPr>
-            <w:r>
-              <w:t xml:space="preserve">Continuous monitoring</w:t>
-            </w:r>
-          </w:p>
-        </w:tc>
-        <w:tc>
-          <w:tcPr/>
-          <w:p>
-            <w:pPr>
-              <w:pStyle w:val="Compact"/>
-            </w:pPr>
-            <w:r>
-              <w:t xml:space="preserve">Workload telemetry + behavioural rules</w:t>
-            </w:r>
-          </w:p>
-        </w:tc>
-      </w:tr>
-      <w:tr>
-        <w:tc>
-          <w:tcPr/>
-          <w:p>
-            <w:pPr>
-              <w:pStyle w:val="Compact"/>
-            </w:pPr>
-            <w:r>
-              <w:t xml:space="preserve">DE.AE-02/03/04/06/07/08</w:t>
-            </w:r>
-          </w:p>
-        </w:tc>
-        <w:tc>
-          <w:tcPr/>
-          <w:p>
-            <w:pPr>
-              <w:pStyle w:val="Compact"/>
-            </w:pPr>
-            <w:r>
-              <w:t xml:space="preserve">Adverse event analysis</w:t>
-            </w:r>
-          </w:p>
-        </w:tc>
-        <w:tc>
-          <w:tcPr/>
-          <w:p>
-            <w:pPr>
-              <w:pStyle w:val="Compact"/>
-            </w:pPr>
-            <w:r>
-              <w:t xml:space="preserve">Forensic timeline + SIEM correlation + threat intel</w:t>
-            </w:r>
-          </w:p>
-        </w:tc>
-      </w:tr>
-      <w:tr>
-        <w:tc>
-          <w:tcPr/>
-          <w:p>
-            <w:pPr>
-              <w:pStyle w:val="Compact"/>
-            </w:pPr>
-            <w:r>
-              <w:t xml:space="preserve">RS.MA-01 to 05</w:t>
-            </w:r>
-          </w:p>
-        </w:tc>
-        <w:tc>
-          <w:tcPr/>
-          <w:p>
-            <w:pPr>
-              <w:pStyle w:val="Compact"/>
-            </w:pPr>
-            <w:r>
-              <w:t xml:space="preserve">Incident management</w:t>
-            </w:r>
-          </w:p>
-        </w:tc>
-        <w:tc>
-          <w:tcPr/>
-          <w:p>
-            <w:pPr>
-              <w:pStyle w:val="Compact"/>
-            </w:pPr>
-            <w:r>
-              <w:t xml:space="preserve">Six-artefact dossier + severity routing</w:t>
-            </w:r>
-          </w:p>
-        </w:tc>
-      </w:tr>
-      <w:tr>
-        <w:tc>
-          <w:tcPr/>
-          <w:p>
-            <w:pPr>
-              <w:pStyle w:val="Compact"/>
-            </w:pPr>
-            <w:r>
-              <w:t xml:space="preserve">RS.AN-03/06/07/08</w:t>
-            </w:r>
-          </w:p>
-        </w:tc>
-        <w:tc>
-          <w:tcPr/>
-          <w:p>
-            <w:pPr>
-              <w:pStyle w:val="Compact"/>
-            </w:pPr>
-            <w:r>
-              <w:t xml:space="preserve">Incident analysis</w:t>
-            </w:r>
-          </w:p>
-        </w:tc>
-        <w:tc>
-          <w:tcPr/>
-          <w:p>
-            <w:pPr>
-              <w:pStyle w:val="Compact"/>
-            </w:pPr>
-            <w:r>
-              <w:t xml:space="preserve">Process + flow timeline + magnitude estimate</w:t>
-            </w:r>
-          </w:p>
-        </w:tc>
-      </w:tr>
-      <w:tr>
-        <w:tc>
-          <w:tcPr/>
-          <w:p>
-            <w:pPr>
-              <w:pStyle w:val="Compact"/>
-            </w:pPr>
-            <w:r>
-              <w:t xml:space="preserve">RS.MI-01/02</w:t>
-            </w:r>
-          </w:p>
-        </w:tc>
-        <w:tc>
-          <w:tcPr/>
-          <w:p>
-            <w:pPr>
-              <w:pStyle w:val="Compact"/>
-            </w:pPr>
-            <w:r>
-              <w:t xml:space="preserve">Incident mitigation</w:t>
-            </w:r>
-          </w:p>
-        </w:tc>
-        <w:tc>
-          <w:tcPr/>
-          <w:p>
-            <w:pPr>
-              <w:pStyle w:val="Compact"/>
-            </w:pPr>
-            <w:r>
-              <w:t xml:space="preserve">Quarantine policy + compensating controls</w:t>
-            </w:r>
-          </w:p>
-        </w:tc>
-      </w:tr>
-      <w:tr>
-        <w:tc>
-          <w:tcPr/>
-          <w:p>
-            <w:pPr>
-              <w:pStyle w:val="Compact"/>
-            </w:pPr>
-            <w:r>
-              <w:t xml:space="preserve">RC.RP-04/05/06</w:t>
-            </w:r>
-          </w:p>
-        </w:tc>
-        <w:tc>
-          <w:tcPr/>
-          <w:p>
-            <w:pPr>
-              <w:pStyle w:val="Compact"/>
-            </w:pPr>
-            <w:r>
-              <w:t xml:space="preserve">Recovery actions (evidence)</w:t>
-            </w:r>
-          </w:p>
-        </w:tc>
-        <w:tc>
-          <w:tcPr/>
-          <w:p>
-            <w:pPr>
-              <w:pStyle w:val="Compact"/>
-            </w:pPr>
-            <w:r>
-              <w:t xml:space="preserve">Post-recovery segmentation diff + re-baseline</w:t>
+              <w:t xml:space="preserve">RS.MI-01</w:t>
+            </w:r>
+          </w:p>
+        </w:tc>
+        <w:tc>
+          <w:tcPr/>
+          <w:p>
+            <w:pPr>
+              <w:pStyle w:val="Compact"/>
+            </w:pPr>
+            <w:r>
+              <w:t xml:space="preserve">Incidents are contained</w:t>
+            </w:r>
+          </w:p>
+        </w:tc>
+        <w:tc>
+          <w:tcPr/>
+          <w:p>
+            <w:pPr>
+              <w:pStyle w:val="Compact"/>
+            </w:pPr>
+            <w:r>
+              <w:t xml:space="preserve">Quarantine policy applied per workload</w:t>
+            </w:r>
+          </w:p>
+        </w:tc>
+      </w:tr>
+      <w:tr>
+        <w:tc>
+          <w:tcPr/>
+          <w:p>
+            <w:pPr>
+              <w:pStyle w:val="Compact"/>
+            </w:pPr>
+            <w:r>
+              <w:t xml:space="preserve">RS.MI-02</w:t>
+            </w:r>
+          </w:p>
+        </w:tc>
+        <w:tc>
+          <w:tcPr/>
+          <w:p>
+            <w:pPr>
+              <w:pStyle w:val="Compact"/>
+            </w:pPr>
+            <w:r>
+              <w:t xml:space="preserve">Incidents are eradicated</w:t>
+            </w:r>
+          </w:p>
+        </w:tc>
+        <w:tc>
+          <w:tcPr/>
+          <w:p>
+            <w:pPr>
+              <w:pStyle w:val="Compact"/>
+            </w:pPr>
+            <w:r>
+              <w:t xml:space="preserve">Compensating-control register; sustained policy enforcement</w:t>
             </w:r>
           </w:p>
         </w:tc>
       </w:tr>
     </w:tbl>
+    <w:p>
+      <w:pPr>
+        <w:pStyle w:val="BodyText"/>
+      </w:pPr>
+      <w:r>
+        <w:rPr>
+          <w:b/>
+          <w:bCs/>
+        </w:rPr>
+        <w:t xml:space="preserve">CSW Implementation:</w:t>
+      </w:r>
+    </w:p>
+    <w:p>
+      <w:pPr>
+        <w:pStyle w:val="SourceCode"/>
+      </w:pPr>
+      <w:r>
+        <w:rPr>
+          <w:rStyle w:val="VerbatimChar"/>
+        </w:rPr>
+        <w:t xml:space="preserve">Step 1: Standardise the six-artefact incident dossier template</w:t>
+      </w:r>
+      <w:r>
+        <w:br/>
+      </w:r>
+      <w:r>
+        <w:rPr>
+          <w:rStyle w:val="VerbatimChar"/>
+        </w:rPr>
+        <w:t xml:space="preserve">Step 2: Pre-build quarantine policy templates per scope</w:t>
+      </w:r>
+      <w:r>
+        <w:br/>
+      </w:r>
+      <w:r>
+        <w:rPr>
+          <w:rStyle w:val="VerbatimChar"/>
+        </w:rPr>
+        <w:t xml:space="preserve">Step 3: Train SOC analysts on CSW historical query workflow</w:t>
+      </w:r>
+      <w:r>
+        <w:br/>
+      </w:r>
+      <w:r>
+        <w:rPr>
+          <w:rStyle w:val="VerbatimChar"/>
+        </w:rPr>
+        <w:t xml:space="preserve">Step 4: Wire CSW alerts into the IR ticketing system</w:t>
+      </w:r>
+    </w:p>
     <w:p>
       <w:r>
         <w:pict>
@@ -6895,14 +7521,871 @@
         </w:pict>
       </w:r>
     </w:p>
-    <w:bookmarkEnd w:id="40"/>
-    <w:bookmarkStart w:id="41" w:name="X68dd0012cae91b2e3de20e6c6263d528f18d3bb"/>
+    <w:bookmarkEnd w:id="45"/>
+    <w:bookmarkEnd w:id="46"/>
+    <w:bookmarkStart w:id="47" w:name="X6bc25a2d1dc583610610323cbe3b65d12442c07"/>
     <w:p>
       <w:pPr>
         <w:pStyle w:val="Heading2"/>
       </w:pPr>
       <w:r>
-        <w:t xml:space="preserve">10. Auditor / Assessor Response Guide</w:t>
+        <w:t xml:space="preserve">10. Recover (RC) — Recovery Plan Execution, Communications</w:t>
+      </w:r>
+    </w:p>
+    <w:p>
+      <w:pPr>
+        <w:pStyle w:val="FirstParagraph"/>
+      </w:pPr>
+      <w:r>
+        <w:t xml:space="preserve">CSW is supporting in Recover. The primary controls are backups,</w:t>
+      </w:r>
+      <w:r>
+        <w:t xml:space="preserve"> </w:t>
+      </w:r>
+      <w:r>
+        <w:t xml:space="preserve">communications, and recovery-plan execution.</w:t>
+      </w:r>
+    </w:p>
+    <w:tbl>
+      <w:tblPr>
+        <w:tblStyle w:val="Table"/>
+        <w:tblW w:type="auto" w:w="0"/>
+        <w:tblLook w:firstRow="1" w:lastRow="0" w:firstColumn="0" w:lastColumn="0" w:noHBand="0" w:noVBand="0" w:val="0020"/>
+      </w:tblPr>
+      <w:tblGrid>
+        <w:gridCol w:w="2640"/>
+        <w:gridCol w:w="2640"/>
+        <w:gridCol w:w="2640"/>
+      </w:tblGrid>
+      <w:tr>
+        <w:trPr>
+          <w:tblHeader w:val="on"/>
+        </w:trPr>
+        <w:tc>
+          <w:tcPr/>
+          <w:p>
+            <w:pPr>
+              <w:pStyle w:val="Compact"/>
+            </w:pPr>
+            <w:r>
+              <w:t xml:space="preserve">Subcategory</w:t>
+            </w:r>
+          </w:p>
+        </w:tc>
+        <w:tc>
+          <w:tcPr/>
+          <w:p>
+            <w:pPr>
+              <w:pStyle w:val="Compact"/>
+            </w:pPr>
+            <w:r>
+              <w:t xml:space="preserve">Topic</w:t>
+            </w:r>
+          </w:p>
+        </w:tc>
+        <w:tc>
+          <w:tcPr/>
+          <w:p>
+            <w:pPr>
+              <w:pStyle w:val="Compact"/>
+            </w:pPr>
+            <w:r>
+              <w:t xml:space="preserve">CSW capability</w:t>
+            </w:r>
+          </w:p>
+        </w:tc>
+      </w:tr>
+      <w:tr>
+        <w:tc>
+          <w:tcPr/>
+          <w:p>
+            <w:pPr>
+              <w:pStyle w:val="Compact"/>
+            </w:pPr>
+            <w:r>
+              <w:t xml:space="preserve">RC.RP-01</w:t>
+            </w:r>
+          </w:p>
+        </w:tc>
+        <w:tc>
+          <w:tcPr/>
+          <w:p>
+            <w:pPr>
+              <w:pStyle w:val="Compact"/>
+            </w:pPr>
+            <w:r>
+              <w:t xml:space="preserve">The recovery portion of the incident response plan is executed once initiated from the incident response process</w:t>
+            </w:r>
+          </w:p>
+        </w:tc>
+        <w:tc>
+          <w:tcPr/>
+          <w:p>
+            <w:pPr>
+              <w:pStyle w:val="Compact"/>
+            </w:pPr>
+            <w:r>
+              <w:t xml:space="preserve">Pre-incident segmentation export available for re-application</w:t>
+            </w:r>
+          </w:p>
+        </w:tc>
+      </w:tr>
+      <w:tr>
+        <w:tc>
+          <w:tcPr/>
+          <w:p>
+            <w:pPr>
+              <w:pStyle w:val="Compact"/>
+            </w:pPr>
+            <w:r>
+              <w:t xml:space="preserve">RC.RP-02</w:t>
+            </w:r>
+          </w:p>
+        </w:tc>
+        <w:tc>
+          <w:tcPr/>
+          <w:p>
+            <w:pPr>
+              <w:pStyle w:val="Compact"/>
+            </w:pPr>
+            <w:r>
+              <w:t xml:space="preserve">Recovery actions are selected, scoped, prioritised, and performed</w:t>
+            </w:r>
+          </w:p>
+        </w:tc>
+        <w:tc>
+          <w:tcPr/>
+          <w:p>
+            <w:pPr>
+              <w:pStyle w:val="Compact"/>
+            </w:pPr>
+            <w:r>
+              <w:t xml:space="preserve">(Out of scope — recovery action selection is upstream)</w:t>
+            </w:r>
+          </w:p>
+        </w:tc>
+      </w:tr>
+      <w:tr>
+        <w:tc>
+          <w:tcPr/>
+          <w:p>
+            <w:pPr>
+              <w:pStyle w:val="Compact"/>
+            </w:pPr>
+            <w:r>
+              <w:t xml:space="preserve">RC.RP-03</w:t>
+            </w:r>
+          </w:p>
+        </w:tc>
+        <w:tc>
+          <w:tcPr/>
+          <w:p>
+            <w:pPr>
+              <w:pStyle w:val="Compact"/>
+            </w:pPr>
+            <w:r>
+              <w:t xml:space="preserve">The integrity of backups and other restoration assets is verified before using them for restoration</w:t>
+            </w:r>
+          </w:p>
+        </w:tc>
+        <w:tc>
+          <w:tcPr/>
+          <w:p>
+            <w:pPr>
+              <w:pStyle w:val="Compact"/>
+            </w:pPr>
+            <w:r>
+              <w:t xml:space="preserve">(Out of scope — backup integrity is upstream)</w:t>
+            </w:r>
+          </w:p>
+        </w:tc>
+      </w:tr>
+      <w:tr>
+        <w:tc>
+          <w:tcPr/>
+          <w:p>
+            <w:pPr>
+              <w:pStyle w:val="Compact"/>
+            </w:pPr>
+            <w:r>
+              <w:t xml:space="preserve">RC.RP-04</w:t>
+            </w:r>
+          </w:p>
+        </w:tc>
+        <w:tc>
+          <w:tcPr/>
+          <w:p>
+            <w:pPr>
+              <w:pStyle w:val="Compact"/>
+            </w:pPr>
+            <w:r>
+              <w:t xml:space="preserve">Critical mission functions and cybersecurity risk management are considered to establish post-incident operational norms</w:t>
+            </w:r>
+          </w:p>
+        </w:tc>
+        <w:tc>
+          <w:tcPr/>
+          <w:p>
+            <w:pPr>
+              <w:pStyle w:val="Compact"/>
+            </w:pPr>
+            <w:r>
+              <w:t xml:space="preserve">Post-recovery segmentation diff = evidence of new normal</w:t>
+            </w:r>
+          </w:p>
+        </w:tc>
+      </w:tr>
+      <w:tr>
+        <w:tc>
+          <w:tcPr/>
+          <w:p>
+            <w:pPr>
+              <w:pStyle w:val="Compact"/>
+            </w:pPr>
+            <w:r>
+              <w:t xml:space="preserve">RC.RP-05</w:t>
+            </w:r>
+          </w:p>
+        </w:tc>
+        <w:tc>
+          <w:tcPr/>
+          <w:p>
+            <w:pPr>
+              <w:pStyle w:val="Compact"/>
+            </w:pPr>
+            <w:r>
+              <w:t xml:space="preserve">The integrity of restored assets is verified, systems and services are restored, and normal operating status is confirmed</w:t>
+            </w:r>
+          </w:p>
+        </w:tc>
+        <w:tc>
+          <w:tcPr/>
+          <w:p>
+            <w:pPr>
+              <w:pStyle w:val="Compact"/>
+            </w:pPr>
+            <w:r>
+              <w:t xml:space="preserve">CSW re-baseline after recovery shows package + listening-port state</w:t>
+            </w:r>
+          </w:p>
+        </w:tc>
+      </w:tr>
+      <w:tr>
+        <w:tc>
+          <w:tcPr/>
+          <w:p>
+            <w:pPr>
+              <w:pStyle w:val="Compact"/>
+            </w:pPr>
+            <w:r>
+              <w:t xml:space="preserve">RC.RP-06</w:t>
+            </w:r>
+          </w:p>
+        </w:tc>
+        <w:tc>
+          <w:tcPr/>
+          <w:p>
+            <w:pPr>
+              <w:pStyle w:val="Compact"/>
+            </w:pPr>
+            <w:r>
+              <w:t xml:space="preserve">The end of incident recovery is declared based on criteria, and incident-related documentation is completed</w:t>
+            </w:r>
+          </w:p>
+        </w:tc>
+        <w:tc>
+          <w:tcPr/>
+          <w:p>
+            <w:pPr>
+              <w:pStyle w:val="Compact"/>
+            </w:pPr>
+            <w:r>
+              <w:t xml:space="preserve">Final dossier inclusion of post-recovery diff</w:t>
+            </w:r>
+          </w:p>
+        </w:tc>
+      </w:tr>
+    </w:tbl>
+    <w:p>
+      <w:r>
+        <w:pict>
+          <v:rect style="width:0;height:1.5pt" o:hralign="center" o:hrstd="t" o:hr="t"/>
+        </w:pict>
+      </w:r>
+    </w:p>
+    <w:bookmarkEnd w:id="47"/>
+    <w:bookmarkStart w:id="48" w:name="Xc2048862773ce2ef68008af8c80f7ed5c8a1e2c"/>
+    <w:p>
+      <w:pPr>
+        <w:pStyle w:val="Heading2"/>
+      </w:pPr>
+      <w:r>
+        <w:t xml:space="preserve">11. Mapping Table — CSF 2.0 Subcategory → CSW Capability</w:t>
+      </w:r>
+    </w:p>
+    <w:p>
+      <w:pPr>
+        <w:pStyle w:val="FirstParagraph"/>
+      </w:pPr>
+      <w:r>
+        <w:t xml:space="preserve">(Consolidated from sections 5–10)</w:t>
+      </w:r>
+    </w:p>
+    <w:tbl>
+      <w:tblPr>
+        <w:tblStyle w:val="Table"/>
+        <w:tblW w:type="auto" w:w="0"/>
+        <w:tblLook w:firstRow="1" w:lastRow="0" w:firstColumn="0" w:lastColumn="0" w:noHBand="0" w:noVBand="0" w:val="0020"/>
+      </w:tblPr>
+      <w:tblGrid>
+        <w:gridCol w:w="2640"/>
+        <w:gridCol w:w="2640"/>
+        <w:gridCol w:w="2640"/>
+      </w:tblGrid>
+      <w:tr>
+        <w:trPr>
+          <w:tblHeader w:val="on"/>
+        </w:trPr>
+        <w:tc>
+          <w:tcPr/>
+          <w:p>
+            <w:pPr>
+              <w:pStyle w:val="Compact"/>
+            </w:pPr>
+            <w:r>
+              <w:t xml:space="preserve">Subcategory</w:t>
+            </w:r>
+          </w:p>
+        </w:tc>
+        <w:tc>
+          <w:tcPr/>
+          <w:p>
+            <w:pPr>
+              <w:pStyle w:val="Compact"/>
+            </w:pPr>
+            <w:r>
+              <w:t xml:space="preserve">Topic</w:t>
+            </w:r>
+          </w:p>
+        </w:tc>
+        <w:tc>
+          <w:tcPr/>
+          <w:p>
+            <w:pPr>
+              <w:pStyle w:val="Compact"/>
+            </w:pPr>
+            <w:r>
+              <w:t xml:space="preserve">CSW capability</w:t>
+            </w:r>
+          </w:p>
+        </w:tc>
+      </w:tr>
+      <w:tr>
+        <w:tc>
+          <w:tcPr/>
+          <w:p>
+            <w:pPr>
+              <w:pStyle w:val="Compact"/>
+            </w:pPr>
+            <w:r>
+              <w:t xml:space="preserve">GV.OV-01/02/03</w:t>
+            </w:r>
+          </w:p>
+        </w:tc>
+        <w:tc>
+          <w:tcPr/>
+          <w:p>
+            <w:pPr>
+              <w:pStyle w:val="Compact"/>
+            </w:pPr>
+            <w:r>
+              <w:t xml:space="preserve">Oversight</w:t>
+            </w:r>
+          </w:p>
+        </w:tc>
+        <w:tc>
+          <w:tcPr/>
+          <w:p>
+            <w:pPr>
+              <w:pStyle w:val="Compact"/>
+            </w:pPr>
+            <w:r>
+              <w:t xml:space="preserve">Quarterly evidence pack to management body</w:t>
+            </w:r>
+          </w:p>
+        </w:tc>
+      </w:tr>
+      <w:tr>
+        <w:tc>
+          <w:tcPr/>
+          <w:p>
+            <w:pPr>
+              <w:pStyle w:val="Compact"/>
+            </w:pPr>
+            <w:r>
+              <w:t xml:space="preserve">GV.SC-04/07/09/10</w:t>
+            </w:r>
+          </w:p>
+        </w:tc>
+        <w:tc>
+          <w:tcPr/>
+          <w:p>
+            <w:pPr>
+              <w:pStyle w:val="Compact"/>
+            </w:pPr>
+            <w:r>
+              <w:t xml:space="preserve">Supply chain</w:t>
+            </w:r>
+          </w:p>
+        </w:tc>
+        <w:tc>
+          <w:tcPr/>
+          <w:p>
+            <w:pPr>
+              <w:pStyle w:val="Compact"/>
+            </w:pPr>
+            <w:r>
+              <w:t xml:space="preserve">Vendor-egress observation + reconciliation</w:t>
+            </w:r>
+          </w:p>
+        </w:tc>
+      </w:tr>
+      <w:tr>
+        <w:tc>
+          <w:tcPr/>
+          <w:p>
+            <w:pPr>
+              <w:pStyle w:val="Compact"/>
+            </w:pPr>
+            <w:r>
+              <w:t xml:space="preserve">ID.AM-01 to 08</w:t>
+            </w:r>
+          </w:p>
+        </w:tc>
+        <w:tc>
+          <w:tcPr/>
+          <w:p>
+            <w:pPr>
+              <w:pStyle w:val="Compact"/>
+            </w:pPr>
+            <w:r>
+              <w:t xml:space="preserve">Asset management</w:t>
+            </w:r>
+          </w:p>
+        </w:tc>
+        <w:tc>
+          <w:tcPr/>
+          <w:p>
+            <w:pPr>
+              <w:pStyle w:val="Compact"/>
+            </w:pPr>
+            <w:r>
+              <w:t xml:space="preserve">Continuous inventory + ADM + EOL tagging</w:t>
+            </w:r>
+          </w:p>
+        </w:tc>
+      </w:tr>
+      <w:tr>
+        <w:tc>
+          <w:tcPr/>
+          <w:p>
+            <w:pPr>
+              <w:pStyle w:val="Compact"/>
+            </w:pPr>
+            <w:r>
+              <w:t xml:space="preserve">ID.RA-01/05/06/07</w:t>
+            </w:r>
+          </w:p>
+        </w:tc>
+        <w:tc>
+          <w:tcPr/>
+          <w:p>
+            <w:pPr>
+              <w:pStyle w:val="Compact"/>
+            </w:pPr>
+            <w:r>
+              <w:t xml:space="preserve">Risk assessment</w:t>
+            </w:r>
+          </w:p>
+        </w:tc>
+        <w:tc>
+          <w:tcPr/>
+          <w:p>
+            <w:pPr>
+              <w:pStyle w:val="Compact"/>
+            </w:pPr>
+            <w:r>
+              <w:t xml:space="preserve">CVE inventory + reachability + drift</w:t>
+            </w:r>
+          </w:p>
+        </w:tc>
+      </w:tr>
+      <w:tr>
+        <w:tc>
+          <w:tcPr/>
+          <w:p>
+            <w:pPr>
+              <w:pStyle w:val="Compact"/>
+            </w:pPr>
+            <w:r>
+              <w:t xml:space="preserve">PR.AA-01/05</w:t>
+            </w:r>
+          </w:p>
+        </w:tc>
+        <w:tc>
+          <w:tcPr/>
+          <w:p>
+            <w:pPr>
+              <w:pStyle w:val="Compact"/>
+            </w:pPr>
+            <w:r>
+              <w:t xml:space="preserve">Identity &amp; access</w:t>
+            </w:r>
+          </w:p>
+        </w:tc>
+        <w:tc>
+          <w:tcPr/>
+          <w:p>
+            <w:pPr>
+              <w:pStyle w:val="Compact"/>
+            </w:pPr>
+            <w:r>
+              <w:t xml:space="preserve">Workload-side enforcement</w:t>
+            </w:r>
+          </w:p>
+        </w:tc>
+      </w:tr>
+      <w:tr>
+        <w:tc>
+          <w:tcPr/>
+          <w:p>
+            <w:pPr>
+              <w:pStyle w:val="Compact"/>
+            </w:pPr>
+            <w:r>
+              <w:t xml:space="preserve">PR.DS-02</w:t>
+            </w:r>
+          </w:p>
+        </w:tc>
+        <w:tc>
+          <w:tcPr/>
+          <w:p>
+            <w:pPr>
+              <w:pStyle w:val="Compact"/>
+            </w:pPr>
+            <w:r>
+              <w:t xml:space="preserve">Data-in-transit</w:t>
+            </w:r>
+          </w:p>
+        </w:tc>
+        <w:tc>
+          <w:tcPr/>
+          <w:p>
+            <w:pPr>
+              <w:pStyle w:val="Compact"/>
+            </w:pPr>
+            <w:r>
+              <w:t xml:space="preserve">Plaintext DENY enforcement</w:t>
+            </w:r>
+          </w:p>
+        </w:tc>
+      </w:tr>
+      <w:tr>
+        <w:tc>
+          <w:tcPr/>
+          <w:p>
+            <w:pPr>
+              <w:pStyle w:val="Compact"/>
+            </w:pPr>
+            <w:r>
+              <w:t xml:space="preserve">PR.IR-01/03</w:t>
+            </w:r>
+          </w:p>
+        </w:tc>
+        <w:tc>
+          <w:tcPr/>
+          <w:p>
+            <w:pPr>
+              <w:pStyle w:val="Compact"/>
+            </w:pPr>
+            <w:r>
+              <w:t xml:space="preserve">Infrastructure resilience</w:t>
+            </w:r>
+          </w:p>
+        </w:tc>
+        <w:tc>
+          <w:tcPr/>
+          <w:p>
+            <w:pPr>
+              <w:pStyle w:val="Compact"/>
+            </w:pPr>
+            <w:r>
+              <w:t xml:space="preserve">Segmentation enforcement; quarantine policy</w:t>
+            </w:r>
+          </w:p>
+        </w:tc>
+      </w:tr>
+      <w:tr>
+        <w:tc>
+          <w:tcPr/>
+          <w:p>
+            <w:pPr>
+              <w:pStyle w:val="Compact"/>
+            </w:pPr>
+            <w:r>
+              <w:t xml:space="preserve">PR.PS-01 to 06</w:t>
+            </w:r>
+          </w:p>
+        </w:tc>
+        <w:tc>
+          <w:tcPr/>
+          <w:p>
+            <w:pPr>
+              <w:pStyle w:val="Compact"/>
+            </w:pPr>
+            <w:r>
+              <w:t xml:space="preserve">Platform security</w:t>
+            </w:r>
+          </w:p>
+        </w:tc>
+        <w:tc>
+          <w:tcPr/>
+          <w:p>
+            <w:pPr>
+              <w:pStyle w:val="Compact"/>
+            </w:pPr>
+            <w:r>
+              <w:t xml:space="preserve">Baseline + drift + EOL + SIEM + behavioural rules</w:t>
+            </w:r>
+          </w:p>
+        </w:tc>
+      </w:tr>
+      <w:tr>
+        <w:tc>
+          <w:tcPr/>
+          <w:p>
+            <w:pPr>
+              <w:pStyle w:val="Compact"/>
+            </w:pPr>
+            <w:r>
+              <w:t xml:space="preserve">DE.CM-01/03/06/09</w:t>
+            </w:r>
+          </w:p>
+        </w:tc>
+        <w:tc>
+          <w:tcPr/>
+          <w:p>
+            <w:pPr>
+              <w:pStyle w:val="Compact"/>
+            </w:pPr>
+            <w:r>
+              <w:t xml:space="preserve">Continuous monitoring</w:t>
+            </w:r>
+          </w:p>
+        </w:tc>
+        <w:tc>
+          <w:tcPr/>
+          <w:p>
+            <w:pPr>
+              <w:pStyle w:val="Compact"/>
+            </w:pPr>
+            <w:r>
+              <w:t xml:space="preserve">Workload telemetry + behavioural rules</w:t>
+            </w:r>
+          </w:p>
+        </w:tc>
+      </w:tr>
+      <w:tr>
+        <w:tc>
+          <w:tcPr/>
+          <w:p>
+            <w:pPr>
+              <w:pStyle w:val="Compact"/>
+            </w:pPr>
+            <w:r>
+              <w:t xml:space="preserve">DE.AE-02/03/04/06/07/08</w:t>
+            </w:r>
+          </w:p>
+        </w:tc>
+        <w:tc>
+          <w:tcPr/>
+          <w:p>
+            <w:pPr>
+              <w:pStyle w:val="Compact"/>
+            </w:pPr>
+            <w:r>
+              <w:t xml:space="preserve">Adverse event analysis</w:t>
+            </w:r>
+          </w:p>
+        </w:tc>
+        <w:tc>
+          <w:tcPr/>
+          <w:p>
+            <w:pPr>
+              <w:pStyle w:val="Compact"/>
+            </w:pPr>
+            <w:r>
+              <w:t xml:space="preserve">Forensic timeline + SIEM correlation + threat intel</w:t>
+            </w:r>
+          </w:p>
+        </w:tc>
+      </w:tr>
+      <w:tr>
+        <w:tc>
+          <w:tcPr/>
+          <w:p>
+            <w:pPr>
+              <w:pStyle w:val="Compact"/>
+            </w:pPr>
+            <w:r>
+              <w:t xml:space="preserve">RS.MA-01 to 05</w:t>
+            </w:r>
+          </w:p>
+        </w:tc>
+        <w:tc>
+          <w:tcPr/>
+          <w:p>
+            <w:pPr>
+              <w:pStyle w:val="Compact"/>
+            </w:pPr>
+            <w:r>
+              <w:t xml:space="preserve">Incident management</w:t>
+            </w:r>
+          </w:p>
+        </w:tc>
+        <w:tc>
+          <w:tcPr/>
+          <w:p>
+            <w:pPr>
+              <w:pStyle w:val="Compact"/>
+            </w:pPr>
+            <w:r>
+              <w:t xml:space="preserve">Six-artefact dossier + severity routing</w:t>
+            </w:r>
+          </w:p>
+        </w:tc>
+      </w:tr>
+      <w:tr>
+        <w:tc>
+          <w:tcPr/>
+          <w:p>
+            <w:pPr>
+              <w:pStyle w:val="Compact"/>
+            </w:pPr>
+            <w:r>
+              <w:t xml:space="preserve">RS.AN-03/06/07/08</w:t>
+            </w:r>
+          </w:p>
+        </w:tc>
+        <w:tc>
+          <w:tcPr/>
+          <w:p>
+            <w:pPr>
+              <w:pStyle w:val="Compact"/>
+            </w:pPr>
+            <w:r>
+              <w:t xml:space="preserve">Incident analysis</w:t>
+            </w:r>
+          </w:p>
+        </w:tc>
+        <w:tc>
+          <w:tcPr/>
+          <w:p>
+            <w:pPr>
+              <w:pStyle w:val="Compact"/>
+            </w:pPr>
+            <w:r>
+              <w:t xml:space="preserve">Process + flow timeline + magnitude estimate</w:t>
+            </w:r>
+          </w:p>
+        </w:tc>
+      </w:tr>
+      <w:tr>
+        <w:tc>
+          <w:tcPr/>
+          <w:p>
+            <w:pPr>
+              <w:pStyle w:val="Compact"/>
+            </w:pPr>
+            <w:r>
+              <w:t xml:space="preserve">RS.MI-01/02</w:t>
+            </w:r>
+          </w:p>
+        </w:tc>
+        <w:tc>
+          <w:tcPr/>
+          <w:p>
+            <w:pPr>
+              <w:pStyle w:val="Compact"/>
+            </w:pPr>
+            <w:r>
+              <w:t xml:space="preserve">Incident mitigation</w:t>
+            </w:r>
+          </w:p>
+        </w:tc>
+        <w:tc>
+          <w:tcPr/>
+          <w:p>
+            <w:pPr>
+              <w:pStyle w:val="Compact"/>
+            </w:pPr>
+            <w:r>
+              <w:t xml:space="preserve">Quarantine policy + compensating controls</w:t>
+            </w:r>
+          </w:p>
+        </w:tc>
+      </w:tr>
+      <w:tr>
+        <w:tc>
+          <w:tcPr/>
+          <w:p>
+            <w:pPr>
+              <w:pStyle w:val="Compact"/>
+            </w:pPr>
+            <w:r>
+              <w:t xml:space="preserve">RC.RP-04/05/06</w:t>
+            </w:r>
+          </w:p>
+        </w:tc>
+        <w:tc>
+          <w:tcPr/>
+          <w:p>
+            <w:pPr>
+              <w:pStyle w:val="Compact"/>
+            </w:pPr>
+            <w:r>
+              <w:t xml:space="preserve">Recovery actions (evidence)</w:t>
+            </w:r>
+          </w:p>
+        </w:tc>
+        <w:tc>
+          <w:tcPr/>
+          <w:p>
+            <w:pPr>
+              <w:pStyle w:val="Compact"/>
+            </w:pPr>
+            <w:r>
+              <w:t xml:space="preserve">Post-recovery segmentation diff + re-baseline</w:t>
+            </w:r>
+          </w:p>
+        </w:tc>
+      </w:tr>
+    </w:tbl>
+    <w:p>
+      <w:r>
+        <w:pict>
+          <v:rect style="width:0;height:1.5pt" o:hralign="center" o:hrstd="t" o:hr="t"/>
+        </w:pict>
+      </w:r>
+    </w:p>
+    <w:bookmarkEnd w:id="48"/>
+    <w:bookmarkStart w:id="49" w:name="X0eaee8032907ffed24b7130868eb9d36cdb7838"/>
+    <w:p>
+      <w:pPr>
+        <w:pStyle w:val="Heading2"/>
+      </w:pPr>
+      <w:r>
+        <w:t xml:space="preserve">12. Auditor / Assessor Response Guide</w:t>
       </w:r>
     </w:p>
     <w:p>
@@ -7150,14 +8633,14 @@
         </w:pict>
       </w:r>
     </w:p>
-    <w:bookmarkEnd w:id="41"/>
-    <w:bookmarkStart w:id="48" w:name="X8f9a9f3252b5de75e1ac5a6dfab372422eeb4a5"/>
+    <w:bookmarkEnd w:id="49"/>
+    <w:bookmarkStart w:id="57" w:name="Xaac4b8439b2e394a10e51f33ec42930ec3f5bcf"/>
     <w:p>
       <w:pPr>
         <w:pStyle w:val="Heading2"/>
       </w:pPr>
       <w:r>
-        <w:t xml:space="preserve">11. Related Frameworks</w:t>
+        <w:t xml:space="preserve">13. Related Frameworks</w:t>
       </w:r>
     </w:p>
     <w:p>
@@ -7176,7 +8659,6 @@
     </w:p>
     <w:p>
       <w:pPr>
-        <w:pStyle w:val="Compact"/>
         <w:numPr>
           <w:ilvl w:val="0"/>
           <w:numId w:val="1019"/>
@@ -7243,7 +8725,7 @@
       <w:r>
         <w:t xml:space="preserve"> </w:t>
       </w:r>
-      <w:hyperlink r:id="rId42">
+      <w:hyperlink r:id="rId50">
         <w:r>
           <w:rPr>
             <w:rStyle w:val="Hyperlink"/>
@@ -7257,7 +8739,6 @@
     </w:p>
     <w:p>
       <w:pPr>
-        <w:pStyle w:val="Compact"/>
         <w:numPr>
           <w:ilvl w:val="0"/>
           <w:numId w:val="1019"/>
@@ -7324,7 +8805,7 @@
       <w:r>
         <w:t xml:space="preserve"> </w:t>
       </w:r>
-      <w:hyperlink r:id="rId43">
+      <w:hyperlink r:id="rId51">
         <w:r>
           <w:rPr>
             <w:rStyle w:val="Hyperlink"/>
@@ -7338,7 +8819,6 @@
     </w:p>
     <w:p>
       <w:pPr>
-        <w:pStyle w:val="Compact"/>
         <w:numPr>
           <w:ilvl w:val="0"/>
           <w:numId w:val="1019"/>
@@ -7372,7 +8852,7 @@
       <w:r>
         <w:t xml:space="preserve"> </w:t>
       </w:r>
-      <w:hyperlink r:id="rId44">
+      <w:hyperlink r:id="rId52">
         <w:r>
           <w:rPr>
             <w:rStyle w:val="Hyperlink"/>
@@ -7386,7 +8866,6 @@
     </w:p>
     <w:p>
       <w:pPr>
-        <w:pStyle w:val="Compact"/>
         <w:numPr>
           <w:ilvl w:val="0"/>
           <w:numId w:val="1019"/>
@@ -7414,7 +8893,7 @@
       <w:r>
         <w:t xml:space="preserve"> </w:t>
       </w:r>
-      <w:hyperlink r:id="rId45">
+      <w:hyperlink r:id="rId53">
         <w:r>
           <w:rPr>
             <w:rStyle w:val="Hyperlink"/>
@@ -7428,7 +8907,6 @@
     </w:p>
     <w:p>
       <w:pPr>
-        <w:pStyle w:val="Compact"/>
         <w:numPr>
           <w:ilvl w:val="0"/>
           <w:numId w:val="1019"/>
@@ -7456,7 +8934,7 @@
       <w:r>
         <w:t xml:space="preserve"> </w:t>
       </w:r>
-      <w:hyperlink r:id="rId46">
+      <w:hyperlink r:id="rId54">
         <w:r>
           <w:rPr>
             <w:rStyle w:val="Hyperlink"/>
@@ -7470,7 +8948,6 @@
     </w:p>
     <w:p>
       <w:pPr>
-        <w:pStyle w:val="Compact"/>
         <w:numPr>
           <w:ilvl w:val="0"/>
           <w:numId w:val="1019"/>
@@ -7498,7 +8975,7 @@
       <w:r>
         <w:t xml:space="preserve"> </w:t>
       </w:r>
-      <w:hyperlink r:id="rId47">
+      <w:hyperlink r:id="rId55">
         <w:r>
           <w:rPr>
             <w:rStyle w:val="Hyperlink"/>
@@ -7511,20 +8988,55 @@
       </w:r>
     </w:p>
     <w:p>
+      <w:pPr>
+        <w:numPr>
+          <w:ilvl w:val="0"/>
+          <w:numId w:val="1019"/>
+        </w:numPr>
+      </w:pPr>
+      <w:r>
+        <w:rPr>
+          <w:b/>
+          <w:bCs/>
+        </w:rPr>
+        <w:t xml:space="preserve">UK NCSC CAF v3.2</w:t>
+      </w:r>
+      <w:r>
+        <w:t xml:space="preserve"> </w:t>
+      </w:r>
+      <w:r>
+        <w:t xml:space="preserve">— CSF outcomes are the reuse language for CAF A–D (see</w:t>
+      </w:r>
+      <w:r>
+        <w:t xml:space="preserve"> </w:t>
+      </w:r>
+      <w:hyperlink r:id="rId56">
+        <w:r>
+          <w:rPr>
+            <w:rStyle w:val="Hyperlink"/>
+          </w:rPr>
+          <w:t xml:space="preserve">CAF crosswalk</w:t>
+        </w:r>
+      </w:hyperlink>
+      <w:r>
+        <w:t xml:space="preserve">).</w:t>
+      </w:r>
+    </w:p>
+    <w:p>
       <w:r>
         <w:pict>
           <v:rect style="width:0;height:1.5pt" o:hralign="center" o:hrstd="t" o:hr="t"/>
         </w:pict>
       </w:r>
     </w:p>
-    <w:bookmarkEnd w:id="48"/>
-    <w:bookmarkStart w:id="50" w:name="X04f670042e62eae3fa205a1d6654d5f22ae8b78"/>
+    <w:bookmarkEnd w:id="57"/>
+    <w:bookmarkStart w:id="59" w:name="X6d39dee548fe562094e426737d693407d1c0f0f"/>
     <w:p>
       <w:pPr>
         <w:pStyle w:val="Heading2"/>
       </w:pPr>
       <w:r>
-        <w:t xml:space="preserve">12. Disclaimer</w:t>
+        <w:t xml:space="preserve">14. Disclaimer</w:t>
       </w:r>
     </w:p>
     <w:p>
@@ -7613,7 +9125,7 @@
       <w:r>
         <w:t xml:space="preserve"> </w:t>
       </w:r>
-      <w:hyperlink r:id="rId49">
+      <w:hyperlink r:id="rId58">
         <w:r>
           <w:rPr>
             <w:rStyle w:val="Hyperlink"/>
@@ -7769,8 +9281,8 @@
         <w:t xml:space="preserve">relied upon in a formal compliance engagement.</w:t>
       </w:r>
     </w:p>
-    <w:bookmarkEnd w:id="50"/>
-    <w:bookmarkEnd w:id="51"/>
+    <w:bookmarkEnd w:id="59"/>
+    <w:bookmarkEnd w:id="60"/>
     <w:sectPr>
       <w:footnotePr>
         <w:numRestart w:val="eachSect"/>
